--- a/docs/Manual_Entrega_Nomina_Docente.docx
+++ b/docs/Manual_Entrega_Nomina_Docente.docx
@@ -589,6 +589,21 @@
           <w:sz w:val="18"/>
         </w:rPr>
         <w:t>Administrador general protegido.</w:t>
+      </w:r>
+    </w:p>
+    <w:p>
+      <w:pPr>
+        <w:pStyle w:val="ListBullet"/>
+        <w:spacing w:after="40"/>
+      </w:pPr>
+      <w:r>
+        <w:rPr>
+          <w:rFonts w:ascii="Aptos" w:hAnsi="Aptos"/>
+          <w:b w:val="0"/>
+          <w:color w:val="334155"/>
+          <w:sz w:val="18"/>
+        </w:rPr>
+        <w:t>Catálogos administrativos para asignaturas y tabuladores.</w:t>
       </w:r>
     </w:p>
     <w:p>
@@ -5344,6 +5359,107 @@
           <w:p>
             <w:pPr>
               <w:spacing w:after="0"/>
+              <w:jc w:val="left"/>
+            </w:pPr>
+            <w:r>
+              <w:rPr>
+                <w:rFonts w:ascii="Aptos" w:hAnsi="Aptos"/>
+                <w:b w:val="0"/>
+                <w:color w:val="334155"/>
+                <w:sz w:val="16"/>
+              </w:rPr>
+              <w:t>Catálogos Administrativos</w:t>
+            </w:r>
+          </w:p>
+        </w:tc>
+        <w:tc>
+          <w:tcPr>
+            <w:tcW w:type="dxa" w:w="3437"/>
+            <w:vAlign w:val="center"/>
+            <w:tcMar>
+              <w:top w:w="110" w:type="dxa"/>
+              <w:start w:w="120" w:type="dxa"/>
+              <w:bottom w:w="110" w:type="dxa"/>
+              <w:end w:w="120" w:type="dxa"/>
+            </w:tcMar>
+            <w:tcBorders>
+              <w:top w:val="single" w:sz="4" w:space="0" w:color="B7D4CC"/>
+              <w:left w:val="single" w:sz="4" w:space="0" w:color="B7D4CC"/>
+              <w:bottom w:val="single" w:sz="4" w:space="0" w:color="B7D4CC"/>
+              <w:right w:val="single" w:sz="4" w:space="0" w:color="B7D4CC"/>
+            </w:tcBorders>
+          </w:tcPr>
+          <w:p>
+            <w:pPr>
+              <w:spacing w:after="0"/>
+              <w:jc w:val="center"/>
+            </w:pPr>
+            <w:r>
+              <w:rPr>
+                <w:rFonts w:ascii="Aptos" w:hAnsi="Aptos"/>
+                <w:b w:val="0"/>
+                <w:color w:val="334155"/>
+                <w:sz w:val="16"/>
+              </w:rPr>
+              <w:t>/catalogos</w:t>
+            </w:r>
+          </w:p>
+        </w:tc>
+        <w:tc>
+          <w:tcPr>
+            <w:tcW w:type="dxa" w:w="3437"/>
+            <w:vAlign w:val="center"/>
+            <w:tcMar>
+              <w:top w:w="110" w:type="dxa"/>
+              <w:start w:w="120" w:type="dxa"/>
+              <w:bottom w:w="110" w:type="dxa"/>
+              <w:end w:w="120" w:type="dxa"/>
+            </w:tcMar>
+            <w:tcBorders>
+              <w:top w:val="single" w:sz="4" w:space="0" w:color="B7D4CC"/>
+              <w:left w:val="single" w:sz="4" w:space="0" w:color="B7D4CC"/>
+              <w:bottom w:val="single" w:sz="4" w:space="0" w:color="B7D4CC"/>
+              <w:right w:val="single" w:sz="4" w:space="0" w:color="B7D4CC"/>
+            </w:tcBorders>
+          </w:tcPr>
+          <w:p>
+            <w:pPr>
+              <w:spacing w:after="0"/>
+              <w:jc w:val="left"/>
+            </w:pPr>
+            <w:r>
+              <w:rPr>
+                <w:rFonts w:ascii="Aptos" w:hAnsi="Aptos"/>
+                <w:b w:val="0"/>
+                <w:color w:val="334155"/>
+                <w:sz w:val="16"/>
+              </w:rPr>
+              <w:t>Asignaturas y tabuladores de pago</w:t>
+            </w:r>
+          </w:p>
+        </w:tc>
+      </w:tr>
+      <w:tr>
+        <w:tc>
+          <w:tcPr>
+            <w:tcW w:type="dxa" w:w="3437"/>
+            <w:vAlign w:val="center"/>
+            <w:tcMar>
+              <w:top w:w="110" w:type="dxa"/>
+              <w:start w:w="120" w:type="dxa"/>
+              <w:bottom w:w="110" w:type="dxa"/>
+              <w:end w:w="120" w:type="dxa"/>
+            </w:tcMar>
+            <w:tcBorders>
+              <w:top w:val="single" w:sz="4" w:space="0" w:color="B7D4CC"/>
+              <w:left w:val="single" w:sz="4" w:space="0" w:color="B7D4CC"/>
+              <w:bottom w:val="single" w:sz="4" w:space="0" w:color="B7D4CC"/>
+              <w:right w:val="single" w:sz="4" w:space="0" w:color="B7D4CC"/>
+            </w:tcBorders>
+          </w:tcPr>
+          <w:p>
+            <w:pPr>
+              <w:spacing w:after="0"/>
               <w:jc w:val="center"/>
             </w:pPr>
             <w:r>
@@ -6390,7 +6506,7 @@
         <w:pStyle w:val="Heading2"/>
       </w:pPr>
       <w:r>
-        <w:t>6.4 Directorio Docente</w:t>
+        <w:t>6.3.1 Catálogos Administrativos</w:t>
       </w:r>
     </w:p>
     <w:p>
@@ -6404,7 +6520,7 @@
           <w:color w:val="334155"/>
           <w:sz w:val="18"/>
         </w:rPr>
-        <w:t>Administra la base maestra de docentes. Incluye:</w:t>
+        <w:t>Módulo exclusivo para administradores. Permite gestionar los catálogos usados por captura de horarios, extras y nómina:</w:t>
       </w:r>
     </w:p>
     <w:p>
@@ -6419,7 +6535,7 @@
           <w:color w:val="334155"/>
           <w:sz w:val="18"/>
         </w:rPr>
-        <w:t>Nombre.</w:t>
+        <w:t>Alta y edición de asignaturas.</w:t>
       </w:r>
     </w:p>
     <w:p>
@@ -6434,7 +6550,7 @@
           <w:color w:val="334155"/>
           <w:sz w:val="18"/>
         </w:rPr>
-        <w:t>RFC.</w:t>
+        <w:t>Activación e inactivación de asignaturas.</w:t>
       </w:r>
     </w:p>
     <w:p>
@@ -6449,7 +6565,7 @@
           <w:color w:val="334155"/>
           <w:sz w:val="18"/>
         </w:rPr>
-        <w:t>Correo.</w:t>
+        <w:t>Alta y edición de tabuladores.</w:t>
       </w:r>
     </w:p>
     <w:p>
@@ -6464,7 +6580,7 @@
           <w:color w:val="334155"/>
           <w:sz w:val="18"/>
         </w:rPr>
-        <w:t>Teléfono.</w:t>
+        <w:t>Modificación del monto por hora.</w:t>
       </w:r>
     </w:p>
     <w:p>
@@ -6479,7 +6595,7 @@
           <w:color w:val="334155"/>
           <w:sz w:val="18"/>
         </w:rPr>
-        <w:t>Categoría docente.</w:t>
+        <w:t>Activación e inactivación de tabuladores.</w:t>
       </w:r>
     </w:p>
     <w:p>
@@ -6494,7 +6610,7 @@
           <w:color w:val="334155"/>
           <w:sz w:val="18"/>
         </w:rPr>
-        <w:t>Estatus ACTIVO / INACTIVO.</w:t>
+        <w:t>Orden de visualización de tabuladores.</w:t>
       </w:r>
     </w:p>
     <w:p>
@@ -6509,7 +6625,21 @@
           <w:color w:val="334155"/>
           <w:sz w:val="18"/>
         </w:rPr>
-        <w:t>Coordinación.</w:t>
+        <w:t>Consulta de uso operativo e histórico.</w:t>
+      </w:r>
+    </w:p>
+    <w:p>
+      <w:pPr>
+        <w:spacing w:after="100"/>
+      </w:pPr>
+      <w:r>
+        <w:rPr>
+          <w:rFonts w:ascii="Aptos" w:hAnsi="Aptos"/>
+          <w:b w:val="0"/>
+          <w:color w:val="334155"/>
+          <w:sz w:val="18"/>
+        </w:rPr>
+        <w:t>Reglas clave:</w:t>
       </w:r>
     </w:p>
     <w:p>
@@ -6524,7 +6654,7 @@
           <w:color w:val="334155"/>
           <w:sz w:val="18"/>
         </w:rPr>
-        <w:t>Tipo de pago.</w:t>
+        <w:t>Inactivar un catálogo lo oculta de nuevas capturas, pero conserva los históricos.</w:t>
       </w:r>
     </w:p>
     <w:p>
@@ -6539,7 +6669,7 @@
           <w:color w:val="334155"/>
           <w:sz w:val="18"/>
         </w:rPr>
-        <w:t>Datos bancarios.</w:t>
+        <w:t>Los horarios y nóminas guardadas conservan el nombre y monto capturado como snapshot.</w:t>
       </w:r>
     </w:p>
     <w:p>
@@ -6554,7 +6684,7 @@
           <w:color w:val="334155"/>
           <w:sz w:val="18"/>
         </w:rPr>
-        <w:t>Datos fiscales.</w:t>
+        <w:t>Cambiar un tabulador no recalcula nóminas históricas.</w:t>
       </w:r>
     </w:p>
     <w:p>
@@ -6569,7 +6699,15 @@
           <w:color w:val="334155"/>
           <w:sz w:val="18"/>
         </w:rPr>
-        <w:t>Constancia fiscal.</w:t>
+        <w:t>Las acciones quedan registradas en auditoría.</w:t>
+      </w:r>
+    </w:p>
+    <w:p>
+      <w:pPr>
+        <w:pStyle w:val="Heading2"/>
+      </w:pPr>
+      <w:r>
+        <w:t>6.4 Directorio Docente</w:t>
       </w:r>
     </w:p>
     <w:p>
@@ -6583,7 +6721,7 @@
           <w:color w:val="334155"/>
           <w:sz w:val="18"/>
         </w:rPr>
-        <w:t>Reglas clave:</w:t>
+        <w:t>Administra la base maestra de docentes. Incluye:</w:t>
       </w:r>
     </w:p>
     <w:p>
@@ -6598,7 +6736,7 @@
           <w:color w:val="334155"/>
           <w:sz w:val="18"/>
         </w:rPr>
-        <w:t>Solo docentes ACTIVO pueden participar en horarios y extras.</w:t>
+        <w:t>Nombre.</w:t>
       </w:r>
     </w:p>
     <w:p>
@@ -6613,7 +6751,7 @@
           <w:color w:val="334155"/>
           <w:sz w:val="18"/>
         </w:rPr>
-        <w:t>Los docentes pueden exportarse en CSV.</w:t>
+        <w:t>RFC.</w:t>
       </w:r>
     </w:p>
     <w:p>
@@ -6628,7 +6766,7 @@
           <w:color w:val="334155"/>
           <w:sz w:val="18"/>
         </w:rPr>
-        <w:t>Existe exportación de docentes activos.</w:t>
+        <w:t>Correo.</w:t>
       </w:r>
     </w:p>
     <w:p>
@@ -6643,7 +6781,7 @@
           <w:color w:val="334155"/>
           <w:sz w:val="18"/>
         </w:rPr>
-        <w:t>Existe exportación completa con historial de cambios.</w:t>
+        <w:t>Teléfono.</w:t>
       </w:r>
     </w:p>
     <w:p>
@@ -6658,20 +6796,13 @@
           <w:color w:val="334155"/>
           <w:sz w:val="18"/>
         </w:rPr>
-        <w:t>El borrado de docentes respeta dependencias operativas.</w:t>
-      </w:r>
-    </w:p>
-    <w:p>
-      <w:pPr>
-        <w:pStyle w:val="Heading2"/>
-      </w:pPr>
-      <w:r>
-        <w:t>6.5 Expediente Fiscal</w:t>
-      </w:r>
-    </w:p>
-    <w:p>
-      <w:pPr>
-        <w:spacing w:after="100"/>
+        <w:t>Categoría docente.</w:t>
+      </w:r>
+    </w:p>
+    <w:p>
+      <w:pPr>
+        <w:pStyle w:val="ListBullet"/>
+        <w:spacing w:after="40"/>
       </w:pPr>
       <w:r>
         <w:rPr>
@@ -6680,7 +6811,7 @@
           <w:color w:val="334155"/>
           <w:sz w:val="18"/>
         </w:rPr>
-        <w:t>Concentra información fiscal y bancaria para Finanzas/Contador. Permite:</w:t>
+        <w:t>Estatus ACTIVO / INACTIVO.</w:t>
       </w:r>
     </w:p>
     <w:p>
@@ -6695,7 +6826,7 @@
           <w:color w:val="334155"/>
           <w:sz w:val="18"/>
         </w:rPr>
-        <w:t>Revisar RFC, correo, datos bancarios y constancia.</w:t>
+        <w:t>Coordinación.</w:t>
       </w:r>
     </w:p>
     <w:p>
@@ -6710,7 +6841,7 @@
           <w:color w:val="334155"/>
           <w:sz w:val="18"/>
         </w:rPr>
-        <w:t>Ver vista previa de constancia fiscal.</w:t>
+        <w:t>Tipo de pago.</w:t>
       </w:r>
     </w:p>
     <w:p>
@@ -6725,7 +6856,7 @@
           <w:color w:val="334155"/>
           <w:sz w:val="18"/>
         </w:rPr>
-        <w:t>Descargar constancia fiscal.</w:t>
+        <w:t>Datos bancarios.</w:t>
       </w:r>
     </w:p>
     <w:p>
@@ -6740,7 +6871,7 @@
           <w:color w:val="334155"/>
           <w:sz w:val="18"/>
         </w:rPr>
-        <w:t>Editar datos fiscales desde el módulo.</w:t>
+        <w:t>Datos fiscales.</w:t>
       </w:r>
     </w:p>
     <w:p>
@@ -6755,7 +6886,7 @@
           <w:color w:val="334155"/>
           <w:sz w:val="18"/>
         </w:rPr>
-        <w:t>Exportar listado de cumpleaños.</w:t>
+        <w:t>Constancia fiscal.</w:t>
       </w:r>
     </w:p>
     <w:p>
@@ -6769,7 +6900,222 @@
           <w:color w:val="334155"/>
           <w:sz w:val="18"/>
         </w:rPr>
+        <w:t>Reglas clave:</w:t>
+      </w:r>
+    </w:p>
+    <w:p>
+      <w:pPr>
+        <w:pStyle w:val="ListBullet"/>
+        <w:spacing w:after="40"/>
+      </w:pPr>
+      <w:r>
+        <w:rPr>
+          <w:rFonts w:ascii="Aptos" w:hAnsi="Aptos"/>
+          <w:b w:val="0"/>
+          <w:color w:val="334155"/>
+          <w:sz w:val="18"/>
+        </w:rPr>
+        <w:t>Solo docentes ACTIVO pueden participar en horarios y extras.</w:t>
+      </w:r>
+    </w:p>
+    <w:p>
+      <w:pPr>
+        <w:pStyle w:val="ListBullet"/>
+        <w:spacing w:after="40"/>
+      </w:pPr>
+      <w:r>
+        <w:rPr>
+          <w:rFonts w:ascii="Aptos" w:hAnsi="Aptos"/>
+          <w:b w:val="0"/>
+          <w:color w:val="334155"/>
+          <w:sz w:val="18"/>
+        </w:rPr>
+        <w:t>Los docentes pueden exportarse en CSV.</w:t>
+      </w:r>
+    </w:p>
+    <w:p>
+      <w:pPr>
+        <w:pStyle w:val="ListBullet"/>
+        <w:spacing w:after="40"/>
+      </w:pPr>
+      <w:r>
+        <w:rPr>
+          <w:rFonts w:ascii="Aptos" w:hAnsi="Aptos"/>
+          <w:b w:val="0"/>
+          <w:color w:val="334155"/>
+          <w:sz w:val="18"/>
+        </w:rPr>
+        <w:t>Existe exportación de docentes activos.</w:t>
+      </w:r>
+    </w:p>
+    <w:p>
+      <w:pPr>
+        <w:pStyle w:val="ListBullet"/>
+        <w:spacing w:after="40"/>
+      </w:pPr>
+      <w:r>
+        <w:rPr>
+          <w:rFonts w:ascii="Aptos" w:hAnsi="Aptos"/>
+          <w:b w:val="0"/>
+          <w:color w:val="334155"/>
+          <w:sz w:val="18"/>
+        </w:rPr>
+        <w:t>Existe exportación completa con historial de cambios.</w:t>
+      </w:r>
+    </w:p>
+    <w:p>
+      <w:pPr>
+        <w:pStyle w:val="ListBullet"/>
+        <w:spacing w:after="40"/>
+      </w:pPr>
+      <w:r>
+        <w:rPr>
+          <w:rFonts w:ascii="Aptos" w:hAnsi="Aptos"/>
+          <w:b w:val="0"/>
+          <w:color w:val="334155"/>
+          <w:sz w:val="18"/>
+        </w:rPr>
+        <w:t>El borrado de docentes respeta dependencias operativas.</w:t>
+      </w:r>
+    </w:p>
+    <w:p>
+      <w:pPr>
+        <w:pStyle w:val="ListBullet"/>
+        <w:spacing w:after="40"/>
+      </w:pPr>
+      <w:r>
+        <w:rPr>
+          <w:rFonts w:ascii="Aptos" w:hAnsi="Aptos"/>
+          <w:b w:val="0"/>
+          <w:color w:val="334155"/>
+          <w:sz w:val="18"/>
+        </w:rPr>
+        <w:t>Los coordinadores solo pueden editar docentes de su coordinación; Admin puede editar cualquiera.</w:t>
+      </w:r>
+    </w:p>
+    <w:p>
+      <w:pPr>
+        <w:pStyle w:val="Heading2"/>
+      </w:pPr>
+      <w:r>
+        <w:t>6.5 Expediente Fiscal</w:t>
+      </w:r>
+    </w:p>
+    <w:p>
+      <w:pPr>
+        <w:spacing w:after="100"/>
+      </w:pPr>
+      <w:r>
+        <w:rPr>
+          <w:rFonts w:ascii="Aptos" w:hAnsi="Aptos"/>
+          <w:b w:val="0"/>
+          <w:color w:val="334155"/>
+          <w:sz w:val="18"/>
+        </w:rPr>
+        <w:t>Concentra información fiscal y bancaria para Finanzas/Contador. Permite:</w:t>
+      </w:r>
+    </w:p>
+    <w:p>
+      <w:pPr>
+        <w:pStyle w:val="ListBullet"/>
+        <w:spacing w:after="40"/>
+      </w:pPr>
+      <w:r>
+        <w:rPr>
+          <w:rFonts w:ascii="Aptos" w:hAnsi="Aptos"/>
+          <w:b w:val="0"/>
+          <w:color w:val="334155"/>
+          <w:sz w:val="18"/>
+        </w:rPr>
+        <w:t>Revisar RFC, correo, datos bancarios y constancia.</w:t>
+      </w:r>
+    </w:p>
+    <w:p>
+      <w:pPr>
+        <w:pStyle w:val="ListBullet"/>
+        <w:spacing w:after="40"/>
+      </w:pPr>
+      <w:r>
+        <w:rPr>
+          <w:rFonts w:ascii="Aptos" w:hAnsi="Aptos"/>
+          <w:b w:val="0"/>
+          <w:color w:val="334155"/>
+          <w:sz w:val="18"/>
+        </w:rPr>
+        <w:t>Ver vista previa de constancia fiscal.</w:t>
+      </w:r>
+    </w:p>
+    <w:p>
+      <w:pPr>
+        <w:pStyle w:val="ListBullet"/>
+        <w:spacing w:after="40"/>
+      </w:pPr>
+      <w:r>
+        <w:rPr>
+          <w:rFonts w:ascii="Aptos" w:hAnsi="Aptos"/>
+          <w:b w:val="0"/>
+          <w:color w:val="334155"/>
+          <w:sz w:val="18"/>
+        </w:rPr>
+        <w:t>Descargar constancia fiscal.</w:t>
+      </w:r>
+    </w:p>
+    <w:p>
+      <w:pPr>
+        <w:pStyle w:val="ListBullet"/>
+        <w:spacing w:after="40"/>
+      </w:pPr>
+      <w:r>
+        <w:rPr>
+          <w:rFonts w:ascii="Aptos" w:hAnsi="Aptos"/>
+          <w:b w:val="0"/>
+          <w:color w:val="334155"/>
+          <w:sz w:val="18"/>
+        </w:rPr>
+        <w:t>Editar datos fiscales desde el módulo.</w:t>
+      </w:r>
+    </w:p>
+    <w:p>
+      <w:pPr>
+        <w:pStyle w:val="ListBullet"/>
+        <w:spacing w:after="40"/>
+      </w:pPr>
+      <w:r>
+        <w:rPr>
+          <w:rFonts w:ascii="Aptos" w:hAnsi="Aptos"/>
+          <w:b w:val="0"/>
+          <w:color w:val="334155"/>
+          <w:sz w:val="18"/>
+        </w:rPr>
+        <w:t>Exportar listado de cumpleaños.</w:t>
+      </w:r>
+    </w:p>
+    <w:p>
+      <w:pPr>
+        <w:spacing w:after="100"/>
+      </w:pPr>
+      <w:r>
+        <w:rPr>
+          <w:rFonts w:ascii="Aptos" w:hAnsi="Aptos"/>
+          <w:b w:val="0"/>
+          <w:color w:val="334155"/>
+          <w:sz w:val="18"/>
+        </w:rPr>
         <w:t>La fecha de nacimiento se calcula desde RFC cuando el formato lo permite.</w:t>
+      </w:r>
+    </w:p>
+    <w:p>
+      <w:pPr>
+        <w:spacing w:after="100"/>
+      </w:pPr>
+      <w:r>
+        <w:rPr>
+          <w:rFonts w:ascii="Aptos" w:hAnsi="Aptos"/>
+          <w:b w:val="0"/>
+          <w:color w:val="334155"/>
+          <w:sz w:val="18"/>
+        </w:rPr>
+        <w:t>Los coordinadores solo pueden actualizar expedientes de docentes de su coordinación; Admin y Finanzas pueden gestionar expedientes de forma global.</w:t>
       </w:r>
     </w:p>
     <w:p>

--- a/docs/Manual_Entrega_Nomina_Docente.docx
+++ b/docs/Manual_Entrega_Nomina_Docente.docx
@@ -104,7 +104,7 @@
                 <w:color w:val="334155"/>
                 <w:sz w:val="19"/>
               </w:rPr>
-              <w:t>1.0 productiva</w:t>
+              <w:t>1.1 post-H20</w:t>
             </w:r>
           </w:p>
         </w:tc>
@@ -171,7 +171,7 @@
                 <w:color w:val="334155"/>
                 <w:sz w:val="19"/>
               </w:rPr>
-              <w:t>8 de mayo de 2026</w:t>
+              <w:t>18 de julio de 2026</w:t>
             </w:r>
           </w:p>
         </w:tc>
@@ -498,7 +498,7 @@
           <w:color w:val="334155"/>
           <w:sz w:val="18"/>
         </w:rPr>
-        <w:t>El sistema reemplaza gradualmente la operación legacy en Google Apps Script y hojas de cálculo. La nueva plataforma usa Firebase Auth con inicio de sesión por Google, frontend moderno en Vue 3, backend en Cloud Run y base de datos PostgreSQL en Cloud SQL.</w:t>
+        <w:t>El sistema moderno sustituyó la operación legacy en Google Apps Script, retirada del repositorio en H06/H14. La plataforma usa Firebase Auth con inicio de sesión por Google, frontend moderno en Vue 3, backend en Cloud Run y base de datos PostgreSQL en Cloud SQL.</w:t>
       </w:r>
     </w:p>
     <w:p>
@@ -533,7 +533,6 @@
     </w:p>
     <w:p>
       <w:pPr>
-        <w:pStyle w:val="ListBullet"/>
         <w:spacing w:after="40"/>
       </w:pPr>
       <w:r>
@@ -543,12 +542,11 @@
           <w:color w:val="334155"/>
           <w:sz w:val="18"/>
         </w:rPr>
-        <w:t>Inicio de sesión con Google.</w:t>
-      </w:r>
-    </w:p>
-    <w:p>
-      <w:pPr>
-        <w:pStyle w:val="ListBullet"/>
+        <w:t>• Inicio de sesión con Google.</w:t>
+      </w:r>
+    </w:p>
+    <w:p>
+      <w:pPr>
         <w:spacing w:after="40"/>
       </w:pPr>
       <w:r>
@@ -558,12 +556,11 @@
           <w:color w:val="334155"/>
           <w:sz w:val="18"/>
         </w:rPr>
-        <w:t>Restricción por dominio institucional.</w:t>
-      </w:r>
-    </w:p>
-    <w:p>
-      <w:pPr>
-        <w:pStyle w:val="ListBullet"/>
+        <w:t>• Restricción por dominio institucional.</w:t>
+      </w:r>
+    </w:p>
+    <w:p>
+      <w:pPr>
         <w:spacing w:after="40"/>
       </w:pPr>
       <w:r>
@@ -573,12 +570,11 @@
           <w:color w:val="334155"/>
           <w:sz w:val="18"/>
         </w:rPr>
-        <w:t>Control de accesos por usuario, rol y permisos.</w:t>
-      </w:r>
-    </w:p>
-    <w:p>
-      <w:pPr>
-        <w:pStyle w:val="ListBullet"/>
+        <w:t>• Control de accesos por usuario, rol y permisos.</w:t>
+      </w:r>
+    </w:p>
+    <w:p>
+      <w:pPr>
         <w:spacing w:after="40"/>
       </w:pPr>
       <w:r>
@@ -588,12 +584,11 @@
           <w:color w:val="334155"/>
           <w:sz w:val="18"/>
         </w:rPr>
-        <w:t>Administrador general protegido.</w:t>
-      </w:r>
-    </w:p>
-    <w:p>
-      <w:pPr>
-        <w:pStyle w:val="ListBullet"/>
+        <w:t>• Administrador general protegido.</w:t>
+      </w:r>
+    </w:p>
+    <w:p>
+      <w:pPr>
         <w:spacing w:after="40"/>
       </w:pPr>
       <w:r>
@@ -603,12 +598,11 @@
           <w:color w:val="334155"/>
           <w:sz w:val="18"/>
         </w:rPr>
-        <w:t>Catálogos administrativos para asignaturas y tabuladores.</w:t>
-      </w:r>
-    </w:p>
-    <w:p>
-      <w:pPr>
-        <w:pStyle w:val="ListBullet"/>
+        <w:t>• Catálogos administrativos para asignaturas y tabuladores.</w:t>
+      </w:r>
+    </w:p>
+    <w:p>
+      <w:pPr>
         <w:spacing w:after="40"/>
       </w:pPr>
       <w:r>
@@ -618,12 +612,11 @@
           <w:color w:val="334155"/>
           <w:sz w:val="18"/>
         </w:rPr>
-        <w:t>Directorio docente con datos académicos, fiscales y bancarios.</w:t>
-      </w:r>
-    </w:p>
-    <w:p>
-      <w:pPr>
-        <w:pStyle w:val="ListBullet"/>
+        <w:t>• Directorio docente con datos académicos, fiscales y bancarios.</w:t>
+      </w:r>
+    </w:p>
+    <w:p>
+      <w:pPr>
         <w:spacing w:after="40"/>
       </w:pPr>
       <w:r>
@@ -633,12 +626,11 @@
           <w:color w:val="334155"/>
           <w:sz w:val="18"/>
         </w:rPr>
-        <w:t>Expediente fiscal con carga/vista previa/descarga de constancia fiscal.</w:t>
-      </w:r>
-    </w:p>
-    <w:p>
-      <w:pPr>
-        <w:pStyle w:val="ListBullet"/>
+        <w:t>• Expediente fiscal con carga/vista previa/descarga de constancia fiscal.</w:t>
+      </w:r>
+    </w:p>
+    <w:p>
+      <w:pPr>
         <w:spacing w:after="40"/>
       </w:pPr>
       <w:r>
@@ -648,12 +640,11 @@
           <w:color w:val="334155"/>
           <w:sz w:val="18"/>
         </w:rPr>
-        <w:t>Cálculo de fecha de nacimiento y cumpleaños desde RFC.</w:t>
-      </w:r>
-    </w:p>
-    <w:p>
-      <w:pPr>
-        <w:pStyle w:val="ListBullet"/>
+        <w:t>• Cálculo de fecha de nacimiento y cumpleaños desde RFC.</w:t>
+      </w:r>
+    </w:p>
+    <w:p>
+      <w:pPr>
         <w:spacing w:after="40"/>
       </w:pPr>
       <w:r>
@@ -663,12 +654,11 @@
           <w:color w:val="334155"/>
           <w:sz w:val="18"/>
         </w:rPr>
-        <w:t>Captura de horarios por ciclo escolar.</w:t>
-      </w:r>
-    </w:p>
-    <w:p>
-      <w:pPr>
-        <w:pStyle w:val="ListBullet"/>
+        <w:t>• Captura de horarios por ciclo escolar.</w:t>
+      </w:r>
+    </w:p>
+    <w:p>
+      <w:pPr>
         <w:spacing w:after="40"/>
       </w:pPr>
       <w:r>
@@ -678,12 +668,11 @@
           <w:color w:val="334155"/>
           <w:sz w:val="18"/>
         </w:rPr>
-        <w:t>Validación de carga máxima por categoría docente.</w:t>
-      </w:r>
-    </w:p>
-    <w:p>
-      <w:pPr>
-        <w:pStyle w:val="ListBullet"/>
+        <w:t>• Validación de carga máxima por categoría docente.</w:t>
+      </w:r>
+    </w:p>
+    <w:p>
+      <w:pPr>
         <w:spacing w:after="40"/>
       </w:pPr>
       <w:r>
@@ -693,12 +682,11 @@
           <w:color w:val="334155"/>
           <w:sz w:val="18"/>
         </w:rPr>
-        <w:t>Captura de incidencias por quincena.</w:t>
-      </w:r>
-    </w:p>
-    <w:p>
-      <w:pPr>
-        <w:pStyle w:val="ListBullet"/>
+        <w:t>• Captura de incidencias por quincena.</w:t>
+      </w:r>
+    </w:p>
+    <w:p>
+      <w:pPr>
         <w:spacing w:after="40"/>
       </w:pPr>
       <w:r>
@@ -708,12 +696,11 @@
           <w:color w:val="334155"/>
           <w:sz w:val="18"/>
         </w:rPr>
-        <w:t>Captura de extras por quincena.</w:t>
-      </w:r>
-    </w:p>
-    <w:p>
-      <w:pPr>
-        <w:pStyle w:val="ListBullet"/>
+        <w:t>• Captura de extras por quincena.</w:t>
+      </w:r>
+    </w:p>
+    <w:p>
+      <w:pPr>
         <w:spacing w:after="40"/>
       </w:pPr>
       <w:r>
@@ -723,12 +710,11 @@
           <w:color w:val="334155"/>
           <w:sz w:val="18"/>
         </w:rPr>
-        <w:t>Calendario operativo con quincenas, días inhábiles y fechas modulares.</w:t>
-      </w:r>
-    </w:p>
-    <w:p>
-      <w:pPr>
-        <w:pStyle w:val="ListBullet"/>
+        <w:t>• Calendario operativo con quincenas, días inhábiles y fechas modulares.</w:t>
+      </w:r>
+    </w:p>
+    <w:p>
+      <w:pPr>
         <w:spacing w:after="40"/>
       </w:pPr>
       <w:r>
@@ -738,12 +724,11 @@
           <w:color w:val="334155"/>
           <w:sz w:val="18"/>
         </w:rPr>
-        <w:t>Apertura, edición, activación y cierre operativo de ciclos.</w:t>
-      </w:r>
-    </w:p>
-    <w:p>
-      <w:pPr>
-        <w:pStyle w:val="ListBullet"/>
+        <w:t>• Apertura, edición, activación y cierre operativo de ciclos.</w:t>
+      </w:r>
+    </w:p>
+    <w:p>
+      <w:pPr>
         <w:spacing w:after="40"/>
       </w:pPr>
       <w:r>
@@ -753,12 +738,11 @@
           <w:color w:val="334155"/>
           <w:sz w:val="18"/>
         </w:rPr>
-        <w:t>Cálculo quincenal de nómina.</w:t>
-      </w:r>
-    </w:p>
-    <w:p>
-      <w:pPr>
-        <w:pStyle w:val="ListBullet"/>
+        <w:t>• Cálculo quincenal de nómina.</w:t>
+      </w:r>
+    </w:p>
+    <w:p>
+      <w:pPr>
         <w:spacing w:after="40"/>
       </w:pPr>
       <w:r>
@@ -768,12 +752,11 @@
           <w:color w:val="334155"/>
           <w:sz w:val="18"/>
         </w:rPr>
-        <w:t>Guardado definitivo de nómina.</w:t>
-      </w:r>
-    </w:p>
-    <w:p>
-      <w:pPr>
-        <w:pStyle w:val="ListBullet"/>
+        <w:t>• Guardado definitivo de nómina.</w:t>
+      </w:r>
+    </w:p>
+    <w:p>
+      <w:pPr>
         <w:spacing w:after="40"/>
       </w:pPr>
       <w:r>
@@ -783,12 +766,11 @@
           <w:color w:val="334155"/>
           <w:sz w:val="18"/>
         </w:rPr>
-        <w:t>Restauración para corrección cuando una nómina se cancela.</w:t>
-      </w:r>
-    </w:p>
-    <w:p>
-      <w:pPr>
-        <w:pStyle w:val="ListBullet"/>
+        <w:t>• Restauración para corrección cuando una nómina se cancela.</w:t>
+      </w:r>
+    </w:p>
+    <w:p>
+      <w:pPr>
         <w:spacing w:after="40"/>
       </w:pPr>
       <w:r>
@@ -798,12 +780,11 @@
           <w:color w:val="334155"/>
           <w:sz w:val="18"/>
         </w:rPr>
-        <w:t>Finanzas y reportes sobre nóminas guardadas.</w:t>
-      </w:r>
-    </w:p>
-    <w:p>
-      <w:pPr>
-        <w:pStyle w:val="ListBullet"/>
+        <w:t>• Finanzas y reportes sobre nóminas guardadas.</w:t>
+      </w:r>
+    </w:p>
+    <w:p>
+      <w:pPr>
         <w:spacing w:after="40"/>
       </w:pPr>
       <w:r>
@@ -813,12 +794,11 @@
           <w:color w:val="334155"/>
           <w:sz w:val="18"/>
         </w:rPr>
-        <w:t>Exportaciones CSV.</w:t>
-      </w:r>
-    </w:p>
-    <w:p>
-      <w:pPr>
-        <w:pStyle w:val="ListBullet"/>
+        <w:t>• Reportes Operativos H18 de horas base/extras y carga por categoría, con exportación CSV/XLSX.</w:t>
+      </w:r>
+    </w:p>
+    <w:p>
+      <w:pPr>
         <w:spacing w:after="40"/>
       </w:pPr>
       <w:r>
@@ -828,12 +808,11 @@
           <w:color w:val="334155"/>
           <w:sz w:val="18"/>
         </w:rPr>
-        <w:t>PDF de reportes financieros.</w:t>
-      </w:r>
-    </w:p>
-    <w:p>
-      <w:pPr>
-        <w:pStyle w:val="ListBullet"/>
+        <w:t>• Preview H20 para Coordinador con docentes propios o compartidos por horario, en modo solo lectura y sin datos fiscales.</w:t>
+      </w:r>
+    </w:p>
+    <w:p>
+      <w:pPr>
         <w:spacing w:after="40"/>
       </w:pPr>
       <w:r>
@@ -843,12 +822,11 @@
           <w:color w:val="334155"/>
           <w:sz w:val="18"/>
         </w:rPr>
-        <w:t>PDF de comprobantes de pago en efectivo.</w:t>
-      </w:r>
-    </w:p>
-    <w:p>
-      <w:pPr>
-        <w:pStyle w:val="ListBullet"/>
+        <w:t>• Exportaciones CSV.</w:t>
+      </w:r>
+    </w:p>
+    <w:p>
+      <w:pPr>
         <w:spacing w:after="40"/>
       </w:pPr>
       <w:r>
@@ -858,12 +836,11 @@
           <w:color w:val="334155"/>
           <w:sz w:val="18"/>
         </w:rPr>
-        <w:t>Auditoría y bitácora de acciones relevantes.</w:t>
-      </w:r>
-    </w:p>
-    <w:p>
-      <w:pPr>
-        <w:pStyle w:val="ListBullet"/>
+        <w:t>• PDF de reportes financieros.</w:t>
+      </w:r>
+    </w:p>
+    <w:p>
+      <w:pPr>
         <w:spacing w:after="40"/>
       </w:pPr>
       <w:r>
@@ -873,20 +850,11 @@
           <w:color w:val="334155"/>
           <w:sz w:val="18"/>
         </w:rPr>
-        <w:t>Despliegue en Firebase Hosting y Cloud Run.</w:t>
-      </w:r>
-    </w:p>
-    <w:p>
-      <w:pPr>
-        <w:pStyle w:val="Heading2"/>
-      </w:pPr>
-      <w:r>
-        <w:t>2.2 No incluido en esta versión</w:t>
-      </w:r>
-    </w:p>
-    <w:p>
-      <w:pPr>
-        <w:pStyle w:val="ListBullet"/>
+        <w:t>• PDF de comprobantes de pago en efectivo.</w:t>
+      </w:r>
+    </w:p>
+    <w:p>
+      <w:pPr>
         <w:spacing w:after="40"/>
       </w:pPr>
       <w:r>
@@ -896,12 +864,11 @@
           <w:color w:val="334155"/>
           <w:sz w:val="18"/>
         </w:rPr>
-        <w:t>Timbrado fiscal automático.</w:t>
-      </w:r>
-    </w:p>
-    <w:p>
-      <w:pPr>
-        <w:pStyle w:val="ListBullet"/>
+        <w:t>• Auditoría y bitácora de acciones relevantes.</w:t>
+      </w:r>
+    </w:p>
+    <w:p>
+      <w:pPr>
         <w:spacing w:after="40"/>
       </w:pPr>
       <w:r>
@@ -911,12 +878,19 @@
           <w:color w:val="334155"/>
           <w:sz w:val="18"/>
         </w:rPr>
-        <w:t>Dispersión bancaria automática.</w:t>
-      </w:r>
-    </w:p>
-    <w:p>
-      <w:pPr>
-        <w:pStyle w:val="ListBullet"/>
+        <w:t>• Despliegue en Firebase Hosting y Cloud Run.</w:t>
+      </w:r>
+    </w:p>
+    <w:p>
+      <w:pPr>
+        <w:pStyle w:val="Heading2"/>
+      </w:pPr>
+      <w:r>
+        <w:t>2.2 No incluido en esta versión</w:t>
+      </w:r>
+    </w:p>
+    <w:p>
+      <w:pPr>
         <w:spacing w:after="40"/>
       </w:pPr>
       <w:r>
@@ -926,12 +900,11 @@
           <w:color w:val="334155"/>
           <w:sz w:val="18"/>
         </w:rPr>
-        <w:t>Firma digital del docente.</w:t>
-      </w:r>
-    </w:p>
-    <w:p>
-      <w:pPr>
-        <w:pStyle w:val="ListBullet"/>
+        <w:t>• Timbrado fiscal automático.</w:t>
+      </w:r>
+    </w:p>
+    <w:p>
+      <w:pPr>
         <w:spacing w:after="40"/>
       </w:pPr>
       <w:r>
@@ -941,12 +914,11 @@
           <w:color w:val="334155"/>
           <w:sz w:val="18"/>
         </w:rPr>
-        <w:t>Notificaciones automáticas por correo.</w:t>
-      </w:r>
-    </w:p>
-    <w:p>
-      <w:pPr>
-        <w:pStyle w:val="ListBullet"/>
+        <w:t>• Dispersión bancaria automática.</w:t>
+      </w:r>
+    </w:p>
+    <w:p>
+      <w:pPr>
         <w:spacing w:after="40"/>
       </w:pPr>
       <w:r>
@@ -956,12 +928,11 @@
           <w:color w:val="334155"/>
           <w:sz w:val="18"/>
         </w:rPr>
-        <w:t>Integración directa con Moodle.</w:t>
-      </w:r>
-    </w:p>
-    <w:p>
-      <w:pPr>
-        <w:pStyle w:val="ListBullet"/>
+        <w:t>• Firma digital del docente.</w:t>
+      </w:r>
+    </w:p>
+    <w:p>
+      <w:pPr>
         <w:spacing w:after="40"/>
       </w:pPr>
       <w:r>
@@ -971,12 +942,11 @@
           <w:color w:val="334155"/>
           <w:sz w:val="18"/>
         </w:rPr>
-        <w:t>Portal independiente para docentes.</w:t>
-      </w:r>
-    </w:p>
-    <w:p>
-      <w:pPr>
-        <w:pStyle w:val="ListBullet"/>
+        <w:t>• Notificaciones automáticas por correo.</w:t>
+      </w:r>
+    </w:p>
+    <w:p>
+      <w:pPr>
         <w:spacing w:after="40"/>
       </w:pPr>
       <w:r>
@@ -986,7 +956,35 @@
           <w:color w:val="334155"/>
           <w:sz w:val="18"/>
         </w:rPr>
-        <w:t>Cierre contable externo.</w:t>
+        <w:t>• Integración directa con Moodle.</w:t>
+      </w:r>
+    </w:p>
+    <w:p>
+      <w:pPr>
+        <w:spacing w:after="40"/>
+      </w:pPr>
+      <w:r>
+        <w:rPr>
+          <w:rFonts w:ascii="Aptos" w:hAnsi="Aptos"/>
+          <w:b w:val="0"/>
+          <w:color w:val="334155"/>
+          <w:sz w:val="18"/>
+        </w:rPr>
+        <w:t>• Portal independiente para docentes.</w:t>
+      </w:r>
+    </w:p>
+    <w:p>
+      <w:pPr>
+        <w:spacing w:after="40"/>
+      </w:pPr>
+      <w:r>
+        <w:rPr>
+          <w:rFonts w:ascii="Aptos" w:hAnsi="Aptos"/>
+          <w:b w:val="0"/>
+          <w:color w:val="334155"/>
+          <w:sz w:val="18"/>
+        </w:rPr>
+        <w:t>• Cierre contable externo.</w:t>
       </w:r>
     </w:p>
     <w:p>
@@ -2250,6 +2248,20 @@
     <w:p/>
     <w:p>
       <w:pPr>
+        <w:spacing w:after="100"/>
+      </w:pPr>
+      <w:r>
+        <w:rPr>
+          <w:rFonts w:ascii="Aptos" w:hAnsi="Aptos"/>
+          <w:b w:val="0"/>
+          <w:color w:val="334155"/>
+          <w:sz w:val="18"/>
+        </w:rPr>
+        <w:t>Estado productivo verificado el 2026-07-18: revisión Cloud Run nomina-api-00051-9s5, imagen h20-prod-56553f4, Firebase Hosting release 1784228039752000 y version 41bf160c7c3595b6.</w:t>
+      </w:r>
+    </w:p>
+    <w:p>
+      <w:pPr>
         <w:pStyle w:val="Heading2"/>
       </w:pPr>
       <w:r>
@@ -3196,7 +3208,6 @@
     </w:p>
     <w:p>
       <w:pPr>
-        <w:pStyle w:val="ListNumber"/>
         <w:spacing w:after="40"/>
       </w:pPr>
       <w:r>
@@ -3206,12 +3217,11 @@
           <w:color w:val="334155"/>
           <w:sz w:val="18"/>
         </w:rPr>
-        <w:t>El usuario inicia sesión con Google.</w:t>
-      </w:r>
-    </w:p>
-    <w:p>
-      <w:pPr>
-        <w:pStyle w:val="ListNumber"/>
+        <w:t>1. El usuario inicia sesión con Google.</w:t>
+      </w:r>
+    </w:p>
+    <w:p>
+      <w:pPr>
         <w:spacing w:after="40"/>
       </w:pPr>
       <w:r>
@@ -3221,12 +3231,11 @@
           <w:color w:val="334155"/>
           <w:sz w:val="18"/>
         </w:rPr>
-        <w:t>Firebase Auth valida la identidad.</w:t>
-      </w:r>
-    </w:p>
-    <w:p>
-      <w:pPr>
-        <w:pStyle w:val="ListNumber"/>
+        <w:t>2. Firebase Auth valida la identidad.</w:t>
+      </w:r>
+    </w:p>
+    <w:p>
+      <w:pPr>
         <w:spacing w:after="40"/>
       </w:pPr>
       <w:r>
@@ -3236,12 +3245,11 @@
           <w:color w:val="334155"/>
           <w:sz w:val="18"/>
         </w:rPr>
-        <w:t>El frontend obtiene token de Firebase.</w:t>
-      </w:r>
-    </w:p>
-    <w:p>
-      <w:pPr>
-        <w:pStyle w:val="ListNumber"/>
+        <w:t>3. El frontend obtiene token de Firebase.</w:t>
+      </w:r>
+    </w:p>
+    <w:p>
+      <w:pPr>
         <w:spacing w:after="40"/>
       </w:pPr>
       <w:r>
@@ -3251,12 +3259,11 @@
           <w:color w:val="334155"/>
           <w:sz w:val="18"/>
         </w:rPr>
-        <w:t>El backend valida el token con Firebase Admin.</w:t>
-      </w:r>
-    </w:p>
-    <w:p>
-      <w:pPr>
-        <w:pStyle w:val="ListNumber"/>
+        <w:t>4. El backend valida el token con Firebase Admin.</w:t>
+      </w:r>
+    </w:p>
+    <w:p>
+      <w:pPr>
         <w:spacing w:after="40"/>
       </w:pPr>
       <w:r>
@@ -3266,12 +3273,11 @@
           <w:color w:val="334155"/>
           <w:sz w:val="18"/>
         </w:rPr>
-        <w:t>El backend rechaza correos fuera de @tecplayacar.edu.mx.</w:t>
-      </w:r>
-    </w:p>
-    <w:p>
-      <w:pPr>
-        <w:pStyle w:val="ListNumber"/>
+        <w:t>5. El backend rechaza correos fuera de @tecplayacar.edu.mx.</w:t>
+      </w:r>
+    </w:p>
+    <w:p>
+      <w:pPr>
         <w:spacing w:after="40"/>
       </w:pPr>
       <w:r>
@@ -3281,12 +3287,11 @@
           <w:color w:val="334155"/>
           <w:sz w:val="18"/>
         </w:rPr>
-        <w:t>El backend busca el correo en app_users.</w:t>
-      </w:r>
-    </w:p>
-    <w:p>
-      <w:pPr>
-        <w:pStyle w:val="ListNumber"/>
+        <w:t>6. El backend busca el correo en app_users.</w:t>
+      </w:r>
+    </w:p>
+    <w:p>
+      <w:pPr>
         <w:spacing w:after="40"/>
       </w:pPr>
       <w:r>
@@ -3296,12 +3301,11 @@
           <w:color w:val="334155"/>
           <w:sz w:val="18"/>
         </w:rPr>
-        <w:t>Solo usuarios con estatus ACTIVO pueden ingresar.</w:t>
-      </w:r>
-    </w:p>
-    <w:p>
-      <w:pPr>
-        <w:pStyle w:val="ListNumber"/>
+        <w:t>7. Solo usuarios con estatus ACTIVO pueden ingresar.</w:t>
+      </w:r>
+    </w:p>
+    <w:p>
+      <w:pPr>
         <w:spacing w:after="40"/>
       </w:pPr>
       <w:r>
@@ -3311,7 +3315,7 @@
           <w:color w:val="334155"/>
           <w:sz w:val="18"/>
         </w:rPr>
-        <w:t>Los permisos se toman desde PostgreSQL.</w:t>
+        <w:t>8. Los permisos se toman desde PostgreSQL.</w:t>
       </w:r>
     </w:p>
     <w:p>
@@ -3556,7 +3560,143 @@
                 <w:color w:val="334155"/>
                 <w:sz w:val="16"/>
               </w:rPr>
-              <w:t>Captura operativa de docentes, horarios, incidencias y extras según permisos</w:t>
+              <w:t>Consulta global de Directorio; edición por teachers.created_by; operación por alcance/capturador; preview H20 de docentes propios o compartidos sin finalización ni datos fiscales</w:t>
+            </w:r>
+          </w:p>
+        </w:tc>
+      </w:tr>
+      <w:tr>
+        <w:tc>
+          <w:tcPr>
+            <w:tcW w:type="dxa" w:w="5156"/>
+            <w:vAlign w:val="center"/>
+            <w:tcMar>
+              <w:top w:w="110" w:type="dxa"/>
+              <w:start w:w="120" w:type="dxa"/>
+              <w:bottom w:w="110" w:type="dxa"/>
+              <w:end w:w="120" w:type="dxa"/>
+            </w:tcMar>
+            <w:tcBorders>
+              <w:top w:val="single" w:sz="4" w:space="0" w:color="B7D4CC"/>
+              <w:left w:val="single" w:sz="4" w:space="0" w:color="B7D4CC"/>
+              <w:bottom w:val="single" w:sz="4" w:space="0" w:color="B7D4CC"/>
+              <w:right w:val="single" w:sz="4" w:space="0" w:color="B7D4CC"/>
+            </w:tcBorders>
+          </w:tcPr>
+          <w:p>
+            <w:pPr>
+              <w:spacing w:after="0"/>
+              <w:jc w:val="left"/>
+            </w:pPr>
+            <w:r>
+              <w:rPr>
+                <w:rFonts w:ascii="Aptos" w:hAnsi="Aptos"/>
+                <w:b w:val="0"/>
+                <w:color w:val="334155"/>
+                <w:sz w:val="16"/>
+              </w:rPr>
+              <w:t>Dirección/Subdirección</w:t>
+            </w:r>
+          </w:p>
+        </w:tc>
+        <w:tc>
+          <w:tcPr>
+            <w:tcW w:type="dxa" w:w="5156"/>
+            <w:vAlign w:val="center"/>
+            <w:tcMar>
+              <w:top w:w="110" w:type="dxa"/>
+              <w:start w:w="120" w:type="dxa"/>
+              <w:bottom w:w="110" w:type="dxa"/>
+              <w:end w:w="120" w:type="dxa"/>
+            </w:tcMar>
+            <w:tcBorders>
+              <w:top w:val="single" w:sz="4" w:space="0" w:color="B7D4CC"/>
+              <w:left w:val="single" w:sz="4" w:space="0" w:color="B7D4CC"/>
+              <w:bottom w:val="single" w:sz="4" w:space="0" w:color="B7D4CC"/>
+              <w:right w:val="single" w:sz="4" w:space="0" w:color="B7D4CC"/>
+            </w:tcBorders>
+          </w:tcPr>
+          <w:p>
+            <w:pPr>
+              <w:spacing w:after="0"/>
+              <w:jc w:val="left"/>
+            </w:pPr>
+            <w:r>
+              <w:rPr>
+                <w:rFonts w:ascii="Aptos" w:hAnsi="Aptos"/>
+                <w:b w:val="0"/>
+                <w:color w:val="334155"/>
+                <w:sz w:val="16"/>
+              </w:rPr>
+              <w:t>Consulta global de Nómina y Reportes; sin finalización ni workflow financiero; edición de Extras solo propios cuando aplica</w:t>
+            </w:r>
+          </w:p>
+        </w:tc>
+      </w:tr>
+      <w:tr>
+        <w:tc>
+          <w:tcPr>
+            <w:tcW w:type="dxa" w:w="5156"/>
+            <w:vAlign w:val="center"/>
+            <w:tcMar>
+              <w:top w:w="110" w:type="dxa"/>
+              <w:start w:w="120" w:type="dxa"/>
+              <w:bottom w:w="110" w:type="dxa"/>
+              <w:end w:w="120" w:type="dxa"/>
+            </w:tcMar>
+            <w:tcBorders>
+              <w:top w:val="single" w:sz="4" w:space="0" w:color="B7D4CC"/>
+              <w:left w:val="single" w:sz="4" w:space="0" w:color="B7D4CC"/>
+              <w:bottom w:val="single" w:sz="4" w:space="0" w:color="B7D4CC"/>
+              <w:right w:val="single" w:sz="4" w:space="0" w:color="B7D4CC"/>
+            </w:tcBorders>
+          </w:tcPr>
+          <w:p>
+            <w:pPr>
+              <w:spacing w:after="0"/>
+              <w:jc w:val="center"/>
+            </w:pPr>
+            <w:r>
+              <w:rPr>
+                <w:rFonts w:ascii="Aptos" w:hAnsi="Aptos"/>
+                <w:b w:val="0"/>
+                <w:color w:val="334155"/>
+                <w:sz w:val="16"/>
+              </w:rPr>
+              <w:t>RH</w:t>
+            </w:r>
+          </w:p>
+        </w:tc>
+        <w:tc>
+          <w:tcPr>
+            <w:tcW w:type="dxa" w:w="5156"/>
+            <w:vAlign w:val="center"/>
+            <w:tcMar>
+              <w:top w:w="110" w:type="dxa"/>
+              <w:start w:w="120" w:type="dxa"/>
+              <w:bottom w:w="110" w:type="dxa"/>
+              <w:end w:w="120" w:type="dxa"/>
+            </w:tcMar>
+            <w:tcBorders>
+              <w:top w:val="single" w:sz="4" w:space="0" w:color="B7D4CC"/>
+              <w:left w:val="single" w:sz="4" w:space="0" w:color="B7D4CC"/>
+              <w:bottom w:val="single" w:sz="4" w:space="0" w:color="B7D4CC"/>
+              <w:right w:val="single" w:sz="4" w:space="0" w:color="B7D4CC"/>
+            </w:tcBorders>
+          </w:tcPr>
+          <w:p>
+            <w:pPr>
+              <w:spacing w:after="0"/>
+              <w:jc w:val="left"/>
+            </w:pPr>
+            <w:r>
+              <w:rPr>
+                <w:rFonts w:ascii="Aptos" w:hAnsi="Aptos"/>
+                <w:b w:val="0"/>
+                <w:color w:val="334155"/>
+                <w:sz w:val="16"/>
+              </w:rPr>
+              <w:t>Gestión global de expedientes fiscales y acceso autorizado a carga por categoría</w:t>
             </w:r>
           </w:p>
         </w:tc>
@@ -3650,7 +3790,7 @@
           <w:p>
             <w:pPr>
               <w:spacing w:after="0"/>
-              <w:jc w:val="center"/>
+              <w:jc w:val="left"/>
             </w:pPr>
             <w:r>
               <w:rPr>
@@ -3659,7 +3799,7 @@
                 <w:color w:val="334155"/>
                 <w:sz w:val="16"/>
               </w:rPr>
-              <w:t>Contador</w:t>
+              <w:t>Contador/Contabilidad</w:t>
             </w:r>
           </w:p>
         </w:tc>
@@ -3692,7 +3832,7 @@
                 <w:color w:val="334155"/>
                 <w:sz w:val="16"/>
               </w:rPr>
-              <w:t>Consulta financiera/fiscal y reportes contables</w:t>
+              <w:t>Exportación y consulta financiera autorizada; sin gestión fiscal ni workflow</w:t>
             </w:r>
           </w:p>
         </w:tc>
@@ -4217,7 +4357,7 @@
           <w:p>
             <w:pPr>
               <w:spacing w:after="0"/>
-              <w:jc w:val="left"/>
+              <w:jc w:val="center"/>
             </w:pPr>
             <w:r>
               <w:rPr>
@@ -4226,7 +4366,7 @@
                 <w:color w:val="334155"/>
                 <w:sz w:val="16"/>
               </w:rPr>
-              <w:t>payroll.calculate</w:t>
+              <w:t>payroll.preview</w:t>
             </w:r>
           </w:p>
         </w:tc>
@@ -4250,7 +4390,7 @@
           <w:p>
             <w:pPr>
               <w:spacing w:after="0"/>
-              <w:jc w:val="center"/>
+              <w:jc w:val="left"/>
             </w:pPr>
             <w:r>
               <w:rPr>
@@ -4259,7 +4399,7 @@
                 <w:color w:val="334155"/>
                 <w:sz w:val="16"/>
               </w:rPr>
-              <w:t>Calcular nómina</w:t>
+              <w:t>Consultar vista previa de nómina según alcance</w:t>
             </w:r>
           </w:p>
         </w:tc>
@@ -4531,7 +4671,143 @@
                 <w:color w:val="334155"/>
                 <w:sz w:val="16"/>
               </w:rPr>
-              <w:t>Ver finanzas y expediente fiscal</w:t>
+              <w:t>Ver finanzas; no habilita fiscal, exportación ni workflow por sí solo</w:t>
+            </w:r>
+          </w:p>
+        </w:tc>
+      </w:tr>
+      <w:tr>
+        <w:tc>
+          <w:tcPr>
+            <w:tcW w:type="dxa" w:w="5156"/>
+            <w:vAlign w:val="center"/>
+            <w:tcMar>
+              <w:top w:w="110" w:type="dxa"/>
+              <w:start w:w="120" w:type="dxa"/>
+              <w:bottom w:w="110" w:type="dxa"/>
+              <w:end w:w="120" w:type="dxa"/>
+            </w:tcMar>
+            <w:tcBorders>
+              <w:top w:val="single" w:sz="4" w:space="0" w:color="B7D4CC"/>
+              <w:left w:val="single" w:sz="4" w:space="0" w:color="B7D4CC"/>
+              <w:bottom w:val="single" w:sz="4" w:space="0" w:color="B7D4CC"/>
+              <w:right w:val="single" w:sz="4" w:space="0" w:color="B7D4CC"/>
+            </w:tcBorders>
+          </w:tcPr>
+          <w:p>
+            <w:pPr>
+              <w:spacing w:after="0"/>
+              <w:jc w:val="left"/>
+            </w:pPr>
+            <w:r>
+              <w:rPr>
+                <w:rFonts w:ascii="Aptos" w:hAnsi="Aptos"/>
+                <w:b w:val="0"/>
+                <w:color w:val="334155"/>
+                <w:sz w:val="16"/>
+              </w:rPr>
+              <w:t>finance.global_view</w:t>
+            </w:r>
+          </w:p>
+        </w:tc>
+        <w:tc>
+          <w:tcPr>
+            <w:tcW w:type="dxa" w:w="5156"/>
+            <w:vAlign w:val="center"/>
+            <w:tcMar>
+              <w:top w:w="110" w:type="dxa"/>
+              <w:start w:w="120" w:type="dxa"/>
+              <w:bottom w:w="110" w:type="dxa"/>
+              <w:end w:w="120" w:type="dxa"/>
+            </w:tcMar>
+            <w:tcBorders>
+              <w:top w:val="single" w:sz="4" w:space="0" w:color="B7D4CC"/>
+              <w:left w:val="single" w:sz="4" w:space="0" w:color="B7D4CC"/>
+              <w:bottom w:val="single" w:sz="4" w:space="0" w:color="B7D4CC"/>
+              <w:right w:val="single" w:sz="4" w:space="0" w:color="B7D4CC"/>
+            </w:tcBorders>
+          </w:tcPr>
+          <w:p>
+            <w:pPr>
+              <w:spacing w:after="0"/>
+              <w:jc w:val="left"/>
+            </w:pPr>
+            <w:r>
+              <w:rPr>
+                <w:rFonts w:ascii="Aptos" w:hAnsi="Aptos"/>
+                <w:b w:val="0"/>
+                <w:color w:val="334155"/>
+                <w:sz w:val="16"/>
+              </w:rPr>
+              <w:t>Ver Finanzas de todas las coordinaciones en modo consulta</w:t>
+            </w:r>
+          </w:p>
+        </w:tc>
+      </w:tr>
+      <w:tr>
+        <w:tc>
+          <w:tcPr>
+            <w:tcW w:type="dxa" w:w="5156"/>
+            <w:vAlign w:val="center"/>
+            <w:tcMar>
+              <w:top w:w="110" w:type="dxa"/>
+              <w:start w:w="120" w:type="dxa"/>
+              <w:bottom w:w="110" w:type="dxa"/>
+              <w:end w:w="120" w:type="dxa"/>
+            </w:tcMar>
+            <w:tcBorders>
+              <w:top w:val="single" w:sz="4" w:space="0" w:color="B7D4CC"/>
+              <w:left w:val="single" w:sz="4" w:space="0" w:color="B7D4CC"/>
+              <w:bottom w:val="single" w:sz="4" w:space="0" w:color="B7D4CC"/>
+              <w:right w:val="single" w:sz="4" w:space="0" w:color="B7D4CC"/>
+            </w:tcBorders>
+          </w:tcPr>
+          <w:p>
+            <w:pPr>
+              <w:spacing w:after="0"/>
+              <w:jc w:val="center"/>
+            </w:pPr>
+            <w:r>
+              <w:rPr>
+                <w:rFonts w:ascii="Aptos" w:hAnsi="Aptos"/>
+                <w:b w:val="0"/>
+                <w:color w:val="334155"/>
+                <w:sz w:val="16"/>
+              </w:rPr>
+              <w:t>fiscal.manage</w:t>
+            </w:r>
+          </w:p>
+        </w:tc>
+        <w:tc>
+          <w:tcPr>
+            <w:tcW w:type="dxa" w:w="5156"/>
+            <w:vAlign w:val="center"/>
+            <w:tcMar>
+              <w:top w:w="110" w:type="dxa"/>
+              <w:start w:w="120" w:type="dxa"/>
+              <w:bottom w:w="110" w:type="dxa"/>
+              <w:end w:w="120" w:type="dxa"/>
+            </w:tcMar>
+            <w:tcBorders>
+              <w:top w:val="single" w:sz="4" w:space="0" w:color="B7D4CC"/>
+              <w:left w:val="single" w:sz="4" w:space="0" w:color="B7D4CC"/>
+              <w:bottom w:val="single" w:sz="4" w:space="0" w:color="B7D4CC"/>
+              <w:right w:val="single" w:sz="4" w:space="0" w:color="B7D4CC"/>
+            </w:tcBorders>
+          </w:tcPr>
+          <w:p>
+            <w:pPr>
+              <w:spacing w:after="0"/>
+              <w:jc w:val="left"/>
+            </w:pPr>
+            <w:r>
+              <w:rPr>
+                <w:rFonts w:ascii="Aptos" w:hAnsi="Aptos"/>
+                <w:b w:val="0"/>
+                <w:color w:val="334155"/>
+                <w:sz w:val="16"/>
+              </w:rPr>
+              <w:t>Gestionar datos fiscales; documentos usan permisos separados</w:t>
             </w:r>
           </w:p>
         </w:tc>
@@ -5873,6 +6149,107 @@
                 <w:color w:val="334155"/>
                 <w:sz w:val="16"/>
               </w:rPr>
+              <w:t>Reportes Operativos</w:t>
+            </w:r>
+          </w:p>
+        </w:tc>
+        <w:tc>
+          <w:tcPr>
+            <w:tcW w:type="dxa" w:w="3437"/>
+            <w:vAlign w:val="center"/>
+            <w:tcMar>
+              <w:top w:w="110" w:type="dxa"/>
+              <w:start w:w="120" w:type="dxa"/>
+              <w:bottom w:w="110" w:type="dxa"/>
+              <w:end w:w="120" w:type="dxa"/>
+            </w:tcMar>
+            <w:tcBorders>
+              <w:top w:val="single" w:sz="4" w:space="0" w:color="B7D4CC"/>
+              <w:left w:val="single" w:sz="4" w:space="0" w:color="B7D4CC"/>
+              <w:bottom w:val="single" w:sz="4" w:space="0" w:color="B7D4CC"/>
+              <w:right w:val="single" w:sz="4" w:space="0" w:color="B7D4CC"/>
+            </w:tcBorders>
+          </w:tcPr>
+          <w:p>
+            <w:pPr>
+              <w:spacing w:after="0"/>
+              <w:jc w:val="center"/>
+            </w:pPr>
+            <w:r>
+              <w:rPr>
+                <w:rFonts w:ascii="Aptos" w:hAnsi="Aptos"/>
+                <w:b w:val="0"/>
+                <w:color w:val="334155"/>
+                <w:sz w:val="16"/>
+              </w:rPr>
+              <w:t>/reports</w:t>
+            </w:r>
+          </w:p>
+        </w:tc>
+        <w:tc>
+          <w:tcPr>
+            <w:tcW w:type="dxa" w:w="3437"/>
+            <w:vAlign w:val="center"/>
+            <w:tcMar>
+              <w:top w:w="110" w:type="dxa"/>
+              <w:start w:w="120" w:type="dxa"/>
+              <w:bottom w:w="110" w:type="dxa"/>
+              <w:end w:w="120" w:type="dxa"/>
+            </w:tcMar>
+            <w:tcBorders>
+              <w:top w:val="single" w:sz="4" w:space="0" w:color="B7D4CC"/>
+              <w:left w:val="single" w:sz="4" w:space="0" w:color="B7D4CC"/>
+              <w:bottom w:val="single" w:sz="4" w:space="0" w:color="B7D4CC"/>
+              <w:right w:val="single" w:sz="4" w:space="0" w:color="B7D4CC"/>
+            </w:tcBorders>
+          </w:tcPr>
+          <w:p>
+            <w:pPr>
+              <w:spacing w:after="0"/>
+              <w:jc w:val="left"/>
+            </w:pPr>
+            <w:r>
+              <w:rPr>
+                <w:rFonts w:ascii="Aptos" w:hAnsi="Aptos"/>
+                <w:b w:val="0"/>
+                <w:color w:val="334155"/>
+                <w:sz w:val="16"/>
+              </w:rPr>
+              <w:t>Horas base/extras y carga por categoría con CSV/XLSX</w:t>
+            </w:r>
+          </w:p>
+        </w:tc>
+      </w:tr>
+      <w:tr>
+        <w:tc>
+          <w:tcPr>
+            <w:tcW w:type="dxa" w:w="3437"/>
+            <w:vAlign w:val="center"/>
+            <w:tcMar>
+              <w:top w:w="110" w:type="dxa"/>
+              <w:start w:w="120" w:type="dxa"/>
+              <w:bottom w:w="110" w:type="dxa"/>
+              <w:end w:w="120" w:type="dxa"/>
+            </w:tcMar>
+            <w:tcBorders>
+              <w:top w:val="single" w:sz="4" w:space="0" w:color="B7D4CC"/>
+              <w:left w:val="single" w:sz="4" w:space="0" w:color="B7D4CC"/>
+              <w:bottom w:val="single" w:sz="4" w:space="0" w:color="B7D4CC"/>
+              <w:right w:val="single" w:sz="4" w:space="0" w:color="B7D4CC"/>
+            </w:tcBorders>
+          </w:tcPr>
+          <w:p>
+            <w:pPr>
+              <w:spacing w:after="0"/>
+              <w:jc w:val="left"/>
+            </w:pPr>
+            <w:r>
+              <w:rPr>
+                <w:rFonts w:ascii="Aptos" w:hAnsi="Aptos"/>
+                <w:b w:val="0"/>
+                <w:color w:val="334155"/>
+                <w:sz w:val="16"/>
+              </w:rPr>
               <w:t>Reportes y Finanzas</w:t>
             </w:r>
           </w:p>
@@ -6295,7 +6672,6 @@
     </w:p>
     <w:p>
       <w:pPr>
-        <w:pStyle w:val="ListBullet"/>
         <w:spacing w:after="40"/>
       </w:pPr>
       <w:r>
@@ -6305,12 +6681,11 @@
           <w:color w:val="334155"/>
           <w:sz w:val="18"/>
         </w:rPr>
-        <w:t>Solo se permite @tecplayacar.edu.mx.</w:t>
-      </w:r>
-    </w:p>
-    <w:p>
-      <w:pPr>
-        <w:pStyle w:val="ListBullet"/>
+        <w:t>• Solo se permite @tecplayacar.edu.mx.</w:t>
+      </w:r>
+    </w:p>
+    <w:p>
+      <w:pPr>
         <w:spacing w:after="40"/>
       </w:pPr>
       <w:r>
@@ -6320,12 +6695,11 @@
           <w:color w:val="334155"/>
           <w:sz w:val="18"/>
         </w:rPr>
-        <w:t>El token de Firebase se valida en cada petición protegida.</w:t>
-      </w:r>
-    </w:p>
-    <w:p>
-      <w:pPr>
-        <w:pStyle w:val="ListBullet"/>
+        <w:t>• El token de Firebase se valida en cada petición protegida.</w:t>
+      </w:r>
+    </w:p>
+    <w:p>
+      <w:pPr>
         <w:spacing w:after="40"/>
       </w:pPr>
       <w:r>
@@ -6335,7 +6709,7 @@
           <w:color w:val="334155"/>
           <w:sz w:val="18"/>
         </w:rPr>
-        <w:t>Los permisos no se confían al frontend; se consultan desde PostgreSQL.</w:t>
+        <w:t>• Los permisos no se confían al frontend; se consultan desde PostgreSQL.</w:t>
       </w:r>
     </w:p>
     <w:p>
@@ -6384,7 +6758,6 @@
     </w:p>
     <w:p>
       <w:pPr>
-        <w:pStyle w:val="ListBullet"/>
         <w:spacing w:after="40"/>
       </w:pPr>
       <w:r>
@@ -6394,12 +6767,11 @@
           <w:color w:val="334155"/>
           <w:sz w:val="18"/>
         </w:rPr>
-        <w:t>Crear usuarios.</w:t>
-      </w:r>
-    </w:p>
-    <w:p>
-      <w:pPr>
-        <w:pStyle w:val="ListBullet"/>
+        <w:t>• Crear usuarios.</w:t>
+      </w:r>
+    </w:p>
+    <w:p>
+      <w:pPr>
         <w:spacing w:after="40"/>
       </w:pPr>
       <w:r>
@@ -6409,12 +6781,11 @@
           <w:color w:val="334155"/>
           <w:sz w:val="18"/>
         </w:rPr>
-        <w:t>Editar nombre, correo, rol, estatus y observaciones.</w:t>
-      </w:r>
-    </w:p>
-    <w:p>
-      <w:pPr>
-        <w:pStyle w:val="ListBullet"/>
+        <w:t>• Editar nombre, correo, rol, estatus y observaciones.</w:t>
+      </w:r>
+    </w:p>
+    <w:p>
+      <w:pPr>
         <w:spacing w:after="40"/>
       </w:pPr>
       <w:r>
@@ -6424,12 +6795,11 @@
           <w:color w:val="334155"/>
           <w:sz w:val="18"/>
         </w:rPr>
-        <w:t>Desactivar usuarios.</w:t>
-      </w:r>
-    </w:p>
-    <w:p>
-      <w:pPr>
-        <w:pStyle w:val="ListBullet"/>
+        <w:t>• Desactivar usuarios.</w:t>
+      </w:r>
+    </w:p>
+    <w:p>
+      <w:pPr>
         <w:spacing w:after="40"/>
       </w:pPr>
       <w:r>
@@ -6439,7 +6809,7 @@
           <w:color w:val="334155"/>
           <w:sz w:val="18"/>
         </w:rPr>
-        <w:t>Eliminar usuarios cuando las reglas lo permiten.</w:t>
+        <w:t>• Eliminar usuarios cuando las reglas lo permiten.</w:t>
       </w:r>
     </w:p>
     <w:p>
@@ -6458,7 +6828,6 @@
     </w:p>
     <w:p>
       <w:pPr>
-        <w:pStyle w:val="ListBullet"/>
         <w:spacing w:after="40"/>
       </w:pPr>
       <w:r>
@@ -6468,12 +6837,11 @@
           <w:color w:val="334155"/>
           <w:sz w:val="18"/>
         </w:rPr>
-        <w:t>El administrador protegido no puede eliminarse ni degradarse.</w:t>
-      </w:r>
-    </w:p>
-    <w:p>
-      <w:pPr>
-        <w:pStyle w:val="ListBullet"/>
+        <w:t>• El administrador protegido no puede eliminarse ni degradarse.</w:t>
+      </w:r>
+    </w:p>
+    <w:p>
+      <w:pPr>
         <w:spacing w:after="40"/>
       </w:pPr>
       <w:r>
@@ -6483,12 +6851,11 @@
           <w:color w:val="334155"/>
           <w:sz w:val="18"/>
         </w:rPr>
-        <w:t>Un administrador no debe dejar el sistema sin administradores activos.</w:t>
-      </w:r>
-    </w:p>
-    <w:p>
-      <w:pPr>
-        <w:pStyle w:val="ListBullet"/>
+        <w:t>• Un administrador no debe dejar el sistema sin administradores activos.</w:t>
+      </w:r>
+    </w:p>
+    <w:p>
+      <w:pPr>
         <w:spacing w:after="40"/>
       </w:pPr>
       <w:r>
@@ -6498,7 +6865,7 @@
           <w:color w:val="334155"/>
           <w:sz w:val="18"/>
         </w:rPr>
-        <w:t>Solo usuarios activos pueden iniciar sesión.</w:t>
+        <w:t>• Solo usuarios activos pueden iniciar sesión.</w:t>
       </w:r>
     </w:p>
     <w:p>
@@ -6525,7 +6892,6 @@
     </w:p>
     <w:p>
       <w:pPr>
-        <w:pStyle w:val="ListBullet"/>
         <w:spacing w:after="40"/>
       </w:pPr>
       <w:r>
@@ -6535,12 +6901,11 @@
           <w:color w:val="334155"/>
           <w:sz w:val="18"/>
         </w:rPr>
-        <w:t>Alta y edición de asignaturas.</w:t>
-      </w:r>
-    </w:p>
-    <w:p>
-      <w:pPr>
-        <w:pStyle w:val="ListBullet"/>
+        <w:t>• Alta y edición de asignaturas.</w:t>
+      </w:r>
+    </w:p>
+    <w:p>
+      <w:pPr>
         <w:spacing w:after="40"/>
       </w:pPr>
       <w:r>
@@ -6550,12 +6915,11 @@
           <w:color w:val="334155"/>
           <w:sz w:val="18"/>
         </w:rPr>
-        <w:t>Activación e inactivación de asignaturas.</w:t>
-      </w:r>
-    </w:p>
-    <w:p>
-      <w:pPr>
-        <w:pStyle w:val="ListBullet"/>
+        <w:t>• Activación e inactivación de asignaturas.</w:t>
+      </w:r>
+    </w:p>
+    <w:p>
+      <w:pPr>
         <w:spacing w:after="40"/>
       </w:pPr>
       <w:r>
@@ -6565,12 +6929,11 @@
           <w:color w:val="334155"/>
           <w:sz w:val="18"/>
         </w:rPr>
-        <w:t>Alta y edición de tabuladores.</w:t>
-      </w:r>
-    </w:p>
-    <w:p>
-      <w:pPr>
-        <w:pStyle w:val="ListBullet"/>
+        <w:t>• Alta y edición de tabuladores.</w:t>
+      </w:r>
+    </w:p>
+    <w:p>
+      <w:pPr>
         <w:spacing w:after="40"/>
       </w:pPr>
       <w:r>
@@ -6580,12 +6943,11 @@
           <w:color w:val="334155"/>
           <w:sz w:val="18"/>
         </w:rPr>
-        <w:t>Modificación del monto por hora.</w:t>
-      </w:r>
-    </w:p>
-    <w:p>
-      <w:pPr>
-        <w:pStyle w:val="ListBullet"/>
+        <w:t>• Modificación del monto por hora.</w:t>
+      </w:r>
+    </w:p>
+    <w:p>
+      <w:pPr>
         <w:spacing w:after="40"/>
       </w:pPr>
       <w:r>
@@ -6595,12 +6957,11 @@
           <w:color w:val="334155"/>
           <w:sz w:val="18"/>
         </w:rPr>
-        <w:t>Activación e inactivación de tabuladores.</w:t>
-      </w:r>
-    </w:p>
-    <w:p>
-      <w:pPr>
-        <w:pStyle w:val="ListBullet"/>
+        <w:t>• Activación e inactivación de tabuladores.</w:t>
+      </w:r>
+    </w:p>
+    <w:p>
+      <w:pPr>
         <w:spacing w:after="40"/>
       </w:pPr>
       <w:r>
@@ -6610,12 +6971,11 @@
           <w:color w:val="334155"/>
           <w:sz w:val="18"/>
         </w:rPr>
-        <w:t>Orden de visualización de tabuladores.</w:t>
-      </w:r>
-    </w:p>
-    <w:p>
-      <w:pPr>
-        <w:pStyle w:val="ListBullet"/>
+        <w:t>• Orden de visualización de tabuladores.</w:t>
+      </w:r>
+    </w:p>
+    <w:p>
+      <w:pPr>
         <w:spacing w:after="40"/>
       </w:pPr>
       <w:r>
@@ -6625,7 +6985,7 @@
           <w:color w:val="334155"/>
           <w:sz w:val="18"/>
         </w:rPr>
-        <w:t>Consulta de uso operativo e histórico.</w:t>
+        <w:t>• Consulta de uso operativo e histórico.</w:t>
       </w:r>
     </w:p>
     <w:p>
@@ -6644,7 +7004,6 @@
     </w:p>
     <w:p>
       <w:pPr>
-        <w:pStyle w:val="ListBullet"/>
         <w:spacing w:after="40"/>
       </w:pPr>
       <w:r>
@@ -6654,12 +7013,11 @@
           <w:color w:val="334155"/>
           <w:sz w:val="18"/>
         </w:rPr>
-        <w:t>Inactivar un catálogo lo oculta de nuevas capturas, pero conserva los históricos.</w:t>
-      </w:r>
-    </w:p>
-    <w:p>
-      <w:pPr>
-        <w:pStyle w:val="ListBullet"/>
+        <w:t>• Inactivar un catálogo lo oculta de nuevas capturas, pero conserva los históricos.</w:t>
+      </w:r>
+    </w:p>
+    <w:p>
+      <w:pPr>
         <w:spacing w:after="40"/>
       </w:pPr>
       <w:r>
@@ -6669,12 +7027,11 @@
           <w:color w:val="334155"/>
           <w:sz w:val="18"/>
         </w:rPr>
-        <w:t>Los horarios y nóminas guardadas conservan el nombre y monto capturado como snapshot.</w:t>
-      </w:r>
-    </w:p>
-    <w:p>
-      <w:pPr>
-        <w:pStyle w:val="ListBullet"/>
+        <w:t>• Los horarios y nóminas guardadas conservan el nombre y monto capturado como snapshot.</w:t>
+      </w:r>
+    </w:p>
+    <w:p>
+      <w:pPr>
         <w:spacing w:after="40"/>
       </w:pPr>
       <w:r>
@@ -6684,12 +7041,11 @@
           <w:color w:val="334155"/>
           <w:sz w:val="18"/>
         </w:rPr>
-        <w:t>Cambiar un tabulador no recalcula nóminas históricas.</w:t>
-      </w:r>
-    </w:p>
-    <w:p>
-      <w:pPr>
-        <w:pStyle w:val="ListBullet"/>
+        <w:t>• Cambiar un tabulador no recalcula nóminas históricas.</w:t>
+      </w:r>
+    </w:p>
+    <w:p>
+      <w:pPr>
         <w:spacing w:after="40"/>
       </w:pPr>
       <w:r>
@@ -6699,7 +7055,7 @@
           <w:color w:val="334155"/>
           <w:sz w:val="18"/>
         </w:rPr>
-        <w:t>Las acciones quedan registradas en auditoría.</w:t>
+        <w:t>• Las acciones quedan registradas en auditoría.</w:t>
       </w:r>
     </w:p>
     <w:p>
@@ -6726,7 +7082,6 @@
     </w:p>
     <w:p>
       <w:pPr>
-        <w:pStyle w:val="ListBullet"/>
         <w:spacing w:after="40"/>
       </w:pPr>
       <w:r>
@@ -6736,12 +7091,11 @@
           <w:color w:val="334155"/>
           <w:sz w:val="18"/>
         </w:rPr>
-        <w:t>Nombre.</w:t>
-      </w:r>
-    </w:p>
-    <w:p>
-      <w:pPr>
-        <w:pStyle w:val="ListBullet"/>
+        <w:t>• Nombre.</w:t>
+      </w:r>
+    </w:p>
+    <w:p>
+      <w:pPr>
         <w:spacing w:after="40"/>
       </w:pPr>
       <w:r>
@@ -6751,12 +7105,11 @@
           <w:color w:val="334155"/>
           <w:sz w:val="18"/>
         </w:rPr>
-        <w:t>RFC.</w:t>
-      </w:r>
-    </w:p>
-    <w:p>
-      <w:pPr>
-        <w:pStyle w:val="ListBullet"/>
+        <w:t>• RFC.</w:t>
+      </w:r>
+    </w:p>
+    <w:p>
+      <w:pPr>
         <w:spacing w:after="40"/>
       </w:pPr>
       <w:r>
@@ -6766,12 +7119,11 @@
           <w:color w:val="334155"/>
           <w:sz w:val="18"/>
         </w:rPr>
-        <w:t>Correo.</w:t>
-      </w:r>
-    </w:p>
-    <w:p>
-      <w:pPr>
-        <w:pStyle w:val="ListBullet"/>
+        <w:t>• Correo.</w:t>
+      </w:r>
+    </w:p>
+    <w:p>
+      <w:pPr>
         <w:spacing w:after="40"/>
       </w:pPr>
       <w:r>
@@ -6781,12 +7133,11 @@
           <w:color w:val="334155"/>
           <w:sz w:val="18"/>
         </w:rPr>
-        <w:t>Teléfono.</w:t>
-      </w:r>
-    </w:p>
-    <w:p>
-      <w:pPr>
-        <w:pStyle w:val="ListBullet"/>
+        <w:t>• Teléfono.</w:t>
+      </w:r>
+    </w:p>
+    <w:p>
+      <w:pPr>
         <w:spacing w:after="40"/>
       </w:pPr>
       <w:r>
@@ -6796,12 +7147,11 @@
           <w:color w:val="334155"/>
           <w:sz w:val="18"/>
         </w:rPr>
-        <w:t>Categoría docente.</w:t>
-      </w:r>
-    </w:p>
-    <w:p>
-      <w:pPr>
-        <w:pStyle w:val="ListBullet"/>
+        <w:t>• Categoría docente.</w:t>
+      </w:r>
+    </w:p>
+    <w:p>
+      <w:pPr>
         <w:spacing w:after="40"/>
       </w:pPr>
       <w:r>
@@ -6811,12 +7161,11 @@
           <w:color w:val="334155"/>
           <w:sz w:val="18"/>
         </w:rPr>
-        <w:t>Estatus ACTIVO / INACTIVO.</w:t>
-      </w:r>
-    </w:p>
-    <w:p>
-      <w:pPr>
-        <w:pStyle w:val="ListBullet"/>
+        <w:t>• Estatus ACTIVO / INACTIVO.</w:t>
+      </w:r>
+    </w:p>
+    <w:p>
+      <w:pPr>
         <w:spacing w:after="40"/>
       </w:pPr>
       <w:r>
@@ -6826,12 +7175,11 @@
           <w:color w:val="334155"/>
           <w:sz w:val="18"/>
         </w:rPr>
-        <w:t>Coordinación.</w:t>
-      </w:r>
-    </w:p>
-    <w:p>
-      <w:pPr>
-        <w:pStyle w:val="ListBullet"/>
+        <w:t>• Coordinación.</w:t>
+      </w:r>
+    </w:p>
+    <w:p>
+      <w:pPr>
         <w:spacing w:after="40"/>
       </w:pPr>
       <w:r>
@@ -6841,12 +7189,11 @@
           <w:color w:val="334155"/>
           <w:sz w:val="18"/>
         </w:rPr>
-        <w:t>Tipo de pago.</w:t>
-      </w:r>
-    </w:p>
-    <w:p>
-      <w:pPr>
-        <w:pStyle w:val="ListBullet"/>
+        <w:t>• Tipo de pago.</w:t>
+      </w:r>
+    </w:p>
+    <w:p>
+      <w:pPr>
         <w:spacing w:after="40"/>
       </w:pPr>
       <w:r>
@@ -6856,12 +7203,11 @@
           <w:color w:val="334155"/>
           <w:sz w:val="18"/>
         </w:rPr>
-        <w:t>Datos bancarios.</w:t>
-      </w:r>
-    </w:p>
-    <w:p>
-      <w:pPr>
-        <w:pStyle w:val="ListBullet"/>
+        <w:t>• Datos bancarios.</w:t>
+      </w:r>
+    </w:p>
+    <w:p>
+      <w:pPr>
         <w:spacing w:after="40"/>
       </w:pPr>
       <w:r>
@@ -6871,12 +7217,11 @@
           <w:color w:val="334155"/>
           <w:sz w:val="18"/>
         </w:rPr>
-        <w:t>Datos fiscales.</w:t>
-      </w:r>
-    </w:p>
-    <w:p>
-      <w:pPr>
-        <w:pStyle w:val="ListBullet"/>
+        <w:t>• Datos fiscales.</w:t>
+      </w:r>
+    </w:p>
+    <w:p>
+      <w:pPr>
         <w:spacing w:after="40"/>
       </w:pPr>
       <w:r>
@@ -6886,7 +7231,7 @@
           <w:color w:val="334155"/>
           <w:sz w:val="18"/>
         </w:rPr>
-        <w:t>Constancia fiscal.</w:t>
+        <w:t>• Constancia fiscal.</w:t>
       </w:r>
     </w:p>
     <w:p>
@@ -6905,7 +7250,6 @@
     </w:p>
     <w:p>
       <w:pPr>
-        <w:pStyle w:val="ListBullet"/>
         <w:spacing w:after="40"/>
       </w:pPr>
       <w:r>
@@ -6915,12 +7259,11 @@
           <w:color w:val="334155"/>
           <w:sz w:val="18"/>
         </w:rPr>
-        <w:t>Solo docentes ACTIVO pueden participar en horarios y extras.</w:t>
-      </w:r>
-    </w:p>
-    <w:p>
-      <w:pPr>
-        <w:pStyle w:val="ListBullet"/>
+        <w:t>• Solo docentes ACTIVO pueden participar en horarios y extras.</w:t>
+      </w:r>
+    </w:p>
+    <w:p>
+      <w:pPr>
         <w:spacing w:after="40"/>
       </w:pPr>
       <w:r>
@@ -6930,12 +7273,11 @@
           <w:color w:val="334155"/>
           <w:sz w:val="18"/>
         </w:rPr>
-        <w:t>Los docentes pueden exportarse en CSV.</w:t>
-      </w:r>
-    </w:p>
-    <w:p>
-      <w:pPr>
-        <w:pStyle w:val="ListBullet"/>
+        <w:t>• Los docentes pueden exportarse en CSV.</w:t>
+      </w:r>
+    </w:p>
+    <w:p>
+      <w:pPr>
         <w:spacing w:after="40"/>
       </w:pPr>
       <w:r>
@@ -6945,12 +7287,11 @@
           <w:color w:val="334155"/>
           <w:sz w:val="18"/>
         </w:rPr>
-        <w:t>Existe exportación de docentes activos.</w:t>
-      </w:r>
-    </w:p>
-    <w:p>
-      <w:pPr>
-        <w:pStyle w:val="ListBullet"/>
+        <w:t>• Existe exportación de docentes activos.</w:t>
+      </w:r>
+    </w:p>
+    <w:p>
+      <w:pPr>
         <w:spacing w:after="40"/>
       </w:pPr>
       <w:r>
@@ -6960,12 +7301,11 @@
           <w:color w:val="334155"/>
           <w:sz w:val="18"/>
         </w:rPr>
-        <w:t>Existe exportación completa con historial de cambios.</w:t>
-      </w:r>
-    </w:p>
-    <w:p>
-      <w:pPr>
-        <w:pStyle w:val="ListBullet"/>
+        <w:t>• Existe exportación completa con historial de cambios.</w:t>
+      </w:r>
+    </w:p>
+    <w:p>
+      <w:pPr>
         <w:spacing w:after="40"/>
       </w:pPr>
       <w:r>
@@ -6975,12 +7315,11 @@
           <w:color w:val="334155"/>
           <w:sz w:val="18"/>
         </w:rPr>
-        <w:t>El borrado de docentes respeta dependencias operativas.</w:t>
-      </w:r>
-    </w:p>
-    <w:p>
-      <w:pPr>
-        <w:pStyle w:val="ListBullet"/>
+        <w:t>• El borrado de docentes respeta dependencias operativas.</w:t>
+      </w:r>
+    </w:p>
+    <w:p>
+      <w:pPr>
         <w:spacing w:after="40"/>
       </w:pPr>
       <w:r>
@@ -6990,20 +7329,12 @@
           <w:color w:val="334155"/>
           <w:sz w:val="18"/>
         </w:rPr>
-        <w:t>Los coordinadores solo pueden editar docentes de su coordinación; Admin puede editar cualquiera.</w:t>
-      </w:r>
-    </w:p>
-    <w:p>
-      <w:pPr>
-        <w:pStyle w:val="Heading2"/>
-      </w:pPr>
-      <w:r>
-        <w:t>6.5 Expediente Fiscal</w:t>
-      </w:r>
-    </w:p>
-    <w:p>
-      <w:pPr>
-        <w:spacing w:after="100"/>
+        <w:t>• Coordinador puede consultar el detalle operativo de todos los docentes. Solo puede editar docentes cuyo teachers.created_by corresponde a su usuario; Admin conserva alcance global. Los datos fiscales requieren permisos separados.</w:t>
+      </w:r>
+    </w:p>
+    <w:p>
+      <w:pPr>
+        <w:spacing w:after="40"/>
       </w:pPr>
       <w:r>
         <w:rPr>
@@ -7012,13 +7343,20 @@
           <w:color w:val="334155"/>
           <w:sz w:val="18"/>
         </w:rPr>
-        <w:t>Concentra información fiscal y bancaria para Finanzas/Contador. Permite:</w:t>
-      </w:r>
-    </w:p>
-    <w:p>
-      <w:pPr>
-        <w:pStyle w:val="ListBullet"/>
-        <w:spacing w:after="40"/>
+        <w:t>• H19 normalizó productivamente teachers.created_by en 36 docentes existentes y registró 3 altas mínimas con backup, preview ROLLBACK y validación sin duplicados. Es evidencia de mantenimiento, no un procedimiento de carga automática.</w:t>
+      </w:r>
+    </w:p>
+    <w:p>
+      <w:pPr>
+        <w:pStyle w:val="Heading2"/>
+      </w:pPr>
+      <w:r>
+        <w:t>6.5 Expediente Fiscal</w:t>
+      </w:r>
+    </w:p>
+    <w:p>
+      <w:pPr>
+        <w:spacing w:after="100"/>
       </w:pPr>
       <w:r>
         <w:rPr>
@@ -7027,12 +7365,11 @@
           <w:color w:val="334155"/>
           <w:sz w:val="18"/>
         </w:rPr>
-        <w:t>Revisar RFC, correo, datos bancarios y constancia.</w:t>
-      </w:r>
-    </w:p>
-    <w:p>
-      <w:pPr>
-        <w:pStyle w:val="ListBullet"/>
+        <w:t>Concentra información fiscal y bancaria para Finanzas/Contador/RH. Permite:</w:t>
+      </w:r>
+    </w:p>
+    <w:p>
+      <w:pPr>
         <w:spacing w:after="40"/>
       </w:pPr>
       <w:r>
@@ -7042,12 +7379,11 @@
           <w:color w:val="334155"/>
           <w:sz w:val="18"/>
         </w:rPr>
-        <w:t>Ver vista previa de constancia fiscal.</w:t>
-      </w:r>
-    </w:p>
-    <w:p>
-      <w:pPr>
-        <w:pStyle w:val="ListBullet"/>
+        <w:t>• Revisar RFC, correo, datos bancarios y constancia.</w:t>
+      </w:r>
+    </w:p>
+    <w:p>
+      <w:pPr>
         <w:spacing w:after="40"/>
       </w:pPr>
       <w:r>
@@ -7057,12 +7393,11 @@
           <w:color w:val="334155"/>
           <w:sz w:val="18"/>
         </w:rPr>
-        <w:t>Descargar constancia fiscal.</w:t>
-      </w:r>
-    </w:p>
-    <w:p>
-      <w:pPr>
-        <w:pStyle w:val="ListBullet"/>
+        <w:t>• Ver vista previa de constancia fiscal.</w:t>
+      </w:r>
+    </w:p>
+    <w:p>
+      <w:pPr>
         <w:spacing w:after="40"/>
       </w:pPr>
       <w:r>
@@ -7072,12 +7407,11 @@
           <w:color w:val="334155"/>
           <w:sz w:val="18"/>
         </w:rPr>
-        <w:t>Editar datos fiscales desde el módulo.</w:t>
-      </w:r>
-    </w:p>
-    <w:p>
-      <w:pPr>
-        <w:pStyle w:val="ListBullet"/>
+        <w:t>• Descargar constancia fiscal.</w:t>
+      </w:r>
+    </w:p>
+    <w:p>
+      <w:pPr>
         <w:spacing w:after="40"/>
       </w:pPr>
       <w:r>
@@ -7087,12 +7421,12 @@
           <w:color w:val="334155"/>
           <w:sz w:val="18"/>
         </w:rPr>
-        <w:t>Exportar listado de cumpleaños.</w:t>
-      </w:r>
-    </w:p>
-    <w:p>
-      <w:pPr>
-        <w:spacing w:after="100"/>
+        <w:t>• Editar datos fiscales desde el módulo.</w:t>
+      </w:r>
+    </w:p>
+    <w:p>
+      <w:pPr>
+        <w:spacing w:after="40"/>
       </w:pPr>
       <w:r>
         <w:rPr>
@@ -7101,7 +7435,7 @@
           <w:color w:val="334155"/>
           <w:sz w:val="18"/>
         </w:rPr>
-        <w:t>La fecha de nacimiento se calcula desde RFC cuando el formato lo permite.</w:t>
+        <w:t>• Exportar listado de cumpleaños.</w:t>
       </w:r>
     </w:p>
     <w:p>
@@ -7115,15 +7449,7 @@
           <w:color w:val="334155"/>
           <w:sz w:val="18"/>
         </w:rPr>
-        <w:t>Los coordinadores solo pueden actualizar expedientes de docentes de su coordinación; Admin y Finanzas pueden gestionar expedientes de forma global.</w:t>
-      </w:r>
-    </w:p>
-    <w:p>
-      <w:pPr>
-        <w:pStyle w:val="Heading2"/>
-      </w:pPr>
-      <w:r>
-        <w:t>6.6 Calendario Operativo</w:t>
+        <w:t>La fecha de nacimiento se calcula desde RFC cuando el formato lo permite.</w:t>
       </w:r>
     </w:p>
     <w:p>
@@ -7137,13 +7463,20 @@
           <w:color w:val="334155"/>
           <w:sz w:val="18"/>
         </w:rPr>
-        <w:t>Es la fuente oficial para el cálculo de nómina. Administra:</w:t>
-      </w:r>
-    </w:p>
-    <w:p>
-      <w:pPr>
-        <w:pStyle w:val="ListBullet"/>
-        <w:spacing w:after="40"/>
+        <w:t>Los coordinadores solo pueden actualizar expedientes de docentes de su coordinación; Admin, Finanzas y RH pueden gestionar expedientes de forma global.</w:t>
+      </w:r>
+    </w:p>
+    <w:p>
+      <w:pPr>
+        <w:pStyle w:val="Heading2"/>
+      </w:pPr>
+      <w:r>
+        <w:t>6.6 Calendario Operativo</w:t>
+      </w:r>
+    </w:p>
+    <w:p>
+      <w:pPr>
+        <w:spacing w:after="100"/>
       </w:pPr>
       <w:r>
         <w:rPr>
@@ -7152,12 +7485,11 @@
           <w:color w:val="334155"/>
           <w:sz w:val="18"/>
         </w:rPr>
-        <w:t>Ciclos escolares.</w:t>
-      </w:r>
-    </w:p>
-    <w:p>
-      <w:pPr>
-        <w:pStyle w:val="ListBullet"/>
+        <w:t>Es la fuente oficial para el cálculo de nómina. Administra:</w:t>
+      </w:r>
+    </w:p>
+    <w:p>
+      <w:pPr>
         <w:spacing w:after="40"/>
       </w:pPr>
       <w:r>
@@ -7167,12 +7499,11 @@
           <w:color w:val="334155"/>
           <w:sz w:val="18"/>
         </w:rPr>
-        <w:t>Fechas modulares por ciclo.</w:t>
-      </w:r>
-    </w:p>
-    <w:p>
-      <w:pPr>
-        <w:pStyle w:val="ListBullet"/>
+        <w:t>• Ciclos escolares.</w:t>
+      </w:r>
+    </w:p>
+    <w:p>
+      <w:pPr>
         <w:spacing w:after="40"/>
       </w:pPr>
       <w:r>
@@ -7182,12 +7513,11 @@
           <w:color w:val="334155"/>
           <w:sz w:val="18"/>
         </w:rPr>
-        <w:t>Quincenas.</w:t>
-      </w:r>
-    </w:p>
-    <w:p>
-      <w:pPr>
-        <w:pStyle w:val="ListBullet"/>
+        <w:t>• Fechas modulares por ciclo.</w:t>
+      </w:r>
+    </w:p>
+    <w:p>
+      <w:pPr>
         <w:spacing w:after="40"/>
       </w:pPr>
       <w:r>
@@ -7197,12 +7527,11 @@
           <w:color w:val="334155"/>
           <w:sz w:val="18"/>
         </w:rPr>
-        <w:t>Días inhábiles dentro de cada quincena.</w:t>
-      </w:r>
-    </w:p>
-    <w:p>
-      <w:pPr>
-        <w:pStyle w:val="ListBullet"/>
+        <w:t>• Quincenas.</w:t>
+      </w:r>
+    </w:p>
+    <w:p>
+      <w:pPr>
         <w:spacing w:after="40"/>
       </w:pPr>
       <w:r>
@@ -7212,12 +7541,12 @@
           <w:color w:val="334155"/>
           <w:sz w:val="18"/>
         </w:rPr>
-        <w:t>Días de acceso para incidencias y extras.</w:t>
-      </w:r>
-    </w:p>
-    <w:p>
-      <w:pPr>
-        <w:spacing w:after="100"/>
+        <w:t>• Días inhábiles dentro de cada quincena.</w:t>
+      </w:r>
+    </w:p>
+    <w:p>
+      <w:pPr>
+        <w:spacing w:after="40"/>
       </w:pPr>
       <w:r>
         <w:rPr>
@@ -7226,12 +7555,11 @@
           <w:color w:val="334155"/>
           <w:sz w:val="18"/>
         </w:rPr>
-        <w:t>Reglas clave:</w:t>
-      </w:r>
-    </w:p>
-    <w:p>
-      <w:pPr>
-        <w:pStyle w:val="ListBullet"/>
+        <w:t>• Apertura con fecha/hora para incidencias y extras.</w:t>
+      </w:r>
+    </w:p>
+    <w:p>
+      <w:pPr>
         <w:spacing w:after="40"/>
       </w:pPr>
       <w:r>
@@ -7241,13 +7569,12 @@
           <w:color w:val="334155"/>
           <w:sz w:val="18"/>
         </w:rPr>
-        <w:t>Las fechas modulares pertenecen al ciclo, no a cada quincena.</w:t>
-      </w:r>
-    </w:p>
-    <w:p>
-      <w:pPr>
-        <w:pStyle w:val="ListBullet"/>
-        <w:spacing w:after="40"/>
+        <w:t>• Días de acceso para incidencias y extras, contados como periodos de 24 horas desde la apertura.</w:t>
+      </w:r>
+    </w:p>
+    <w:p>
+      <w:pPr>
+        <w:spacing w:after="100"/>
       </w:pPr>
       <w:r>
         <w:rPr>
@@ -7256,12 +7583,11 @@
           <w:color w:val="334155"/>
           <w:sz w:val="18"/>
         </w:rPr>
-        <w:t>Las quincenas pertenecen a un ciclo.</w:t>
-      </w:r>
-    </w:p>
-    <w:p>
-      <w:pPr>
-        <w:pStyle w:val="ListBullet"/>
+        <w:t>Reglas clave:</w:t>
+      </w:r>
+    </w:p>
+    <w:p>
+      <w:pPr>
         <w:spacing w:after="40"/>
       </w:pPr>
       <w:r>
@@ -7271,12 +7597,11 @@
           <w:color w:val="334155"/>
           <w:sz w:val="18"/>
         </w:rPr>
-        <w:t>Los días inhábiles afectan el cálculo de horas base.</w:t>
-      </w:r>
-    </w:p>
-    <w:p>
-      <w:pPr>
-        <w:pStyle w:val="ListBullet"/>
+        <w:t>• Las fechas modulares pertenecen al ciclo, no a cada quincena.</w:t>
+      </w:r>
+    </w:p>
+    <w:p>
+      <w:pPr>
         <w:spacing w:after="40"/>
       </w:pPr>
       <w:r>
@@ -7286,7 +7611,49 @@
           <w:color w:val="334155"/>
           <w:sz w:val="18"/>
         </w:rPr>
-        <w:t>Una quincena con nómina guardada no debe eliminarse.</w:t>
+        <w:t>• Las quincenas pertenecen a un ciclo.</w:t>
+      </w:r>
+    </w:p>
+    <w:p>
+      <w:pPr>
+        <w:spacing w:after="40"/>
+      </w:pPr>
+      <w:r>
+        <w:rPr>
+          <w:rFonts w:ascii="Aptos" w:hAnsi="Aptos"/>
+          <w:b w:val="0"/>
+          <w:color w:val="334155"/>
+          <w:sz w:val="18"/>
+        </w:rPr>
+        <w:t>• Los días inhábiles afectan el cálculo de horas base.</w:t>
+      </w:r>
+    </w:p>
+    <w:p>
+      <w:pPr>
+        <w:spacing w:after="40"/>
+      </w:pPr>
+      <w:r>
+        <w:rPr>
+          <w:rFonts w:ascii="Aptos" w:hAnsi="Aptos"/>
+          <w:b w:val="0"/>
+          <w:color w:val="334155"/>
+          <w:sz w:val="18"/>
+        </w:rPr>
+        <w:t>• La apertura de incidencias y extras debe caer dentro del rango de la quincena.</w:t>
+      </w:r>
+    </w:p>
+    <w:p>
+      <w:pPr>
+        <w:spacing w:after="40"/>
+      </w:pPr>
+      <w:r>
+        <w:rPr>
+          <w:rFonts w:ascii="Aptos" w:hAnsi="Aptos"/>
+          <w:b w:val="0"/>
+          <w:color w:val="334155"/>
+          <w:sz w:val="18"/>
+        </w:rPr>
+        <w:t>• Una quincena con nómina guardada no debe eliminarse.</w:t>
       </w:r>
     </w:p>
     <w:p>
@@ -7614,7 +7981,6 @@
     </w:p>
     <w:p>
       <w:pPr>
-        <w:pStyle w:val="ListNumber"/>
         <w:spacing w:after="40"/>
       </w:pPr>
       <w:r>
@@ -7624,12 +7990,11 @@
           <w:color w:val="334155"/>
           <w:sz w:val="18"/>
         </w:rPr>
-        <w:t>Crear el ciclo futuro en PLANEACION.</w:t>
-      </w:r>
-    </w:p>
-    <w:p>
-      <w:pPr>
-        <w:pStyle w:val="ListNumber"/>
+        <w:t>1. Crear el ciclo futuro en PLANEACION.</w:t>
+      </w:r>
+    </w:p>
+    <w:p>
+      <w:pPr>
         <w:spacing w:after="40"/>
       </w:pPr>
       <w:r>
@@ -7639,12 +8004,11 @@
           <w:color w:val="334155"/>
           <w:sz w:val="18"/>
         </w:rPr>
-        <w:t>Ajustar fechas modulares según operación real.</w:t>
-      </w:r>
-    </w:p>
-    <w:p>
-      <w:pPr>
-        <w:pStyle w:val="ListNumber"/>
+        <w:t>2. Ajustar fechas modulares según operación real.</w:t>
+      </w:r>
+    </w:p>
+    <w:p>
+      <w:pPr>
         <w:spacing w:after="40"/>
       </w:pPr>
       <w:r>
@@ -7654,12 +8018,11 @@
           <w:color w:val="334155"/>
           <w:sz w:val="18"/>
         </w:rPr>
-        <w:t>Capturar horarios limpios del nuevo ciclo.</w:t>
-      </w:r>
-    </w:p>
-    <w:p>
-      <w:pPr>
-        <w:pStyle w:val="ListNumber"/>
+        <w:t>3. Capturar horarios limpios del nuevo ciclo.</w:t>
+      </w:r>
+    </w:p>
+    <w:p>
+      <w:pPr>
         <w:spacing w:after="40"/>
       </w:pPr>
       <w:r>
@@ -7669,12 +8032,11 @@
           <w:color w:val="334155"/>
           <w:sz w:val="18"/>
         </w:rPr>
-        <w:t>Mantener el ciclo vigente como ACTIVO hasta concluir la operación.</w:t>
-      </w:r>
-    </w:p>
-    <w:p>
-      <w:pPr>
-        <w:pStyle w:val="ListNumber"/>
+        <w:t>4. Mantener el ciclo vigente como ACTIVO hasta concluir la operación.</w:t>
+      </w:r>
+    </w:p>
+    <w:p>
+      <w:pPr>
         <w:spacing w:after="40"/>
       </w:pPr>
       <w:r>
@@ -7684,12 +8046,11 @@
           <w:color w:val="334155"/>
           <w:sz w:val="18"/>
         </w:rPr>
-        <w:t>Activar el nuevo ciclo cuando corresponda.</w:t>
-      </w:r>
-    </w:p>
-    <w:p>
-      <w:pPr>
-        <w:pStyle w:val="ListNumber"/>
+        <w:t>5. Activar el nuevo ciclo cuando corresponda.</w:t>
+      </w:r>
+    </w:p>
+    <w:p>
+      <w:pPr>
         <w:spacing w:after="40"/>
       </w:pPr>
       <w:r>
@@ -7699,12 +8060,11 @@
           <w:color w:val="334155"/>
           <w:sz w:val="18"/>
         </w:rPr>
-        <w:t>El ciclo anterior pasa a CERRADO.</w:t>
-      </w:r>
-    </w:p>
-    <w:p>
-      <w:pPr>
-        <w:pStyle w:val="ListNumber"/>
+        <w:t>6. El ciclo anterior pasa a CERRADO.</w:t>
+      </w:r>
+    </w:p>
+    <w:p>
+      <w:pPr>
         <w:spacing w:after="40"/>
       </w:pPr>
       <w:r>
@@ -7714,7 +8074,7 @@
           <w:color w:val="334155"/>
           <w:sz w:val="18"/>
         </w:rPr>
-        <w:t>Los horarios del ciclo cerrado no se eliminan de la base, pero salen de la vista operativa de Capturar Horarios.</w:t>
+        <w:t>7. Los horarios del ciclo cerrado no se eliminan de la base, pero salen de la vista operativa de Capturar Horarios.</w:t>
       </w:r>
     </w:p>
     <w:p>
@@ -7741,7 +8101,6 @@
     </w:p>
     <w:p>
       <w:pPr>
-        <w:pStyle w:val="ListBullet"/>
         <w:spacing w:after="40"/>
       </w:pPr>
       <w:r>
@@ -7751,12 +8110,11 @@
           <w:color w:val="334155"/>
           <w:sz w:val="18"/>
         </w:rPr>
-        <w:t>Ciclo.</w:t>
-      </w:r>
-    </w:p>
-    <w:p>
-      <w:pPr>
-        <w:pStyle w:val="ListBullet"/>
+        <w:t>• Ciclo.</w:t>
+      </w:r>
+    </w:p>
+    <w:p>
+      <w:pPr>
         <w:spacing w:after="40"/>
       </w:pPr>
       <w:r>
@@ -7766,12 +8124,11 @@
           <w:color w:val="334155"/>
           <w:sz w:val="18"/>
         </w:rPr>
-        <w:t>Docente.</w:t>
-      </w:r>
-    </w:p>
-    <w:p>
-      <w:pPr>
-        <w:pStyle w:val="ListBullet"/>
+        <w:t>• Docente.</w:t>
+      </w:r>
+    </w:p>
+    <w:p>
+      <w:pPr>
         <w:spacing w:after="40"/>
       </w:pPr>
       <w:r>
@@ -7781,12 +8138,11 @@
           <w:color w:val="334155"/>
           <w:sz w:val="18"/>
         </w:rPr>
-        <w:t>Coordinación.</w:t>
-      </w:r>
-    </w:p>
-    <w:p>
-      <w:pPr>
-        <w:pStyle w:val="ListBullet"/>
+        <w:t>• Coordinación.</w:t>
+      </w:r>
+    </w:p>
+    <w:p>
+      <w:pPr>
         <w:spacing w:after="40"/>
       </w:pPr>
       <w:r>
@@ -7796,12 +8152,11 @@
           <w:color w:val="334155"/>
           <w:sz w:val="18"/>
         </w:rPr>
-        <w:t>Asignatura.</w:t>
-      </w:r>
-    </w:p>
-    <w:p>
-      <w:pPr>
-        <w:pStyle w:val="ListBullet"/>
+        <w:t>• Asignatura.</w:t>
+      </w:r>
+    </w:p>
+    <w:p>
+      <w:pPr>
         <w:spacing w:after="40"/>
       </w:pPr>
       <w:r>
@@ -7811,12 +8166,11 @@
           <w:color w:val="334155"/>
           <w:sz w:val="18"/>
         </w:rPr>
-        <w:t>Grupo.</w:t>
-      </w:r>
-    </w:p>
-    <w:p>
-      <w:pPr>
-        <w:pStyle w:val="ListBullet"/>
+        <w:t>• Grupo.</w:t>
+      </w:r>
+    </w:p>
+    <w:p>
+      <w:pPr>
         <w:spacing w:after="40"/>
       </w:pPr>
       <w:r>
@@ -7826,12 +8180,11 @@
           <w:color w:val="334155"/>
           <w:sz w:val="18"/>
         </w:rPr>
-        <w:t>Tabulador.</w:t>
-      </w:r>
-    </w:p>
-    <w:p>
-      <w:pPr>
-        <w:pStyle w:val="ListBullet"/>
+        <w:t>• Tabulador.</w:t>
+      </w:r>
+    </w:p>
+    <w:p>
+      <w:pPr>
         <w:spacing w:after="40"/>
       </w:pPr>
       <w:r>
@@ -7841,12 +8194,11 @@
           <w:color w:val="334155"/>
           <w:sz w:val="18"/>
         </w:rPr>
-        <w:t>Horas L, M, X, J, V.</w:t>
-      </w:r>
-    </w:p>
-    <w:p>
-      <w:pPr>
-        <w:pStyle w:val="ListBullet"/>
+        <w:t>• Horas L, M, X, J, V.</w:t>
+      </w:r>
+    </w:p>
+    <w:p>
+      <w:pPr>
         <w:spacing w:after="40"/>
       </w:pPr>
       <w:r>
@@ -7856,7 +8208,7 @@
           <w:color w:val="334155"/>
           <w:sz w:val="18"/>
         </w:rPr>
-        <w:t>Horas S1 y S2.</w:t>
+        <w:t>• Horas S1 y S2.</w:t>
       </w:r>
     </w:p>
     <w:p>
@@ -7875,7 +8227,6 @@
     </w:p>
     <w:p>
       <w:pPr>
-        <w:pStyle w:val="ListBullet"/>
         <w:spacing w:after="40"/>
       </w:pPr>
       <w:r>
@@ -7885,12 +8236,11 @@
           <w:color w:val="334155"/>
           <w:sz w:val="18"/>
         </w:rPr>
-        <w:t>Solo ciclos ACTIVO o PLANEACION aparecen en captura operativa.</w:t>
-      </w:r>
-    </w:p>
-    <w:p>
-      <w:pPr>
-        <w:pStyle w:val="ListBullet"/>
+        <w:t>• Solo ciclos ACTIVO o PLANEACION aparecen en captura operativa.</w:t>
+      </w:r>
+    </w:p>
+    <w:p>
+      <w:pPr>
         <w:spacing w:after="40"/>
       </w:pPr>
       <w:r>
@@ -7900,12 +8250,11 @@
           <w:color w:val="334155"/>
           <w:sz w:val="18"/>
         </w:rPr>
-        <w:t>Los ciclos CERRADO quedan como histórico.</w:t>
-      </w:r>
-    </w:p>
-    <w:p>
-      <w:pPr>
-        <w:pStyle w:val="ListBullet"/>
+        <w:t>• Los ciclos CERRADO quedan como histórico.</w:t>
+      </w:r>
+    </w:p>
+    <w:p>
+      <w:pPr>
         <w:spacing w:after="40"/>
       </w:pPr>
       <w:r>
@@ -7915,12 +8264,11 @@
           <w:color w:val="334155"/>
           <w:sz w:val="18"/>
         </w:rPr>
-        <w:t>Los horarios se capturan limpios por ciclo.</w:t>
-      </w:r>
-    </w:p>
-    <w:p>
-      <w:pPr>
-        <w:pStyle w:val="ListBullet"/>
+        <w:t>• Los horarios se capturan limpios por ciclo.</w:t>
+      </w:r>
+    </w:p>
+    <w:p>
+      <w:pPr>
         <w:spacing w:after="40"/>
       </w:pPr>
       <w:r>
@@ -7930,12 +8278,11 @@
           <w:color w:val="334155"/>
           <w:sz w:val="18"/>
         </w:rPr>
-        <w:t>No se copian automáticamente horarios del ciclo anterior.</w:t>
-      </w:r>
-    </w:p>
-    <w:p>
-      <w:pPr>
-        <w:pStyle w:val="ListBullet"/>
+        <w:t>• No se copian automáticamente horarios del ciclo anterior.</w:t>
+      </w:r>
+    </w:p>
+    <w:p>
+      <w:pPr>
         <w:spacing w:after="40"/>
       </w:pPr>
       <w:r>
@@ -7945,12 +8292,11 @@
           <w:color w:val="334155"/>
           <w:sz w:val="18"/>
         </w:rPr>
-        <w:t>Solo docentes ACTIVO pueden seleccionarse.</w:t>
-      </w:r>
-    </w:p>
-    <w:p>
-      <w:pPr>
-        <w:pStyle w:val="ListBullet"/>
+        <w:t>• Solo docentes ACTIVO pueden seleccionarse.</w:t>
+      </w:r>
+    </w:p>
+    <w:p>
+      <w:pPr>
         <w:spacing w:after="40"/>
       </w:pPr>
       <w:r>
@@ -7960,12 +8306,11 @@
           <w:color w:val="334155"/>
           <w:sz w:val="18"/>
         </w:rPr>
-        <w:t>Coordinadores capturan con su coordinación por defecto.</w:t>
-      </w:r>
-    </w:p>
-    <w:p>
-      <w:pPr>
-        <w:pStyle w:val="ListBullet"/>
+        <w:t>• Coordinadores capturan con su coordinación por defecto.</w:t>
+      </w:r>
+    </w:p>
+    <w:p>
+      <w:pPr>
         <w:spacing w:after="40"/>
       </w:pPr>
       <w:r>
@@ -7975,12 +8320,11 @@
           <w:color w:val="334155"/>
           <w:sz w:val="18"/>
         </w:rPr>
-        <w:t>Admin puede elegir cualquier coordinación.</w:t>
-      </w:r>
-    </w:p>
-    <w:p>
-      <w:pPr>
-        <w:pStyle w:val="ListBullet"/>
+        <w:t>• Admin puede elegir cualquier coordinación.</w:t>
+      </w:r>
+    </w:p>
+    <w:p>
+      <w:pPr>
         <w:spacing w:after="40"/>
       </w:pPr>
       <w:r>
@@ -7990,7 +8334,7 @@
           <w:color w:val="334155"/>
           <w:sz w:val="18"/>
         </w:rPr>
-        <w:t>Solo la coordinación que capturó puede editar/eliminar, excepto Admin.</w:t>
+        <w:t>• Solo la coordinación que capturó puede editar/eliminar, excepto Admin.</w:t>
       </w:r>
     </w:p>
     <w:p>
@@ -8438,7 +8782,6 @@
     </w:p>
     <w:p>
       <w:pPr>
-        <w:pStyle w:val="ListBullet"/>
         <w:spacing w:after="40"/>
       </w:pPr>
       <w:r>
@@ -8448,12 +8791,11 @@
           <w:color w:val="334155"/>
           <w:sz w:val="18"/>
         </w:rPr>
-        <w:t>Carga semanal L-V.</w:t>
-      </w:r>
-    </w:p>
-    <w:p>
-      <w:pPr>
-        <w:pStyle w:val="ListBullet"/>
+        <w:t>• Carga semanal L-V.</w:t>
+      </w:r>
+    </w:p>
+    <w:p>
+      <w:pPr>
         <w:spacing w:after="40"/>
       </w:pPr>
       <w:r>
@@ -8463,12 +8805,11 @@
           <w:color w:val="334155"/>
           <w:sz w:val="18"/>
         </w:rPr>
-        <w:t>Carga con módulo 1.</w:t>
-      </w:r>
-    </w:p>
-    <w:p>
-      <w:pPr>
-        <w:pStyle w:val="ListBullet"/>
+        <w:t>• Carga con módulo 1.</w:t>
+      </w:r>
+    </w:p>
+    <w:p>
+      <w:pPr>
         <w:spacing w:after="40"/>
       </w:pPr>
       <w:r>
@@ -8478,12 +8819,11 @@
           <w:color w:val="334155"/>
           <w:sz w:val="18"/>
         </w:rPr>
-        <w:t>Carga con módulo 2.</w:t>
-      </w:r>
-    </w:p>
-    <w:p>
-      <w:pPr>
-        <w:pStyle w:val="ListBullet"/>
+        <w:t>• Carga con módulo 2.</w:t>
+      </w:r>
+    </w:p>
+    <w:p>
+      <w:pPr>
         <w:spacing w:after="40"/>
       </w:pPr>
       <w:r>
@@ -8493,12 +8833,11 @@
           <w:color w:val="334155"/>
           <w:sz w:val="18"/>
         </w:rPr>
-        <w:t>Indicadores visuales: disponible, cerca del límite, al límite, excede límite.</w:t>
-      </w:r>
-    </w:p>
-    <w:p>
-      <w:pPr>
-        <w:pStyle w:val="ListBullet"/>
+        <w:t>• Indicadores visuales: disponible, cerca del límite, al límite, excede límite.</w:t>
+      </w:r>
+    </w:p>
+    <w:p>
+      <w:pPr>
         <w:spacing w:after="40"/>
       </w:pPr>
       <w:r>
@@ -8508,7 +8847,7 @@
           <w:color w:val="334155"/>
           <w:sz w:val="18"/>
         </w:rPr>
-        <w:t>No permite guardar horarios que excedan el máximo.</w:t>
+        <w:t>• No permite guardar horarios que excedan el máximo.</w:t>
       </w:r>
     </w:p>
     <w:p>
@@ -9212,7 +9551,6 @@
     </w:p>
     <w:p>
       <w:pPr>
-        <w:pStyle w:val="ListBullet"/>
         <w:spacing w:after="40"/>
       </w:pPr>
       <w:r>
@@ -9222,12 +9560,11 @@
           <w:color w:val="334155"/>
           <w:sz w:val="18"/>
         </w:rPr>
-        <w:t>Faltas.</w:t>
-      </w:r>
-    </w:p>
-    <w:p>
-      <w:pPr>
-        <w:pStyle w:val="ListBullet"/>
+        <w:t>• Faltas.</w:t>
+      </w:r>
+    </w:p>
+    <w:p>
+      <w:pPr>
         <w:spacing w:after="40"/>
       </w:pPr>
       <w:r>
@@ -9237,12 +9574,11 @@
           <w:color w:val="334155"/>
           <w:sz w:val="18"/>
         </w:rPr>
-        <w:t>Retardos.</w:t>
-      </w:r>
-    </w:p>
-    <w:p>
-      <w:pPr>
-        <w:pStyle w:val="ListBullet"/>
+        <w:t>• Retardos.</w:t>
+      </w:r>
+    </w:p>
+    <w:p>
+      <w:pPr>
         <w:spacing w:after="40"/>
       </w:pPr>
       <w:r>
@@ -9252,7 +9588,7 @@
           <w:color w:val="334155"/>
           <w:sz w:val="18"/>
         </w:rPr>
-        <w:t>Extras de horario.</w:t>
+        <w:t>• Extras de horario.</w:t>
       </w:r>
     </w:p>
     <w:p>
@@ -9271,7 +9607,6 @@
     </w:p>
     <w:p>
       <w:pPr>
-        <w:pStyle w:val="ListBullet"/>
         <w:spacing w:after="40"/>
       </w:pPr>
       <w:r>
@@ -9281,12 +9616,11 @@
           <w:color w:val="334155"/>
           <w:sz w:val="18"/>
         </w:rPr>
-        <w:t>Solo se capturan en ciclo ACTIVO.</w:t>
-      </w:r>
-    </w:p>
-    <w:p>
-      <w:pPr>
-        <w:pStyle w:val="ListBullet"/>
+        <w:t>• Solo se capturan en ciclo ACTIVO.</w:t>
+      </w:r>
+    </w:p>
+    <w:p>
+      <w:pPr>
         <w:spacing w:after="40"/>
       </w:pPr>
       <w:r>
@@ -9296,12 +9630,11 @@
           <w:color w:val="334155"/>
           <w:sz w:val="18"/>
         </w:rPr>
-        <w:t>Solo se capturan sobre una quincena existente.</w:t>
-      </w:r>
-    </w:p>
-    <w:p>
-      <w:pPr>
-        <w:pStyle w:val="ListBullet"/>
+        <w:t>• Solo se capturan sobre una quincena existente.</w:t>
+      </w:r>
+    </w:p>
+    <w:p>
+      <w:pPr>
         <w:spacing w:after="40"/>
       </w:pPr>
       <w:r>
@@ -9311,12 +9644,11 @@
           <w:color w:val="334155"/>
           <w:sz w:val="18"/>
         </w:rPr>
-        <w:t>Solo la coordinación que capturó el horario puede editar sus incidencias, excepto Admin.</w:t>
-      </w:r>
-    </w:p>
-    <w:p>
-      <w:pPr>
-        <w:pStyle w:val="ListBullet"/>
+        <w:t>• Solo se capturan durante la ventana de acceso definida en Calendario.</w:t>
+      </w:r>
+    </w:p>
+    <w:p>
+      <w:pPr>
         <w:spacing w:after="40"/>
       </w:pPr>
       <w:r>
@@ -9326,12 +9658,11 @@
           <w:color w:val="334155"/>
           <w:sz w:val="18"/>
         </w:rPr>
-        <w:t>Si la nómina de la quincena ya fue guardada, la incidencia queda bloqueada.</w:t>
-      </w:r>
-    </w:p>
-    <w:p>
-      <w:pPr>
-        <w:pStyle w:val="ListBullet"/>
+        <w:t>• Solo la coordinación que capturó el horario puede editar sus incidencias, excepto Admin.</w:t>
+      </w:r>
+    </w:p>
+    <w:p>
+      <w:pPr>
         <w:spacing w:after="40"/>
       </w:pPr>
       <w:r>
@@ -9341,12 +9672,11 @@
           <w:color w:val="334155"/>
           <w:sz w:val="18"/>
         </w:rPr>
-        <w:t>Las faltas descuentan horas.</w:t>
-      </w:r>
-    </w:p>
-    <w:p>
-      <w:pPr>
-        <w:pStyle w:val="ListBullet"/>
+        <w:t>• Si la nómina de la quincena ya fue guardada, la incidencia queda bloqueada.</w:t>
+      </w:r>
+    </w:p>
+    <w:p>
+      <w:pPr>
         <w:spacing w:after="40"/>
       </w:pPr>
       <w:r>
@@ -9356,12 +9686,11 @@
           <w:color w:val="334155"/>
           <w:sz w:val="18"/>
         </w:rPr>
-        <w:t>Los retardos descuentan 0.5 horas por retardo.</w:t>
-      </w:r>
-    </w:p>
-    <w:p>
-      <w:pPr>
-        <w:pStyle w:val="ListBullet"/>
+        <w:t>• Las faltas descuentan horas.</w:t>
+      </w:r>
+    </w:p>
+    <w:p>
+      <w:pPr>
         <w:spacing w:after="40"/>
       </w:pPr>
       <w:r>
@@ -9371,20 +9700,12 @@
           <w:color w:val="334155"/>
           <w:sz w:val="18"/>
         </w:rPr>
-        <w:t>Los extras de incidencia suman horas al pago con el tabulador del horario.</w:t>
-      </w:r>
-    </w:p>
-    <w:p>
-      <w:pPr>
-        <w:pStyle w:val="Heading2"/>
-      </w:pPr>
-      <w:r>
-        <w:t>6.12 Capturar Extras</w:t>
-      </w:r>
-    </w:p>
-    <w:p>
-      <w:pPr>
-        <w:spacing w:after="100"/>
+        <w:t>• Los retardos descuentan 0.5 horas por retardo.</w:t>
+      </w:r>
+    </w:p>
+    <w:p>
+      <w:pPr>
+        <w:spacing w:after="40"/>
       </w:pPr>
       <w:r>
         <w:rPr>
@@ -9393,13 +9714,20 @@
           <w:color w:val="334155"/>
           <w:sz w:val="18"/>
         </w:rPr>
-        <w:t>Registra horas extra externas a horarios/incidencias. Cada extra tiene:</w:t>
-      </w:r>
-    </w:p>
-    <w:p>
-      <w:pPr>
-        <w:pStyle w:val="ListBullet"/>
-        <w:spacing w:after="40"/>
+        <w:t>• Los extras de incidencia suman horas al pago con el tabulador del horario.</w:t>
+      </w:r>
+    </w:p>
+    <w:p>
+      <w:pPr>
+        <w:pStyle w:val="Heading2"/>
+      </w:pPr>
+      <w:r>
+        <w:t>6.12 Capturar Extras</w:t>
+      </w:r>
+    </w:p>
+    <w:p>
+      <w:pPr>
+        <w:spacing w:after="100"/>
       </w:pPr>
       <w:r>
         <w:rPr>
@@ -9408,12 +9736,11 @@
           <w:color w:val="334155"/>
           <w:sz w:val="18"/>
         </w:rPr>
-        <w:t>Docente.</w:t>
-      </w:r>
-    </w:p>
-    <w:p>
-      <w:pPr>
-        <w:pStyle w:val="ListBullet"/>
+        <w:t>Registra horas extra externas a horarios/incidencias. Cada extra tiene:</w:t>
+      </w:r>
+    </w:p>
+    <w:p>
+      <w:pPr>
         <w:spacing w:after="40"/>
       </w:pPr>
       <w:r>
@@ -9423,12 +9750,11 @@
           <w:color w:val="334155"/>
           <w:sz w:val="18"/>
         </w:rPr>
-        <w:t>Coordinación.</w:t>
-      </w:r>
-    </w:p>
-    <w:p>
-      <w:pPr>
-        <w:pStyle w:val="ListBullet"/>
+        <w:t>• Docente.</w:t>
+      </w:r>
+    </w:p>
+    <w:p>
+      <w:pPr>
         <w:spacing w:after="40"/>
       </w:pPr>
       <w:r>
@@ -9438,12 +9764,11 @@
           <w:color w:val="334155"/>
           <w:sz w:val="18"/>
         </w:rPr>
-        <w:t>Fecha.</w:t>
-      </w:r>
-    </w:p>
-    <w:p>
-      <w:pPr>
-        <w:pStyle w:val="ListBullet"/>
+        <w:t>• Coordinación.</w:t>
+      </w:r>
+    </w:p>
+    <w:p>
+      <w:pPr>
         <w:spacing w:after="40"/>
       </w:pPr>
       <w:r>
@@ -9453,12 +9778,11 @@
           <w:color w:val="334155"/>
           <w:sz w:val="18"/>
         </w:rPr>
-        <w:t>Horas.</w:t>
-      </w:r>
-    </w:p>
-    <w:p>
-      <w:pPr>
-        <w:pStyle w:val="ListBullet"/>
+        <w:t>• Fecha.</w:t>
+      </w:r>
+    </w:p>
+    <w:p>
+      <w:pPr>
         <w:spacing w:after="40"/>
       </w:pPr>
       <w:r>
@@ -9468,12 +9792,11 @@
           <w:color w:val="334155"/>
           <w:sz w:val="18"/>
         </w:rPr>
-        <w:t>Motivo.</w:t>
-      </w:r>
-    </w:p>
-    <w:p>
-      <w:pPr>
-        <w:pStyle w:val="ListBullet"/>
+        <w:t>• Horas.</w:t>
+      </w:r>
+    </w:p>
+    <w:p>
+      <w:pPr>
         <w:spacing w:after="40"/>
       </w:pPr>
       <w:r>
@@ -9483,12 +9806,11 @@
           <w:color w:val="334155"/>
           <w:sz w:val="18"/>
         </w:rPr>
-        <w:t>Tabulador/monto.</w:t>
-      </w:r>
-    </w:p>
-    <w:p>
-      <w:pPr>
-        <w:pStyle w:val="ListBullet"/>
+        <w:t>• Motivo.</w:t>
+      </w:r>
+    </w:p>
+    <w:p>
+      <w:pPr>
         <w:spacing w:after="40"/>
       </w:pPr>
       <w:r>
@@ -9498,12 +9820,11 @@
           <w:color w:val="334155"/>
           <w:sz w:val="18"/>
         </w:rPr>
-        <w:t>Referencia.</w:t>
-      </w:r>
-    </w:p>
-    <w:p>
-      <w:pPr>
-        <w:pStyle w:val="ListBullet"/>
+        <w:t>• Tabulador/monto.</w:t>
+      </w:r>
+    </w:p>
+    <w:p>
+      <w:pPr>
         <w:spacing w:after="40"/>
       </w:pPr>
       <w:r>
@@ -9513,12 +9834,12 @@
           <w:color w:val="334155"/>
           <w:sz w:val="18"/>
         </w:rPr>
-        <w:t>Observaciones.</w:t>
-      </w:r>
-    </w:p>
-    <w:p>
-      <w:pPr>
-        <w:spacing w:after="100"/>
+        <w:t>• Referencia.</w:t>
+      </w:r>
+    </w:p>
+    <w:p>
+      <w:pPr>
+        <w:spacing w:after="40"/>
       </w:pPr>
       <w:r>
         <w:rPr>
@@ -9527,13 +9848,12 @@
           <w:color w:val="334155"/>
           <w:sz w:val="18"/>
         </w:rPr>
-        <w:t>Reglas:</w:t>
-      </w:r>
-    </w:p>
-    <w:p>
-      <w:pPr>
-        <w:pStyle w:val="ListBullet"/>
-        <w:spacing w:after="40"/>
+        <w:t>• Observaciones.</w:t>
+      </w:r>
+    </w:p>
+    <w:p>
+      <w:pPr>
+        <w:spacing w:after="100"/>
       </w:pPr>
       <w:r>
         <w:rPr>
@@ -9542,12 +9862,11 @@
           <w:color w:val="334155"/>
           <w:sz w:val="18"/>
         </w:rPr>
-        <w:t>Solo se capturan en ciclo ACTIVO.</w:t>
-      </w:r>
-    </w:p>
-    <w:p>
-      <w:pPr>
-        <w:pStyle w:val="ListBullet"/>
+        <w:t>Reglas:</w:t>
+      </w:r>
+    </w:p>
+    <w:p>
+      <w:pPr>
         <w:spacing w:after="40"/>
       </w:pPr>
       <w:r>
@@ -9557,12 +9876,11 @@
           <w:color w:val="334155"/>
           <w:sz w:val="18"/>
         </w:rPr>
-        <w:t>La fecha del extra debe caer dentro de una quincena abierta.</w:t>
-      </w:r>
-    </w:p>
-    <w:p>
-      <w:pPr>
-        <w:pStyle w:val="ListBullet"/>
+        <w:t>• Solo se capturan en ciclo ACTIVO.</w:t>
+      </w:r>
+    </w:p>
+    <w:p>
+      <w:pPr>
         <w:spacing w:after="40"/>
       </w:pPr>
       <w:r>
@@ -9572,12 +9890,11 @@
           <w:color w:val="334155"/>
           <w:sz w:val="18"/>
         </w:rPr>
-        <w:t>Si la quincena ya tiene nómina guardada, no permite captura ni edición.</w:t>
-      </w:r>
-    </w:p>
-    <w:p>
-      <w:pPr>
-        <w:pStyle w:val="ListBullet"/>
+        <w:t>• La fecha del extra debe caer dentro de una quincena abierta.</w:t>
+      </w:r>
+    </w:p>
+    <w:p>
+      <w:pPr>
         <w:spacing w:after="40"/>
       </w:pPr>
       <w:r>
@@ -9587,12 +9904,11 @@
           <w:color w:val="334155"/>
           <w:sz w:val="18"/>
         </w:rPr>
-        <w:t>Cualquier coordinador puede agregar extras a cualquier docente.</w:t>
-      </w:r>
-    </w:p>
-    <w:p>
-      <w:pPr>
-        <w:pStyle w:val="ListBullet"/>
+        <w:t>• Solo se capturan durante la ventana de acceso definida para extras en Calendario.</w:t>
+      </w:r>
+    </w:p>
+    <w:p>
+      <w:pPr>
         <w:spacing w:after="40"/>
       </w:pPr>
       <w:r>
@@ -9602,12 +9918,11 @@
           <w:color w:val="334155"/>
           <w:sz w:val="18"/>
         </w:rPr>
-        <w:t>Solo quien capturó el extra puede editarlo/eliminarlo, excepto Admin.</w:t>
-      </w:r>
-    </w:p>
-    <w:p>
-      <w:pPr>
-        <w:pStyle w:val="ListBullet"/>
+        <w:t>• Si la quincena ya tiene nómina guardada, no permite captura ni edición.</w:t>
+      </w:r>
+    </w:p>
+    <w:p>
+      <w:pPr>
         <w:spacing w:after="40"/>
       </w:pPr>
       <w:r>
@@ -9617,20 +9932,12 @@
           <w:color w:val="334155"/>
           <w:sz w:val="18"/>
         </w:rPr>
-        <w:t>Si extras + incidencias + carga horaria exceden el máximo de categoría, el sistema advierte pero permite guardar el extra como evidencia operativa.</w:t>
-      </w:r>
-    </w:p>
-    <w:p>
-      <w:pPr>
-        <w:pStyle w:val="Heading2"/>
-      </w:pPr>
-      <w:r>
-        <w:t>6.13 Nómina</w:t>
-      </w:r>
-    </w:p>
-    <w:p>
-      <w:pPr>
-        <w:spacing w:after="100"/>
+        <w:t>• Cualquier coordinador puede agregar extras a cualquier docente.</w:t>
+      </w:r>
+    </w:p>
+    <w:p>
+      <w:pPr>
+        <w:spacing w:after="40"/>
       </w:pPr>
       <w:r>
         <w:rPr>
@@ -9639,12 +9946,11 @@
           <w:color w:val="334155"/>
           <w:sz w:val="18"/>
         </w:rPr>
-        <w:t>Calcula la nómina quincenal con base en:</w:t>
-      </w:r>
-    </w:p>
-    <w:p>
-      <w:pPr>
-        <w:pStyle w:val="ListBullet"/>
+        <w:t>• Solo quien capturó el extra puede editarlo/eliminarlo, excepto Admin.</w:t>
+      </w:r>
+    </w:p>
+    <w:p>
+      <w:pPr>
         <w:spacing w:after="40"/>
       </w:pPr>
       <w:r>
@@ -9654,13 +9960,20 @@
           <w:color w:val="334155"/>
           <w:sz w:val="18"/>
         </w:rPr>
-        <w:t>Ciclo activo.</w:t>
-      </w:r>
-    </w:p>
-    <w:p>
-      <w:pPr>
-        <w:pStyle w:val="ListBullet"/>
-        <w:spacing w:after="40"/>
+        <w:t>• Si extras + incidencias + carga horaria exceden el máximo de categoría, el sistema advierte pero permite guardar el extra como evidencia operativa.</w:t>
+      </w:r>
+    </w:p>
+    <w:p>
+      <w:pPr>
+        <w:pStyle w:val="Heading2"/>
+      </w:pPr>
+      <w:r>
+        <w:t>6.13 Nómina</w:t>
+      </w:r>
+    </w:p>
+    <w:p>
+      <w:pPr>
+        <w:spacing w:after="100"/>
       </w:pPr>
       <w:r>
         <w:rPr>
@@ -9669,12 +9982,11 @@
           <w:color w:val="334155"/>
           <w:sz w:val="18"/>
         </w:rPr>
-        <w:t>Quincena seleccionada.</w:t>
-      </w:r>
-    </w:p>
-    <w:p>
-      <w:pPr>
-        <w:pStyle w:val="ListBullet"/>
+        <w:t>Calcula la nómina quincenal con base en:</w:t>
+      </w:r>
+    </w:p>
+    <w:p>
+      <w:pPr>
         <w:spacing w:after="40"/>
       </w:pPr>
       <w:r>
@@ -9684,12 +9996,11 @@
           <w:color w:val="334155"/>
           <w:sz w:val="18"/>
         </w:rPr>
-        <w:t>Días hábiles L-V dentro del rango.</w:t>
-      </w:r>
-    </w:p>
-    <w:p>
-      <w:pPr>
-        <w:pStyle w:val="ListBullet"/>
+        <w:t>• Ciclo activo.</w:t>
+      </w:r>
+    </w:p>
+    <w:p>
+      <w:pPr>
         <w:spacing w:after="40"/>
       </w:pPr>
       <w:r>
@@ -9699,12 +10010,11 @@
           <w:color w:val="334155"/>
           <w:sz w:val="18"/>
         </w:rPr>
-        <w:t>Días inhábiles configurados.</w:t>
-      </w:r>
-    </w:p>
-    <w:p>
-      <w:pPr>
-        <w:pStyle w:val="ListBullet"/>
+        <w:t>• Quincena seleccionada.</w:t>
+      </w:r>
+    </w:p>
+    <w:p>
+      <w:pPr>
         <w:spacing w:after="40"/>
       </w:pPr>
       <w:r>
@@ -9714,12 +10024,11 @@
           <w:color w:val="334155"/>
           <w:sz w:val="18"/>
         </w:rPr>
-        <w:t>Fechas modulares del ciclo.</w:t>
-      </w:r>
-    </w:p>
-    <w:p>
-      <w:pPr>
-        <w:pStyle w:val="ListBullet"/>
+        <w:t>• Días hábiles L-V dentro del rango.</w:t>
+      </w:r>
+    </w:p>
+    <w:p>
+      <w:pPr>
         <w:spacing w:after="40"/>
       </w:pPr>
       <w:r>
@@ -9729,12 +10038,11 @@
           <w:color w:val="334155"/>
           <w:sz w:val="18"/>
         </w:rPr>
-        <w:t>Sábados recurrentes de módulo 1 y módulo 2 dentro del rango.</w:t>
-      </w:r>
-    </w:p>
-    <w:p>
-      <w:pPr>
-        <w:pStyle w:val="ListBullet"/>
+        <w:t>• Días inhábiles configurados.</w:t>
+      </w:r>
+    </w:p>
+    <w:p>
+      <w:pPr>
         <w:spacing w:after="40"/>
       </w:pPr>
       <w:r>
@@ -9744,12 +10052,11 @@
           <w:color w:val="334155"/>
           <w:sz w:val="18"/>
         </w:rPr>
-        <w:t>Horarios activos del ciclo.</w:t>
-      </w:r>
-    </w:p>
-    <w:p>
-      <w:pPr>
-        <w:pStyle w:val="ListBullet"/>
+        <w:t>• Fechas modulares del ciclo.</w:t>
+      </w:r>
+    </w:p>
+    <w:p>
+      <w:pPr>
         <w:spacing w:after="40"/>
       </w:pPr>
       <w:r>
@@ -9759,12 +10066,11 @@
           <w:color w:val="334155"/>
           <w:sz w:val="18"/>
         </w:rPr>
-        <w:t>Incidencias de la quincena.</w:t>
-      </w:r>
-    </w:p>
-    <w:p>
-      <w:pPr>
-        <w:pStyle w:val="ListBullet"/>
+        <w:t>• Sábados recurrentes de módulo 1 y módulo 2 dentro del rango.</w:t>
+      </w:r>
+    </w:p>
+    <w:p>
+      <w:pPr>
         <w:spacing w:after="40"/>
       </w:pPr>
       <w:r>
@@ -9774,12 +10080,11 @@
           <w:color w:val="334155"/>
           <w:sz w:val="18"/>
         </w:rPr>
-        <w:t>Extras de la quincena.</w:t>
-      </w:r>
-    </w:p>
-    <w:p>
-      <w:pPr>
-        <w:pStyle w:val="ListBullet"/>
+        <w:t>• Horarios activos del ciclo.</w:t>
+      </w:r>
+    </w:p>
+    <w:p>
+      <w:pPr>
         <w:spacing w:after="40"/>
       </w:pPr>
       <w:r>
@@ -9789,12 +10094,12 @@
           <w:color w:val="334155"/>
           <w:sz w:val="18"/>
         </w:rPr>
-        <w:t>Tabulador capturado por horario/extra.</w:t>
-      </w:r>
-    </w:p>
-    <w:p>
-      <w:pPr>
-        <w:spacing w:after="100"/>
+        <w:t>• Incidencias de la quincena.</w:t>
+      </w:r>
+    </w:p>
+    <w:p>
+      <w:pPr>
+        <w:spacing w:after="40"/>
       </w:pPr>
       <w:r>
         <w:rPr>
@@ -9803,12 +10108,11 @@
           <w:color w:val="334155"/>
           <w:sz w:val="18"/>
         </w:rPr>
-        <w:t>Reglas de cálculo:</w:t>
-      </w:r>
-    </w:p>
-    <w:p>
-      <w:pPr>
-        <w:pStyle w:val="ListBullet"/>
+        <w:t>• Extras de la quincena.</w:t>
+      </w:r>
+    </w:p>
+    <w:p>
+      <w:pPr>
         <w:spacing w:after="40"/>
       </w:pPr>
       <w:r>
@@ -9818,13 +10122,12 @@
           <w:color w:val="334155"/>
           <w:sz w:val="18"/>
         </w:rPr>
-        <w:t>L-V se multiplica por las veces que cada día aparece en la quincena.</w:t>
-      </w:r>
-    </w:p>
-    <w:p>
-      <w:pPr>
-        <w:pStyle w:val="ListBullet"/>
-        <w:spacing w:after="40"/>
+        <w:t>• Tabulador capturado por horario/extra.</w:t>
+      </w:r>
+    </w:p>
+    <w:p>
+      <w:pPr>
+        <w:spacing w:after="100"/>
       </w:pPr>
       <w:r>
         <w:rPr>
@@ -9833,12 +10136,11 @@
           <w:color w:val="334155"/>
           <w:sz w:val="18"/>
         </w:rPr>
-        <w:t>Módulo 1 y módulo 2 cuentan sábados recurrentes dentro del rango modular y dentro de la quincena.</w:t>
-      </w:r>
-    </w:p>
-    <w:p>
-      <w:pPr>
-        <w:pStyle w:val="ListBullet"/>
+        <w:t>Reglas de cálculo:</w:t>
+      </w:r>
+    </w:p>
+    <w:p>
+      <w:pPr>
         <w:spacing w:after="40"/>
       </w:pPr>
       <w:r>
@@ -9848,12 +10150,11 @@
           <w:color w:val="334155"/>
           <w:sz w:val="18"/>
         </w:rPr>
-        <w:t>Puede haber quincenas con traslape operativo entre L-V, M1 y M2.</w:t>
-      </w:r>
-    </w:p>
-    <w:p>
-      <w:pPr>
-        <w:pStyle w:val="ListBullet"/>
+        <w:t>• L-V se multiplica por las veces que cada día aparece en la quincena.</w:t>
+      </w:r>
+    </w:p>
+    <w:p>
+      <w:pPr>
         <w:spacing w:after="40"/>
       </w:pPr>
       <w:r>
@@ -9863,12 +10164,11 @@
           <w:color w:val="334155"/>
           <w:sz w:val="18"/>
         </w:rPr>
-        <w:t>Faltas descuentan horas.</w:t>
-      </w:r>
-    </w:p>
-    <w:p>
-      <w:pPr>
-        <w:pStyle w:val="ListBullet"/>
+        <w:t>• Módulo 1 y módulo 2 cuentan sábados recurrentes dentro del rango modular y dentro de la quincena.</w:t>
+      </w:r>
+    </w:p>
+    <w:p>
+      <w:pPr>
         <w:spacing w:after="40"/>
       </w:pPr>
       <w:r>
@@ -9878,12 +10178,11 @@
           <w:color w:val="334155"/>
           <w:sz w:val="18"/>
         </w:rPr>
-        <w:t>Retardos descuentan 0.5 horas.</w:t>
-      </w:r>
-    </w:p>
-    <w:p>
-      <w:pPr>
-        <w:pStyle w:val="ListBullet"/>
+        <w:t>• Puede haber quincenas con traslape operativo entre L-V, M1 y M2.</w:t>
+      </w:r>
+    </w:p>
+    <w:p>
+      <w:pPr>
         <w:spacing w:after="40"/>
       </w:pPr>
       <w:r>
@@ -9893,12 +10192,11 @@
           <w:color w:val="334155"/>
           <w:sz w:val="18"/>
         </w:rPr>
-        <w:t>Extras de incidencia suman al tabulador del horario.</w:t>
-      </w:r>
-    </w:p>
-    <w:p>
-      <w:pPr>
-        <w:pStyle w:val="ListBullet"/>
+        <w:t>• Faltas descuentan horas.</w:t>
+      </w:r>
+    </w:p>
+    <w:p>
+      <w:pPr>
         <w:spacing w:after="40"/>
       </w:pPr>
       <w:r>
@@ -9908,20 +10206,12 @@
           <w:color w:val="334155"/>
           <w:sz w:val="18"/>
         </w:rPr>
-        <w:t>Extras externos suman al tabulador asignado al extra.</w:t>
-      </w:r>
-    </w:p>
-    <w:p>
-      <w:pPr>
-        <w:pStyle w:val="Heading2"/>
-      </w:pPr>
-      <w:r>
-        <w:t>6.14 Guardar nómina</w:t>
-      </w:r>
-    </w:p>
-    <w:p>
-      <w:pPr>
-        <w:spacing w:after="100"/>
+        <w:t>• Retardos descuentan 0.5 horas.</w:t>
+      </w:r>
+    </w:p>
+    <w:p>
+      <w:pPr>
+        <w:spacing w:after="40"/>
       </w:pPr>
       <w:r>
         <w:rPr>
@@ -9930,12 +10220,11 @@
           <w:color w:val="334155"/>
           <w:sz w:val="18"/>
         </w:rPr>
-        <w:t>Guardar nómina crea una corrida histórica:</w:t>
-      </w:r>
-    </w:p>
-    <w:p>
-      <w:pPr>
-        <w:pStyle w:val="ListBullet"/>
+        <w:t>• Extras de incidencia suman al tabulador del horario.</w:t>
+      </w:r>
+    </w:p>
+    <w:p>
+      <w:pPr>
         <w:spacing w:after="40"/>
       </w:pPr>
       <w:r>
@@ -9945,13 +10234,12 @@
           <w:color w:val="334155"/>
           <w:sz w:val="18"/>
         </w:rPr>
-        <w:t>payroll_runs.</w:t>
-      </w:r>
-    </w:p>
-    <w:p>
-      <w:pPr>
-        <w:pStyle w:val="ListBullet"/>
-        <w:spacing w:after="40"/>
+        <w:t>• Extras externos suman al tabulador asignado al extra.</w:t>
+      </w:r>
+    </w:p>
+    <w:p>
+      <w:pPr>
+        <w:spacing w:after="100"/>
       </w:pPr>
       <w:r>
         <w:rPr>
@@ -9960,12 +10248,11 @@
           <w:color w:val="334155"/>
           <w:sz w:val="18"/>
         </w:rPr>
-        <w:t>payroll_lines.</w:t>
-      </w:r>
-    </w:p>
-    <w:p>
-      <w:pPr>
-        <w:pStyle w:val="ListBullet"/>
+        <w:t>Alcance por rol:</w:t>
+      </w:r>
+    </w:p>
+    <w:p>
+      <w:pPr>
         <w:spacing w:after="40"/>
       </w:pPr>
       <w:r>
@@ -9975,12 +10262,11 @@
           <w:color w:val="334155"/>
           <w:sz w:val="18"/>
         </w:rPr>
-        <w:t>payroll_schedule_details.</w:t>
-      </w:r>
-    </w:p>
-    <w:p>
-      <w:pPr>
-        <w:pStyle w:val="ListBullet"/>
+        <w:t>• Coordinador consulta, en modo solo lectura, docentes propios o con horario en sus coordinaciones y ve la carga completa del docente entre coordinaciones. No puede guardar/finalizar ni ver datos fiscales.</w:t>
+      </w:r>
+    </w:p>
+    <w:p>
+      <w:pPr>
         <w:spacing w:after="40"/>
       </w:pPr>
       <w:r>
@@ -9990,12 +10276,12 @@
           <w:color w:val="334155"/>
           <w:sz w:val="18"/>
         </w:rPr>
-        <w:t>payroll_extra_details.</w:t>
-      </w:r>
-    </w:p>
-    <w:p>
-      <w:pPr>
-        <w:spacing w:after="100"/>
+        <w:t>• Dirección/Subdirección consulta la nómina viva de todas las coordinaciones en modo solo lectura.</w:t>
+      </w:r>
+    </w:p>
+    <w:p>
+      <w:pPr>
+        <w:spacing w:after="40"/>
       </w:pPr>
       <w:r>
         <w:rPr>
@@ -10004,13 +10290,20 @@
           <w:color w:val="334155"/>
           <w:sz w:val="18"/>
         </w:rPr>
-        <w:t>Al guardar:</w:t>
-      </w:r>
-    </w:p>
-    <w:p>
-      <w:pPr>
-        <w:pStyle w:val="ListBullet"/>
-        <w:spacing w:after="40"/>
+        <w:t>• Admin puede consultar, calcular y guardar la nómina.</w:t>
+      </w:r>
+    </w:p>
+    <w:p>
+      <w:pPr>
+        <w:pStyle w:val="Heading2"/>
+      </w:pPr>
+      <w:r>
+        <w:t>6.14 Guardar nómina</w:t>
+      </w:r>
+    </w:p>
+    <w:p>
+      <w:pPr>
+        <w:spacing w:after="100"/>
       </w:pPr>
       <w:r>
         <w:rPr>
@@ -10019,12 +10312,11 @@
           <w:color w:val="334155"/>
           <w:sz w:val="18"/>
         </w:rPr>
-        <w:t>Se conserva el histórico de cálculo.</w:t>
-      </w:r>
-    </w:p>
-    <w:p>
-      <w:pPr>
-        <w:pStyle w:val="ListBullet"/>
+        <w:t>Guardar nómina crea una corrida histórica:</w:t>
+      </w:r>
+    </w:p>
+    <w:p>
+      <w:pPr>
         <w:spacing w:after="40"/>
       </w:pPr>
       <w:r>
@@ -10034,12 +10326,11 @@
           <w:color w:val="334155"/>
           <w:sz w:val="18"/>
         </w:rPr>
-        <w:t>Se limpian incidencias y extras operativos de esa quincena.</w:t>
-      </w:r>
-    </w:p>
-    <w:p>
-      <w:pPr>
-        <w:pStyle w:val="ListBullet"/>
+        <w:t>• payroll_runs.</w:t>
+      </w:r>
+    </w:p>
+    <w:p>
+      <w:pPr>
         <w:spacing w:after="40"/>
       </w:pPr>
       <w:r>
@@ -10049,12 +10340,11 @@
           <w:color w:val="334155"/>
           <w:sz w:val="18"/>
         </w:rPr>
-        <w:t>La quincena queda cerrada para captura operativa.</w:t>
-      </w:r>
-    </w:p>
-    <w:p>
-      <w:pPr>
-        <w:pStyle w:val="ListBullet"/>
+        <w:t>• payroll_lines.</w:t>
+      </w:r>
+    </w:p>
+    <w:p>
+      <w:pPr>
         <w:spacing w:after="40"/>
       </w:pPr>
       <w:r>
@@ -10064,20 +10354,12 @@
           <w:color w:val="334155"/>
           <w:sz w:val="18"/>
         </w:rPr>
-        <w:t>Los reportes financieros se alimentan de la nómina guardada, no de datos vivos.</w:t>
-      </w:r>
-    </w:p>
-    <w:p>
-      <w:pPr>
-        <w:pStyle w:val="Heading2"/>
-      </w:pPr>
-      <w:r>
-        <w:t>6.15 Corrección de nómina</w:t>
-      </w:r>
-    </w:p>
-    <w:p>
-      <w:pPr>
-        <w:spacing w:after="100"/>
+        <w:t>• payroll_schedule_details.</w:t>
+      </w:r>
+    </w:p>
+    <w:p>
+      <w:pPr>
+        <w:spacing w:after="40"/>
       </w:pPr>
       <w:r>
         <w:rPr>
@@ -10086,13 +10368,12 @@
           <w:color w:val="334155"/>
           <w:sz w:val="18"/>
         </w:rPr>
-        <w:t>Si Finanzas detecta un error después de guardar nómina:</w:t>
-      </w:r>
-    </w:p>
-    <w:p>
-      <w:pPr>
-        <w:pStyle w:val="ListNumber"/>
-        <w:spacing w:after="40"/>
+        <w:t>• payroll_extra_details.</w:t>
+      </w:r>
+    </w:p>
+    <w:p>
+      <w:pPr>
+        <w:spacing w:after="100"/>
       </w:pPr>
       <w:r>
         <w:rPr>
@@ -10101,12 +10382,11 @@
           <w:color w:val="334155"/>
           <w:sz w:val="18"/>
         </w:rPr>
-        <w:t>Se cancela la corrida para corrección.</w:t>
-      </w:r>
-    </w:p>
-    <w:p>
-      <w:pPr>
-        <w:pStyle w:val="ListNumber"/>
+        <w:t>Al guardar:</w:t>
+      </w:r>
+    </w:p>
+    <w:p>
+      <w:pPr>
         <w:spacing w:after="40"/>
       </w:pPr>
       <w:r>
@@ -10116,12 +10396,11 @@
           <w:color w:val="334155"/>
           <w:sz w:val="18"/>
         </w:rPr>
-        <w:t>El sistema restaura incidencias y extras desde el histórico de la nómina cancelada.</w:t>
-      </w:r>
-    </w:p>
-    <w:p>
-      <w:pPr>
-        <w:pStyle w:val="ListNumber"/>
+        <w:t>• Se conserva el histórico de cálculo.</w:t>
+      </w:r>
+    </w:p>
+    <w:p>
+      <w:pPr>
         <w:spacing w:after="40"/>
       </w:pPr>
       <w:r>
@@ -10131,12 +10410,11 @@
           <w:color w:val="334155"/>
           <w:sz w:val="18"/>
         </w:rPr>
-        <w:t>La quincena vuelve a quedar disponible para ajuste.</w:t>
-      </w:r>
-    </w:p>
-    <w:p>
-      <w:pPr>
-        <w:pStyle w:val="ListNumber"/>
+        <w:t>• Se limpian incidencias y extras operativos de esa quincena.</w:t>
+      </w:r>
+    </w:p>
+    <w:p>
+      <w:pPr>
         <w:spacing w:after="40"/>
       </w:pPr>
       <w:r>
@@ -10146,12 +10424,11 @@
           <w:color w:val="334155"/>
           <w:sz w:val="18"/>
         </w:rPr>
-        <w:t>Se recalcula.</w:t>
-      </w:r>
-    </w:p>
-    <w:p>
-      <w:pPr>
-        <w:pStyle w:val="ListNumber"/>
+        <w:t>• La quincena queda cerrada para captura operativa.</w:t>
+      </w:r>
+    </w:p>
+    <w:p>
+      <w:pPr>
         <w:spacing w:after="40"/>
       </w:pPr>
       <w:r>
@@ -10161,7 +10438,15 @@
           <w:color w:val="334155"/>
           <w:sz w:val="18"/>
         </w:rPr>
-        <w:t>Se guarda una nueva nómina.</w:t>
+        <w:t>• Los reportes financieros se alimentan de la nómina guardada, no de datos vivos.</w:t>
+      </w:r>
+    </w:p>
+    <w:p>
+      <w:pPr>
+        <w:pStyle w:val="Heading2"/>
+      </w:pPr>
+      <w:r>
+        <w:t>6.15 Corrección de nómina</w:t>
       </w:r>
     </w:p>
     <w:p>
@@ -10175,20 +10460,12 @@
           <w:color w:val="334155"/>
           <w:sz w:val="18"/>
         </w:rPr>
-        <w:t>La corrida cancelada permanece en histórico y auditoría.</w:t>
-      </w:r>
-    </w:p>
-    <w:p>
-      <w:pPr>
-        <w:pStyle w:val="Heading2"/>
-      </w:pPr>
-      <w:r>
-        <w:t>6.16 Reportes y Finanzas</w:t>
-      </w:r>
-    </w:p>
-    <w:p>
-      <w:pPr>
-        <w:spacing w:after="100"/>
+        <w:t>Si Finanzas detecta un error después de guardar nómina:</w:t>
+      </w:r>
+    </w:p>
+    <w:p>
+      <w:pPr>
+        <w:spacing w:after="40"/>
       </w:pPr>
       <w:r>
         <w:rPr>
@@ -10197,12 +10474,12 @@
           <w:color w:val="334155"/>
           <w:sz w:val="18"/>
         </w:rPr>
-        <w:t>Trabaja sobre nóminas guardadas. No recalcula desde capturas vivas.</w:t>
-      </w:r>
-    </w:p>
-    <w:p>
-      <w:pPr>
-        <w:spacing w:after="100"/>
+        <w:t>1. Se cancela la corrida para corrección.</w:t>
+      </w:r>
+    </w:p>
+    <w:p>
+      <w:pPr>
+        <w:spacing w:after="40"/>
       </w:pPr>
       <w:r>
         <w:rPr>
@@ -10211,12 +10488,11 @@
           <w:color w:val="334155"/>
           <w:sz w:val="18"/>
         </w:rPr>
-        <w:t>Incluye:</w:t>
-      </w:r>
-    </w:p>
-    <w:p>
-      <w:pPr>
-        <w:pStyle w:val="ListBullet"/>
+        <w:t>2. El sistema restaura incidencias y extras desde el histórico de la nómina cancelada.</w:t>
+      </w:r>
+    </w:p>
+    <w:p>
+      <w:pPr>
         <w:spacing w:after="40"/>
       </w:pPr>
       <w:r>
@@ -10226,12 +10502,11 @@
           <w:color w:val="334155"/>
           <w:sz w:val="18"/>
         </w:rPr>
-        <w:t>Resumen ejecutivo.</w:t>
-      </w:r>
-    </w:p>
-    <w:p>
-      <w:pPr>
-        <w:pStyle w:val="ListBullet"/>
+        <w:t>3. La quincena vuelve a quedar disponible para ajuste.</w:t>
+      </w:r>
+    </w:p>
+    <w:p>
+      <w:pPr>
         <w:spacing w:after="40"/>
       </w:pPr>
       <w:r>
@@ -10241,12 +10516,11 @@
           <w:color w:val="334155"/>
           <w:sz w:val="18"/>
         </w:rPr>
-        <w:t>Pagos.</w:t>
-      </w:r>
-    </w:p>
-    <w:p>
-      <w:pPr>
-        <w:pStyle w:val="ListBullet"/>
+        <w:t>4. Se recalcula.</w:t>
+      </w:r>
+    </w:p>
+    <w:p>
+      <w:pPr>
         <w:spacing w:after="40"/>
       </w:pPr>
       <w:r>
@@ -10256,13 +10530,12 @@
           <w:color w:val="334155"/>
           <w:sz w:val="18"/>
         </w:rPr>
-        <w:t>Coordinaciones.</w:t>
-      </w:r>
-    </w:p>
-    <w:p>
-      <w:pPr>
-        <w:pStyle w:val="ListBullet"/>
-        <w:spacing w:after="40"/>
+        <w:t>5. Se guarda una nueva nómina.</w:t>
+      </w:r>
+    </w:p>
+    <w:p>
+      <w:pPr>
+        <w:spacing w:after="100"/>
       </w:pPr>
       <w:r>
         <w:rPr>
@@ -10271,13 +10544,20 @@
           <w:color w:val="334155"/>
           <w:sz w:val="18"/>
         </w:rPr>
-        <w:t>Pendientes fiscales.</w:t>
-      </w:r>
-    </w:p>
-    <w:p>
-      <w:pPr>
-        <w:pStyle w:val="ListBullet"/>
-        <w:spacing w:after="40"/>
+        <w:t>La corrida cancelada permanece en histórico y auditoría.</w:t>
+      </w:r>
+    </w:p>
+    <w:p>
+      <w:pPr>
+        <w:pStyle w:val="Heading2"/>
+      </w:pPr>
+      <w:r>
+        <w:t>6.16 Reportes y Finanzas</w:t>
+      </w:r>
+    </w:p>
+    <w:p>
+      <w:pPr>
+        <w:spacing w:after="100"/>
       </w:pPr>
       <w:r>
         <w:rPr>
@@ -10286,13 +10566,12 @@
           <w:color w:val="334155"/>
           <w:sz w:val="18"/>
         </w:rPr>
-        <w:t>Histórico.</w:t>
-      </w:r>
-    </w:p>
-    <w:p>
-      <w:pPr>
-        <w:pStyle w:val="ListBullet"/>
-        <w:spacing w:after="40"/>
+        <w:t>Trabaja sobre nóminas guardadas. No recalcula desde capturas vivas.</w:t>
+      </w:r>
+    </w:p>
+    <w:p>
+      <w:pPr>
+        <w:spacing w:after="100"/>
       </w:pPr>
       <w:r>
         <w:rPr>
@@ -10301,12 +10580,11 @@
           <w:color w:val="334155"/>
           <w:sz w:val="18"/>
         </w:rPr>
-        <w:t>Flujo financiero.</w:t>
-      </w:r>
-    </w:p>
-    <w:p>
-      <w:pPr>
-        <w:pStyle w:val="ListBullet"/>
+        <w:t>Incluye:</w:t>
+      </w:r>
+    </w:p>
+    <w:p>
+      <w:pPr>
         <w:spacing w:after="40"/>
       </w:pPr>
       <w:r>
@@ -10316,12 +10594,11 @@
           <w:color w:val="334155"/>
           <w:sz w:val="18"/>
         </w:rPr>
-        <w:t>PDF resumen.</w:t>
-      </w:r>
-    </w:p>
-    <w:p>
-      <w:pPr>
-        <w:pStyle w:val="ListBullet"/>
+        <w:t>• Resumen ejecutivo.</w:t>
+      </w:r>
+    </w:p>
+    <w:p>
+      <w:pPr>
         <w:spacing w:after="40"/>
       </w:pPr>
       <w:r>
@@ -10331,12 +10608,11 @@
           <w:color w:val="334155"/>
           <w:sz w:val="18"/>
         </w:rPr>
-        <w:t>PDF por coordinación.</w:t>
-      </w:r>
-    </w:p>
-    <w:p>
-      <w:pPr>
-        <w:pStyle w:val="ListBullet"/>
+        <w:t>• Pagos.</w:t>
+      </w:r>
+    </w:p>
+    <w:p>
+      <w:pPr>
         <w:spacing w:after="40"/>
       </w:pPr>
       <w:r>
@@ -10346,12 +10622,11 @@
           <w:color w:val="334155"/>
           <w:sz w:val="18"/>
         </w:rPr>
-        <w:t>PDF de comprobantes en efectivo.</w:t>
-      </w:r>
-    </w:p>
-    <w:p>
-      <w:pPr>
-        <w:pStyle w:val="ListBullet"/>
+        <w:t>• Coordinaciones.</w:t>
+      </w:r>
+    </w:p>
+    <w:p>
+      <w:pPr>
         <w:spacing w:after="40"/>
       </w:pPr>
       <w:r>
@@ -10361,7 +10636,91 @@
           <w:color w:val="334155"/>
           <w:sz w:val="18"/>
         </w:rPr>
-        <w:t>Exportaciones CSV.</w:t>
+        <w:t>• Pendientes fiscales.</w:t>
+      </w:r>
+    </w:p>
+    <w:p>
+      <w:pPr>
+        <w:spacing w:after="40"/>
+      </w:pPr>
+      <w:r>
+        <w:rPr>
+          <w:rFonts w:ascii="Aptos" w:hAnsi="Aptos"/>
+          <w:b w:val="0"/>
+          <w:color w:val="334155"/>
+          <w:sz w:val="18"/>
+        </w:rPr>
+        <w:t>• Histórico.</w:t>
+      </w:r>
+    </w:p>
+    <w:p>
+      <w:pPr>
+        <w:spacing w:after="40"/>
+      </w:pPr>
+      <w:r>
+        <w:rPr>
+          <w:rFonts w:ascii="Aptos" w:hAnsi="Aptos"/>
+          <w:b w:val="0"/>
+          <w:color w:val="334155"/>
+          <w:sz w:val="18"/>
+        </w:rPr>
+        <w:t>• Flujo financiero.</w:t>
+      </w:r>
+    </w:p>
+    <w:p>
+      <w:pPr>
+        <w:spacing w:after="40"/>
+      </w:pPr>
+      <w:r>
+        <w:rPr>
+          <w:rFonts w:ascii="Aptos" w:hAnsi="Aptos"/>
+          <w:b w:val="0"/>
+          <w:color w:val="334155"/>
+          <w:sz w:val="18"/>
+        </w:rPr>
+        <w:t>• PDF resumen.</w:t>
+      </w:r>
+    </w:p>
+    <w:p>
+      <w:pPr>
+        <w:spacing w:after="40"/>
+      </w:pPr>
+      <w:r>
+        <w:rPr>
+          <w:rFonts w:ascii="Aptos" w:hAnsi="Aptos"/>
+          <w:b w:val="0"/>
+          <w:color w:val="334155"/>
+          <w:sz w:val="18"/>
+        </w:rPr>
+        <w:t>• PDF por coordinación.</w:t>
+      </w:r>
+    </w:p>
+    <w:p>
+      <w:pPr>
+        <w:spacing w:after="40"/>
+      </w:pPr>
+      <w:r>
+        <w:rPr>
+          <w:rFonts w:ascii="Aptos" w:hAnsi="Aptos"/>
+          <w:b w:val="0"/>
+          <w:color w:val="334155"/>
+          <w:sz w:val="18"/>
+        </w:rPr>
+        <w:t>• PDF de comprobantes en efectivo.</w:t>
+      </w:r>
+    </w:p>
+    <w:p>
+      <w:pPr>
+        <w:spacing w:after="40"/>
+      </w:pPr>
+      <w:r>
+        <w:rPr>
+          <w:rFonts w:ascii="Aptos" w:hAnsi="Aptos"/>
+          <w:b w:val="0"/>
+          <w:color w:val="334155"/>
+          <w:sz w:val="18"/>
+        </w:rPr>
+        <w:t>• Exportaciones CSV.</w:t>
       </w:r>
     </w:p>
     <w:p>
@@ -10874,7 +11233,7 @@
         <w:pStyle w:val="Heading2"/>
       </w:pPr>
       <w:r>
-        <w:t>6.17 Comprobantes de pago en efectivo</w:t>
+        <w:t>6.17 Reportes Operativos</w:t>
       </w:r>
     </w:p>
     <w:p>
@@ -10888,12 +11247,11 @@
           <w:color w:val="334155"/>
           <w:sz w:val="18"/>
         </w:rPr>
-        <w:t>El sistema genera comprobantes PDF para docentes con pago en efectivo. Cada comprobante contiene:</w:t>
-      </w:r>
-    </w:p>
-    <w:p>
-      <w:pPr>
-        <w:pStyle w:val="ListBullet"/>
+        <w:t>El módulo independiente /reports ofrece:</w:t>
+      </w:r>
+    </w:p>
+    <w:p>
+      <w:pPr>
         <w:spacing w:after="40"/>
       </w:pPr>
       <w:r>
@@ -10903,12 +11261,11 @@
           <w:color w:val="334155"/>
           <w:sz w:val="18"/>
         </w:rPr>
-        <w:t>Quincena.</w:t>
-      </w:r>
-    </w:p>
-    <w:p>
-      <w:pPr>
-        <w:pStyle w:val="ListBullet"/>
+        <w:t>• Horas base y extras: disponible para Admin y Dirección/Subdirección.</w:t>
+      </w:r>
+    </w:p>
+    <w:p>
+      <w:pPr>
         <w:spacing w:after="40"/>
       </w:pPr>
       <w:r>
@@ -10918,12 +11275,11 @@
           <w:color w:val="334155"/>
           <w:sz w:val="18"/>
         </w:rPr>
-        <w:t>Nombre del docente.</w:t>
-      </w:r>
-    </w:p>
-    <w:p>
-      <w:pPr>
-        <w:pStyle w:val="ListBullet"/>
+        <w:t>• Horas base por categoría: disponible para Admin, Dirección/Subdirección, Coordinador y RH; Coordinador limitado a su alcance operativo.</w:t>
+      </w:r>
+    </w:p>
+    <w:p>
+      <w:pPr>
         <w:spacing w:after="40"/>
       </w:pPr>
       <w:r>
@@ -10933,12 +11289,11 @@
           <w:color w:val="334155"/>
           <w:sz w:val="18"/>
         </w:rPr>
-        <w:t>Coordinación.</w:t>
-      </w:r>
-    </w:p>
-    <w:p>
-      <w:pPr>
-        <w:pStyle w:val="ListBullet"/>
+        <w:t>• Filtros legibles por ciclo/quincena y búsqueda general, sin IDs técnicos visibles.</w:t>
+      </w:r>
+    </w:p>
+    <w:p>
+      <w:pPr>
         <w:spacing w:after="40"/>
       </w:pPr>
       <w:r>
@@ -10948,12 +11303,11 @@
           <w:color w:val="334155"/>
           <w:sz w:val="18"/>
         </w:rPr>
-        <w:t>Monto pagado.</w:t>
-      </w:r>
-    </w:p>
-    <w:p>
-      <w:pPr>
-        <w:pStyle w:val="ListBullet"/>
+        <w:t>• Exportación CSV UTF-8 y XLSX real generado en API.</w:t>
+      </w:r>
+    </w:p>
+    <w:p>
+      <w:pPr>
         <w:spacing w:after="40"/>
       </w:pPr>
       <w:r>
@@ -10963,13 +11317,12 @@
           <w:color w:val="334155"/>
           <w:sz w:val="18"/>
         </w:rPr>
-        <w:t>Fecha de emisión.</w:t>
-      </w:r>
-    </w:p>
-    <w:p>
-      <w:pPr>
-        <w:pStyle w:val="ListBullet"/>
-        <w:spacing w:after="40"/>
+        <w:t>• Datos vivos o snapshots según exista una corrida guardada no cancelada.</w:t>
+      </w:r>
+    </w:p>
+    <w:p>
+      <w:pPr>
+        <w:spacing w:after="100"/>
       </w:pPr>
       <w:r>
         <w:rPr>
@@ -10978,13 +11331,20 @@
           <w:color w:val="334155"/>
           <w:sz w:val="18"/>
         </w:rPr>
-        <w:t>Texto de conformidad.</w:t>
-      </w:r>
-    </w:p>
-    <w:p>
-      <w:pPr>
-        <w:pStyle w:val="ListBullet"/>
-        <w:spacing w:after="40"/>
+        <w:t>No expone RFC, banco, cuenta, CLABE, paymentType ni constancias.</w:t>
+      </w:r>
+    </w:p>
+    <w:p>
+      <w:pPr>
+        <w:pStyle w:val="Heading2"/>
+      </w:pPr>
+      <w:r>
+        <w:t>6.18 Comprobantes de pago en efectivo</w:t>
+      </w:r>
+    </w:p>
+    <w:p>
+      <w:pPr>
+        <w:spacing w:after="100"/>
       </w:pPr>
       <w:r>
         <w:rPr>
@@ -10993,12 +11353,12 @@
           <w:color w:val="334155"/>
           <w:sz w:val="18"/>
         </w:rPr>
-        <w:t>Espacio para firma.</w:t>
-      </w:r>
-    </w:p>
-    <w:p>
-      <w:pPr>
-        <w:spacing w:after="100"/>
+        <w:t>El sistema genera comprobantes PDF para docentes con pago en efectivo. Cada comprobante contiene:</w:t>
+      </w:r>
+    </w:p>
+    <w:p>
+      <w:pPr>
+        <w:spacing w:after="40"/>
       </w:pPr>
       <w:r>
         <w:rPr>
@@ -11007,20 +11367,12 @@
           <w:color w:val="334155"/>
           <w:sz w:val="18"/>
         </w:rPr>
-        <w:t>El formato está pensado para media carta: dos comprobantes por hoja tamaño carta.</w:t>
-      </w:r>
-    </w:p>
-    <w:p>
-      <w:pPr>
-        <w:pStyle w:val="Heading2"/>
-      </w:pPr>
-      <w:r>
-        <w:t>6.18 Auditoría y Bitácora</w:t>
-      </w:r>
-    </w:p>
-    <w:p>
-      <w:pPr>
-        <w:spacing w:after="100"/>
+        <w:t>• Quincena.</w:t>
+      </w:r>
+    </w:p>
+    <w:p>
+      <w:pPr>
+        <w:spacing w:after="40"/>
       </w:pPr>
       <w:r>
         <w:rPr>
@@ -11029,12 +11381,11 @@
           <w:color w:val="334155"/>
           <w:sz w:val="18"/>
         </w:rPr>
-        <w:t>Registra eventos relevantes:</w:t>
-      </w:r>
-    </w:p>
-    <w:p>
-      <w:pPr>
-        <w:pStyle w:val="ListBullet"/>
+        <w:t>• Nombre del docente.</w:t>
+      </w:r>
+    </w:p>
+    <w:p>
+      <w:pPr>
         <w:spacing w:after="40"/>
       </w:pPr>
       <w:r>
@@ -11044,12 +11395,11 @@
           <w:color w:val="334155"/>
           <w:sz w:val="18"/>
         </w:rPr>
-        <w:t>Alta, edición y eliminación de usuarios.</w:t>
-      </w:r>
-    </w:p>
-    <w:p>
-      <w:pPr>
-        <w:pStyle w:val="ListBullet"/>
+        <w:t>• Coordinación.</w:t>
+      </w:r>
+    </w:p>
+    <w:p>
+      <w:pPr>
         <w:spacing w:after="40"/>
       </w:pPr>
       <w:r>
@@ -11059,12 +11409,11 @@
           <w:color w:val="334155"/>
           <w:sz w:val="18"/>
         </w:rPr>
-        <w:t>Alta, edición y eliminación de docentes.</w:t>
-      </w:r>
-    </w:p>
-    <w:p>
-      <w:pPr>
-        <w:pStyle w:val="ListBullet"/>
+        <w:t>• Monto pagado.</w:t>
+      </w:r>
+    </w:p>
+    <w:p>
+      <w:pPr>
         <w:spacing w:after="40"/>
       </w:pPr>
       <w:r>
@@ -11074,12 +11423,11 @@
           <w:color w:val="334155"/>
           <w:sz w:val="18"/>
         </w:rPr>
-        <w:t>Cambios en horarios.</w:t>
-      </w:r>
-    </w:p>
-    <w:p>
-      <w:pPr>
-        <w:pStyle w:val="ListBullet"/>
+        <w:t>• Fecha de emisión.</w:t>
+      </w:r>
+    </w:p>
+    <w:p>
+      <w:pPr>
         <w:spacing w:after="40"/>
       </w:pPr>
       <w:r>
@@ -11089,12 +11437,11 @@
           <w:color w:val="334155"/>
           <w:sz w:val="18"/>
         </w:rPr>
-        <w:t>Cambios en incidencias.</w:t>
-      </w:r>
-    </w:p>
-    <w:p>
-      <w:pPr>
-        <w:pStyle w:val="ListBullet"/>
+        <w:t>• Texto de conformidad.</w:t>
+      </w:r>
+    </w:p>
+    <w:p>
+      <w:pPr>
         <w:spacing w:after="40"/>
       </w:pPr>
       <w:r>
@@ -11104,13 +11451,12 @@
           <w:color w:val="334155"/>
           <w:sz w:val="18"/>
         </w:rPr>
-        <w:t>Cambios en extras.</w:t>
-      </w:r>
-    </w:p>
-    <w:p>
-      <w:pPr>
-        <w:pStyle w:val="ListBullet"/>
-        <w:spacing w:after="40"/>
+        <w:t>• Espacio para firma.</w:t>
+      </w:r>
+    </w:p>
+    <w:p>
+      <w:pPr>
+        <w:spacing w:after="100"/>
       </w:pPr>
       <w:r>
         <w:rPr>
@@ -11119,13 +11465,20 @@
           <w:color w:val="334155"/>
           <w:sz w:val="18"/>
         </w:rPr>
-        <w:t>Guardado de nómina.</w:t>
-      </w:r>
-    </w:p>
-    <w:p>
-      <w:pPr>
-        <w:pStyle w:val="ListBullet"/>
-        <w:spacing w:after="40"/>
+        <w:t>El formato está pensado para media carta: dos comprobantes por hoja tamaño carta.</w:t>
+      </w:r>
+    </w:p>
+    <w:p>
+      <w:pPr>
+        <w:pStyle w:val="Heading2"/>
+      </w:pPr>
+      <w:r>
+        <w:t>6.19 Auditoría y Bitácora</w:t>
+      </w:r>
+    </w:p>
+    <w:p>
+      <w:pPr>
+        <w:spacing w:after="100"/>
       </w:pPr>
       <w:r>
         <w:rPr>
@@ -11134,12 +11487,11 @@
           <w:color w:val="334155"/>
           <w:sz w:val="18"/>
         </w:rPr>
-        <w:t>Cambios de estado de nómina.</w:t>
-      </w:r>
-    </w:p>
-    <w:p>
-      <w:pPr>
-        <w:pStyle w:val="ListBullet"/>
+        <w:t>Registra eventos relevantes:</w:t>
+      </w:r>
+    </w:p>
+    <w:p>
+      <w:pPr>
         <w:spacing w:after="40"/>
       </w:pPr>
       <w:r>
@@ -11149,12 +11501,11 @@
           <w:color w:val="334155"/>
           <w:sz w:val="18"/>
         </w:rPr>
-        <w:t>Creación/edición/eliminación de quincenas.</w:t>
-      </w:r>
-    </w:p>
-    <w:p>
-      <w:pPr>
-        <w:pStyle w:val="ListBullet"/>
+        <w:t>• Alta, edición y eliminación de usuarios.</w:t>
+      </w:r>
+    </w:p>
+    <w:p>
+      <w:pPr>
         <w:spacing w:after="40"/>
       </w:pPr>
       <w:r>
@@ -11164,12 +11515,12 @@
           <w:color w:val="334155"/>
           <w:sz w:val="18"/>
         </w:rPr>
-        <w:t>Creación, edición y activación de ciclos.</w:t>
-      </w:r>
-    </w:p>
-    <w:p>
-      <w:pPr>
-        <w:spacing w:after="100"/>
+        <w:t>• Alta, edición y eliminación de docentes.</w:t>
+      </w:r>
+    </w:p>
+    <w:p>
+      <w:pPr>
+        <w:spacing w:after="40"/>
       </w:pPr>
       <w:r>
         <w:rPr>
@@ -11178,12 +11529,11 @@
           <w:color w:val="334155"/>
           <w:sz w:val="18"/>
         </w:rPr>
-        <w:t>Permite filtrar por:</w:t>
-      </w:r>
-    </w:p>
-    <w:p>
-      <w:pPr>
-        <w:pStyle w:val="ListBullet"/>
+        <w:t>• Cambios en horarios.</w:t>
+      </w:r>
+    </w:p>
+    <w:p>
+      <w:pPr>
         <w:spacing w:after="40"/>
       </w:pPr>
       <w:r>
@@ -11193,12 +11543,11 @@
           <w:color w:val="334155"/>
           <w:sz w:val="18"/>
         </w:rPr>
-        <w:t>Usuario.</w:t>
-      </w:r>
-    </w:p>
-    <w:p>
-      <w:pPr>
-        <w:pStyle w:val="ListBullet"/>
+        <w:t>• Cambios en incidencias.</w:t>
+      </w:r>
+    </w:p>
+    <w:p>
+      <w:pPr>
         <w:spacing w:after="40"/>
       </w:pPr>
       <w:r>
@@ -11208,12 +11557,11 @@
           <w:color w:val="334155"/>
           <w:sz w:val="18"/>
         </w:rPr>
-        <w:t>Acción.</w:t>
-      </w:r>
-    </w:p>
-    <w:p>
-      <w:pPr>
-        <w:pStyle w:val="ListBullet"/>
+        <w:t>• Cambios en extras.</w:t>
+      </w:r>
+    </w:p>
+    <w:p>
+      <w:pPr>
         <w:spacing w:after="40"/>
       </w:pPr>
       <w:r>
@@ -11223,12 +11571,11 @@
           <w:color w:val="334155"/>
           <w:sz w:val="18"/>
         </w:rPr>
-        <w:t>Módulo.</w:t>
-      </w:r>
-    </w:p>
-    <w:p>
-      <w:pPr>
-        <w:pStyle w:val="ListBullet"/>
+        <w:t>• Guardado de nómina.</w:t>
+      </w:r>
+    </w:p>
+    <w:p>
+      <w:pPr>
         <w:spacing w:after="40"/>
       </w:pPr>
       <w:r>
@@ -11238,12 +11585,11 @@
           <w:color w:val="334155"/>
           <w:sz w:val="18"/>
         </w:rPr>
-        <w:t>Rango de fechas.</w:t>
-      </w:r>
-    </w:p>
-    <w:p>
-      <w:pPr>
-        <w:pStyle w:val="ListBullet"/>
+        <w:t>• Cambios de estado de nómina.</w:t>
+      </w:r>
+    </w:p>
+    <w:p>
+      <w:pPr>
         <w:spacing w:after="40"/>
       </w:pPr>
       <w:r>
@@ -11253,28 +11599,11 @@
           <w:color w:val="334155"/>
           <w:sz w:val="18"/>
         </w:rPr>
-        <w:t>Entidad.</w:t>
-      </w:r>
-    </w:p>
-    <w:p>
-      <w:pPr>
-        <w:pStyle w:val="Heading1"/>
-      </w:pPr>
-      <w:r>
-        <w:t>7. Flujos operativos principales</w:t>
-      </w:r>
-    </w:p>
-    <w:p>
-      <w:pPr>
-        <w:pStyle w:val="Heading2"/>
-      </w:pPr>
-      <w:r>
-        <w:t>7.1 Alta de usuario</w:t>
-      </w:r>
-    </w:p>
-    <w:p>
-      <w:pPr>
-        <w:pStyle w:val="ListNumber"/>
+        <w:t>• Creación/edición/eliminación de quincenas.</w:t>
+      </w:r>
+    </w:p>
+    <w:p>
+      <w:pPr>
         <w:spacing w:after="40"/>
       </w:pPr>
       <w:r>
@@ -11284,13 +11613,12 @@
           <w:color w:val="334155"/>
           <w:sz w:val="18"/>
         </w:rPr>
-        <w:t>Admin entra a Control de Accesos.</w:t>
-      </w:r>
-    </w:p>
-    <w:p>
-      <w:pPr>
-        <w:pStyle w:val="ListNumber"/>
-        <w:spacing w:after="40"/>
+        <w:t>• Creación, edición y activación de ciclos.</w:t>
+      </w:r>
+    </w:p>
+    <w:p>
+      <w:pPr>
+        <w:spacing w:after="100"/>
       </w:pPr>
       <w:r>
         <w:rPr>
@@ -11299,12 +11627,11 @@
           <w:color w:val="334155"/>
           <w:sz w:val="18"/>
         </w:rPr>
-        <w:t>Crea usuario con correo institucional.</w:t>
-      </w:r>
-    </w:p>
-    <w:p>
-      <w:pPr>
-        <w:pStyle w:val="ListNumber"/>
+        <w:t>Permite filtrar por:</w:t>
+      </w:r>
+    </w:p>
+    <w:p>
+      <w:pPr>
         <w:spacing w:after="40"/>
       </w:pPr>
       <w:r>
@@ -11314,12 +11641,11 @@
           <w:color w:val="334155"/>
           <w:sz w:val="18"/>
         </w:rPr>
-        <w:t>Asigna rol.</w:t>
-      </w:r>
-    </w:p>
-    <w:p>
-      <w:pPr>
-        <w:pStyle w:val="ListNumber"/>
+        <w:t>• Usuario.</w:t>
+      </w:r>
+    </w:p>
+    <w:p>
+      <w:pPr>
         <w:spacing w:after="40"/>
       </w:pPr>
       <w:r>
@@ -11329,12 +11655,11 @@
           <w:color w:val="334155"/>
           <w:sz w:val="18"/>
         </w:rPr>
-        <w:t>Define estatus ACTIVO.</w:t>
-      </w:r>
-    </w:p>
-    <w:p>
-      <w:pPr>
-        <w:pStyle w:val="ListNumber"/>
+        <w:t>• Acción.</w:t>
+      </w:r>
+    </w:p>
+    <w:p>
+      <w:pPr>
         <w:spacing w:after="40"/>
       </w:pPr>
       <w:r>
@@ -11344,12 +11669,11 @@
           <w:color w:val="334155"/>
           <w:sz w:val="18"/>
         </w:rPr>
-        <w:t>El usuario inicia sesión con Google.</w:t>
-      </w:r>
-    </w:p>
-    <w:p>
-      <w:pPr>
-        <w:pStyle w:val="ListNumber"/>
+        <w:t>• Módulo.</w:t>
+      </w:r>
+    </w:p>
+    <w:p>
+      <w:pPr>
         <w:spacing w:after="40"/>
       </w:pPr>
       <w:r>
@@ -11359,20 +11683,11 @@
           <w:color w:val="334155"/>
           <w:sz w:val="18"/>
         </w:rPr>
-        <w:t>El backend valida dominio, correo registrado y permisos.</w:t>
-      </w:r>
-    </w:p>
-    <w:p>
-      <w:pPr>
-        <w:pStyle w:val="Heading2"/>
-      </w:pPr>
-      <w:r>
-        <w:t>7.2 Alta de docente</w:t>
-      </w:r>
-    </w:p>
-    <w:p>
-      <w:pPr>
-        <w:pStyle w:val="ListNumber"/>
+        <w:t>• Rango de fechas.</w:t>
+      </w:r>
+    </w:p>
+    <w:p>
+      <w:pPr>
         <w:spacing w:after="40"/>
       </w:pPr>
       <w:r>
@@ -11382,12 +11697,27 @@
           <w:color w:val="334155"/>
           <w:sz w:val="18"/>
         </w:rPr>
-        <w:t>Usuario autorizado entra a Directorio Docente.</w:t>
-      </w:r>
-    </w:p>
-    <w:p>
-      <w:pPr>
-        <w:pStyle w:val="ListNumber"/>
+        <w:t>• Entidad.</w:t>
+      </w:r>
+    </w:p>
+    <w:p>
+      <w:pPr>
+        <w:pStyle w:val="Heading1"/>
+      </w:pPr>
+      <w:r>
+        <w:t>7. Flujos operativos principales</w:t>
+      </w:r>
+    </w:p>
+    <w:p>
+      <w:pPr>
+        <w:pStyle w:val="Heading2"/>
+      </w:pPr>
+      <w:r>
+        <w:t>7.1 Alta de usuario</w:t>
+      </w:r>
+    </w:p>
+    <w:p>
+      <w:pPr>
         <w:spacing w:after="40"/>
       </w:pPr>
       <w:r>
@@ -11397,12 +11727,11 @@
           <w:color w:val="334155"/>
           <w:sz w:val="18"/>
         </w:rPr>
-        <w:t>Captura datos generales y fiscales.</w:t>
-      </w:r>
-    </w:p>
-    <w:p>
-      <w:pPr>
-        <w:pStyle w:val="ListNumber"/>
+        <w:t>1. Admin entra a Control de Accesos.</w:t>
+      </w:r>
+    </w:p>
+    <w:p>
+      <w:pPr>
         <w:spacing w:after="40"/>
       </w:pPr>
       <w:r>
@@ -11412,12 +11741,11 @@
           <w:color w:val="334155"/>
           <w:sz w:val="18"/>
         </w:rPr>
-        <w:t>Define categoría y estatus.</w:t>
-      </w:r>
-    </w:p>
-    <w:p>
-      <w:pPr>
-        <w:pStyle w:val="ListNumber"/>
+        <w:t>2. Crea usuario con correo institucional.</w:t>
+      </w:r>
+    </w:p>
+    <w:p>
+      <w:pPr>
         <w:spacing w:after="40"/>
       </w:pPr>
       <w:r>
@@ -11427,12 +11755,11 @@
           <w:color w:val="334155"/>
           <w:sz w:val="18"/>
         </w:rPr>
-        <w:t>Docente queda disponible para horarios si está ACTIVO.</w:t>
-      </w:r>
-    </w:p>
-    <w:p>
-      <w:pPr>
-        <w:pStyle w:val="ListNumber"/>
+        <w:t>3. Asigna rol.</w:t>
+      </w:r>
+    </w:p>
+    <w:p>
+      <w:pPr>
         <w:spacing w:after="40"/>
       </w:pPr>
       <w:r>
@@ -11442,20 +11769,11 @@
           <w:color w:val="334155"/>
           <w:sz w:val="18"/>
         </w:rPr>
-        <w:t>Se puede adjuntar constancia fiscal desde Directorio o Expediente Fiscal.</w:t>
-      </w:r>
-    </w:p>
-    <w:p>
-      <w:pPr>
-        <w:pStyle w:val="Heading2"/>
-      </w:pPr>
-      <w:r>
-        <w:t>7.3 Preparar ciclo futuro</w:t>
-      </w:r>
-    </w:p>
-    <w:p>
-      <w:pPr>
-        <w:pStyle w:val="ListNumber"/>
+        <w:t>4. Define estatus ACTIVO.</w:t>
+      </w:r>
+    </w:p>
+    <w:p>
+      <w:pPr>
         <w:spacing w:after="40"/>
       </w:pPr>
       <w:r>
@@ -11465,12 +11783,11 @@
           <w:color w:val="334155"/>
           <w:sz w:val="18"/>
         </w:rPr>
-        <w:t>Admin entra a Calendario Operativo.</w:t>
-      </w:r>
-    </w:p>
-    <w:p>
-      <w:pPr>
-        <w:pStyle w:val="ListNumber"/>
+        <w:t>5. El usuario inicia sesión con Google.</w:t>
+      </w:r>
+    </w:p>
+    <w:p>
+      <w:pPr>
         <w:spacing w:after="40"/>
       </w:pPr>
       <w:r>
@@ -11480,12 +11797,19 @@
           <w:color w:val="334155"/>
           <w:sz w:val="18"/>
         </w:rPr>
-        <w:t>Crea ciclo en PLANEACION.</w:t>
-      </w:r>
-    </w:p>
-    <w:p>
-      <w:pPr>
-        <w:pStyle w:val="ListNumber"/>
+        <w:t>6. El backend valida dominio, correo registrado y permisos.</w:t>
+      </w:r>
+    </w:p>
+    <w:p>
+      <w:pPr>
+        <w:pStyle w:val="Heading2"/>
+      </w:pPr>
+      <w:r>
+        <w:t>7.2 Alta de docente</w:t>
+      </w:r>
+    </w:p>
+    <w:p>
+      <w:pPr>
         <w:spacing w:after="40"/>
       </w:pPr>
       <w:r>
@@ -11495,12 +11819,11 @@
           <w:color w:val="334155"/>
           <w:sz w:val="18"/>
         </w:rPr>
-        <w:t>Ajusta fechas modulares.</w:t>
-      </w:r>
-    </w:p>
-    <w:p>
-      <w:pPr>
-        <w:pStyle w:val="ListNumber"/>
+        <w:t>1. Usuario autorizado entra a Directorio Docente.</w:t>
+      </w:r>
+    </w:p>
+    <w:p>
+      <w:pPr>
         <w:spacing w:after="40"/>
       </w:pPr>
       <w:r>
@@ -11510,12 +11833,11 @@
           <w:color w:val="334155"/>
           <w:sz w:val="18"/>
         </w:rPr>
-        <w:t>Captura quincenas estimadas si aplica.</w:t>
-      </w:r>
-    </w:p>
-    <w:p>
-      <w:pPr>
-        <w:pStyle w:val="ListNumber"/>
+        <w:t>2. Captura datos generales y fiscales.</w:t>
+      </w:r>
+    </w:p>
+    <w:p>
+      <w:pPr>
         <w:spacing w:after="40"/>
       </w:pPr>
       <w:r>
@@ -11525,12 +11847,11 @@
           <w:color w:val="334155"/>
           <w:sz w:val="18"/>
         </w:rPr>
-        <w:t>Coordinaciones capturan horarios limpios.</w:t>
-      </w:r>
-    </w:p>
-    <w:p>
-      <w:pPr>
-        <w:pStyle w:val="ListNumber"/>
+        <w:t>3. Define categoría y estatus.</w:t>
+      </w:r>
+    </w:p>
+    <w:p>
+      <w:pPr>
         <w:spacing w:after="40"/>
       </w:pPr>
       <w:r>
@@ -11540,20 +11861,11 @@
           <w:color w:val="334155"/>
           <w:sz w:val="18"/>
         </w:rPr>
-        <w:t>El ciclo vigente sigue operando sin afectación.</w:t>
-      </w:r>
-    </w:p>
-    <w:p>
-      <w:pPr>
-        <w:pStyle w:val="Heading2"/>
-      </w:pPr>
-      <w:r>
-        <w:t>7.4 Activar nuevo ciclo</w:t>
-      </w:r>
-    </w:p>
-    <w:p>
-      <w:pPr>
-        <w:pStyle w:val="ListNumber"/>
+        <w:t>4. Docente queda disponible para horarios si está ACTIVO.</w:t>
+      </w:r>
+    </w:p>
+    <w:p>
+      <w:pPr>
         <w:spacing w:after="40"/>
       </w:pPr>
       <w:r>
@@ -11563,12 +11875,19 @@
           <w:color w:val="334155"/>
           <w:sz w:val="18"/>
         </w:rPr>
-        <w:t>Admin valida que el ciclo en planeación esté listo.</w:t>
-      </w:r>
-    </w:p>
-    <w:p>
-      <w:pPr>
-        <w:pStyle w:val="ListNumber"/>
+        <w:t>5. Se puede adjuntar constancia fiscal desde Directorio o Expediente Fiscal.</w:t>
+      </w:r>
+    </w:p>
+    <w:p>
+      <w:pPr>
+        <w:pStyle w:val="Heading2"/>
+      </w:pPr>
+      <w:r>
+        <w:t>7.3 Preparar ciclo futuro</w:t>
+      </w:r>
+    </w:p>
+    <w:p>
+      <w:pPr>
         <w:spacing w:after="40"/>
       </w:pPr>
       <w:r>
@@ -11578,12 +11897,11 @@
           <w:color w:val="334155"/>
           <w:sz w:val="18"/>
         </w:rPr>
-        <w:t>En Calendario, activa el ciclo nuevo.</w:t>
-      </w:r>
-    </w:p>
-    <w:p>
-      <w:pPr>
-        <w:pStyle w:val="ListNumber"/>
+        <w:t>1. Admin entra a Calendario Operativo.</w:t>
+      </w:r>
+    </w:p>
+    <w:p>
+      <w:pPr>
         <w:spacing w:after="40"/>
       </w:pPr>
       <w:r>
@@ -11593,12 +11911,11 @@
           <w:color w:val="334155"/>
           <w:sz w:val="18"/>
         </w:rPr>
-        <w:t>El ciclo anterior pasa a CERRADO.</w:t>
-      </w:r>
-    </w:p>
-    <w:p>
-      <w:pPr>
-        <w:pStyle w:val="ListNumber"/>
+        <w:t>2. Crea ciclo en PLANEACION.</w:t>
+      </w:r>
+    </w:p>
+    <w:p>
+      <w:pPr>
         <w:spacing w:after="40"/>
       </w:pPr>
       <w:r>
@@ -11608,12 +11925,11 @@
           <w:color w:val="334155"/>
           <w:sz w:val="18"/>
         </w:rPr>
-        <w:t>Capturar Horarios muestra el nuevo ciclo como operativo.</w:t>
-      </w:r>
-    </w:p>
-    <w:p>
-      <w:pPr>
-        <w:pStyle w:val="ListNumber"/>
+        <w:t>3. Ajusta fechas modulares.</w:t>
+      </w:r>
+    </w:p>
+    <w:p>
+      <w:pPr>
         <w:spacing w:after="40"/>
       </w:pPr>
       <w:r>
@@ -11623,20 +11939,11 @@
           <w:color w:val="334155"/>
           <w:sz w:val="18"/>
         </w:rPr>
-        <w:t>Incidencias, Extras, Nómina y Finanzas trabajan sobre el ciclo activo.</w:t>
-      </w:r>
-    </w:p>
-    <w:p>
-      <w:pPr>
-        <w:pStyle w:val="Heading2"/>
-      </w:pPr>
-      <w:r>
-        <w:t>7.5 Captura quincenal</w:t>
-      </w:r>
-    </w:p>
-    <w:p>
-      <w:pPr>
-        <w:pStyle w:val="ListNumber"/>
+        <w:t>4. Captura quincenas estimadas si aplica.</w:t>
+      </w:r>
+    </w:p>
+    <w:p>
+      <w:pPr>
         <w:spacing w:after="40"/>
       </w:pPr>
       <w:r>
@@ -11646,12 +11953,11 @@
           <w:color w:val="334155"/>
           <w:sz w:val="18"/>
         </w:rPr>
-        <w:t>Admin crea la quincena en Calendario.</w:t>
-      </w:r>
-    </w:p>
-    <w:p>
-      <w:pPr>
-        <w:pStyle w:val="ListNumber"/>
+        <w:t>5. Coordinaciones capturan horarios limpios.</w:t>
+      </w:r>
+    </w:p>
+    <w:p>
+      <w:pPr>
         <w:spacing w:after="40"/>
       </w:pPr>
       <w:r>
@@ -11661,12 +11967,19 @@
           <w:color w:val="334155"/>
           <w:sz w:val="18"/>
         </w:rPr>
-        <w:t>Coordinadores capturan incidencias sobre esa quincena.</w:t>
-      </w:r>
-    </w:p>
-    <w:p>
-      <w:pPr>
-        <w:pStyle w:val="ListNumber"/>
+        <w:t>6. El ciclo vigente sigue operando sin afectación.</w:t>
+      </w:r>
+    </w:p>
+    <w:p>
+      <w:pPr>
+        <w:pStyle w:val="Heading2"/>
+      </w:pPr>
+      <w:r>
+        <w:t>7.4 Activar nuevo ciclo</w:t>
+      </w:r>
+    </w:p>
+    <w:p>
+      <w:pPr>
         <w:spacing w:after="40"/>
       </w:pPr>
       <w:r>
@@ -11676,12 +11989,11 @@
           <w:color w:val="334155"/>
           <w:sz w:val="18"/>
         </w:rPr>
-        <w:t>Coordinadores/Admin capturan extras con fecha dentro de la quincena.</w:t>
-      </w:r>
-    </w:p>
-    <w:p>
-      <w:pPr>
-        <w:pStyle w:val="ListNumber"/>
+        <w:t>1. Admin valida que el ciclo en planeación esté listo.</w:t>
+      </w:r>
+    </w:p>
+    <w:p>
+      <w:pPr>
         <w:spacing w:after="40"/>
       </w:pPr>
       <w:r>
@@ -11691,12 +12003,11 @@
           <w:color w:val="334155"/>
           <w:sz w:val="18"/>
         </w:rPr>
-        <w:t>Admin revisa vista previa de Nómina.</w:t>
-      </w:r>
-    </w:p>
-    <w:p>
-      <w:pPr>
-        <w:pStyle w:val="ListNumber"/>
+        <w:t>2. En Calendario, activa el ciclo nuevo.</w:t>
+      </w:r>
+    </w:p>
+    <w:p>
+      <w:pPr>
         <w:spacing w:after="40"/>
       </w:pPr>
       <w:r>
@@ -11706,12 +12017,11 @@
           <w:color w:val="334155"/>
           <w:sz w:val="18"/>
         </w:rPr>
-        <w:t>Admin guarda nómina.</w:t>
-      </w:r>
-    </w:p>
-    <w:p>
-      <w:pPr>
-        <w:pStyle w:val="ListNumber"/>
+        <w:t>3. El ciclo anterior pasa a CERRADO.</w:t>
+      </w:r>
+    </w:p>
+    <w:p>
+      <w:pPr>
         <w:spacing w:after="40"/>
       </w:pPr>
       <w:r>
@@ -11721,12 +12031,11 @@
           <w:color w:val="334155"/>
           <w:sz w:val="18"/>
         </w:rPr>
-        <w:t>Finanzas revisa y aprueba.</w:t>
-      </w:r>
-    </w:p>
-    <w:p>
-      <w:pPr>
-        <w:pStyle w:val="ListNumber"/>
+        <w:t>4. Capturar Horarios muestra el nuevo ciclo como operativo.</w:t>
+      </w:r>
+    </w:p>
+    <w:p>
+      <w:pPr>
         <w:spacing w:after="40"/>
       </w:pPr>
       <w:r>
@@ -11736,7 +12045,7 @@
           <w:color w:val="334155"/>
           <w:sz w:val="18"/>
         </w:rPr>
-        <w:t>Finanzas marca pagada cuando corresponde.</w:t>
+        <w:t>5. Incidencias, Extras, Nómina y Finanzas trabajan sobre el ciclo activo.</w:t>
       </w:r>
     </w:p>
     <w:p>
@@ -11744,12 +12053,11 @@
         <w:pStyle w:val="Heading2"/>
       </w:pPr>
       <w:r>
-        <w:t>7.6 Corrección de una quincena</w:t>
-      </w:r>
-    </w:p>
-    <w:p>
-      <w:pPr>
-        <w:pStyle w:val="ListNumber"/>
+        <w:t>7.5 Captura quincenal</w:t>
+      </w:r>
+    </w:p>
+    <w:p>
+      <w:pPr>
         <w:spacing w:after="40"/>
       </w:pPr>
       <w:r>
@@ -11759,12 +12067,11 @@
           <w:color w:val="334155"/>
           <w:sz w:val="18"/>
         </w:rPr>
-        <w:t>Finanzas detecta inconsistencia.</w:t>
-      </w:r>
-    </w:p>
-    <w:p>
-      <w:pPr>
-        <w:pStyle w:val="ListNumber"/>
+        <w:t>1. Admin crea la quincena en Calendario.</w:t>
+      </w:r>
+    </w:p>
+    <w:p>
+      <w:pPr>
         <w:spacing w:after="40"/>
       </w:pPr>
       <w:r>
@@ -11774,12 +12081,11 @@
           <w:color w:val="334155"/>
           <w:sz w:val="18"/>
         </w:rPr>
-        <w:t>Admin cancela la nómina para corrección.</w:t>
-      </w:r>
-    </w:p>
-    <w:p>
-      <w:pPr>
-        <w:pStyle w:val="ListNumber"/>
+        <w:t>2. Coordinadores capturan incidencias sobre esa quincena.</w:t>
+      </w:r>
+    </w:p>
+    <w:p>
+      <w:pPr>
         <w:spacing w:after="40"/>
       </w:pPr>
       <w:r>
@@ -11789,12 +12095,11 @@
           <w:color w:val="334155"/>
           <w:sz w:val="18"/>
         </w:rPr>
-        <w:t>El sistema restaura incidencias y extras.</w:t>
-      </w:r>
-    </w:p>
-    <w:p>
-      <w:pPr>
-        <w:pStyle w:val="ListNumber"/>
+        <w:t>3. Coordinadores/Admin capturan extras con fecha dentro de la quincena.</w:t>
+      </w:r>
+    </w:p>
+    <w:p>
+      <w:pPr>
         <w:spacing w:after="40"/>
       </w:pPr>
       <w:r>
@@ -11804,12 +12109,11 @@
           <w:color w:val="334155"/>
           <w:sz w:val="18"/>
         </w:rPr>
-        <w:t>Coordinación corrige datos.</w:t>
-      </w:r>
-    </w:p>
-    <w:p>
-      <w:pPr>
-        <w:pStyle w:val="ListNumber"/>
+        <w:t>4. Admin revisa vista previa de Nómina.</w:t>
+      </w:r>
+    </w:p>
+    <w:p>
+      <w:pPr>
         <w:spacing w:after="40"/>
       </w:pPr>
       <w:r>
@@ -11819,12 +12123,11 @@
           <w:color w:val="334155"/>
           <w:sz w:val="18"/>
         </w:rPr>
-        <w:t>Admin recalcula y guarda una nueva corrida.</w:t>
-      </w:r>
-    </w:p>
-    <w:p>
-      <w:pPr>
-        <w:pStyle w:val="ListNumber"/>
+        <w:t>5. Admin guarda nómina.</w:t>
+      </w:r>
+    </w:p>
+    <w:p>
+      <w:pPr>
         <w:spacing w:after="40"/>
       </w:pPr>
       <w:r>
@@ -11834,7 +12137,113 @@
           <w:color w:val="334155"/>
           <w:sz w:val="18"/>
         </w:rPr>
-        <w:t>Finanzas continúa flujo de revisión.</w:t>
+        <w:t>6. Finanzas revisa y aprueba.</w:t>
+      </w:r>
+    </w:p>
+    <w:p>
+      <w:pPr>
+        <w:spacing w:after="40"/>
+      </w:pPr>
+      <w:r>
+        <w:rPr>
+          <w:rFonts w:ascii="Aptos" w:hAnsi="Aptos"/>
+          <w:b w:val="0"/>
+          <w:color w:val="334155"/>
+          <w:sz w:val="18"/>
+        </w:rPr>
+        <w:t>7. Finanzas marca pagada cuando corresponde.</w:t>
+      </w:r>
+    </w:p>
+    <w:p>
+      <w:pPr>
+        <w:pStyle w:val="Heading2"/>
+      </w:pPr>
+      <w:r>
+        <w:t>7.6 Corrección de una quincena</w:t>
+      </w:r>
+    </w:p>
+    <w:p>
+      <w:pPr>
+        <w:spacing w:after="40"/>
+      </w:pPr>
+      <w:r>
+        <w:rPr>
+          <w:rFonts w:ascii="Aptos" w:hAnsi="Aptos"/>
+          <w:b w:val="0"/>
+          <w:color w:val="334155"/>
+          <w:sz w:val="18"/>
+        </w:rPr>
+        <w:t>1. Finanzas detecta inconsistencia.</w:t>
+      </w:r>
+    </w:p>
+    <w:p>
+      <w:pPr>
+        <w:spacing w:after="40"/>
+      </w:pPr>
+      <w:r>
+        <w:rPr>
+          <w:rFonts w:ascii="Aptos" w:hAnsi="Aptos"/>
+          <w:b w:val="0"/>
+          <w:color w:val="334155"/>
+          <w:sz w:val="18"/>
+        </w:rPr>
+        <w:t>2. Admin cancela la nómina para corrección.</w:t>
+      </w:r>
+    </w:p>
+    <w:p>
+      <w:pPr>
+        <w:spacing w:after="40"/>
+      </w:pPr>
+      <w:r>
+        <w:rPr>
+          <w:rFonts w:ascii="Aptos" w:hAnsi="Aptos"/>
+          <w:b w:val="0"/>
+          <w:color w:val="334155"/>
+          <w:sz w:val="18"/>
+        </w:rPr>
+        <w:t>3. El sistema restaura incidencias y extras.</w:t>
+      </w:r>
+    </w:p>
+    <w:p>
+      <w:pPr>
+        <w:spacing w:after="40"/>
+      </w:pPr>
+      <w:r>
+        <w:rPr>
+          <w:rFonts w:ascii="Aptos" w:hAnsi="Aptos"/>
+          <w:b w:val="0"/>
+          <w:color w:val="334155"/>
+          <w:sz w:val="18"/>
+        </w:rPr>
+        <w:t>4. Coordinación corrige datos.</w:t>
+      </w:r>
+    </w:p>
+    <w:p>
+      <w:pPr>
+        <w:spacing w:after="40"/>
+      </w:pPr>
+      <w:r>
+        <w:rPr>
+          <w:rFonts w:ascii="Aptos" w:hAnsi="Aptos"/>
+          <w:b w:val="0"/>
+          <w:color w:val="334155"/>
+          <w:sz w:val="18"/>
+        </w:rPr>
+        <w:t>5. Admin recalcula y guarda una nueva corrida.</w:t>
+      </w:r>
+    </w:p>
+    <w:p>
+      <w:pPr>
+        <w:spacing w:after="40"/>
+      </w:pPr>
+      <w:r>
+        <w:rPr>
+          <w:rFonts w:ascii="Aptos" w:hAnsi="Aptos"/>
+          <w:b w:val="0"/>
+          <w:color w:val="334155"/>
+          <w:sz w:val="18"/>
+        </w:rPr>
+        <w:t>6. Finanzas continúa flujo de revisión.</w:t>
       </w:r>
     </w:p>
     <w:p>
@@ -13375,6 +13784,20 @@
           <w:color w:val="334155"/>
           <w:sz w:val="18"/>
         </w:rPr>
+        <w:t>Estado documental: snapshot histórico del 2026-05-08; no representa conteos productivos actuales. H17 y H19 modificaron posteriormente teachers.created_by y registraron altas controladas sin duplicados.</w:t>
+      </w:r>
+    </w:p>
+    <w:p>
+      <w:pPr>
+        <w:spacing w:after="100"/>
+      </w:pPr>
+      <w:r>
+        <w:rPr>
+          <w:rFonts w:ascii="Aptos" w:hAnsi="Aptos"/>
+          <w:b w:val="0"/>
+          <w:color w:val="334155"/>
+          <w:sz w:val="18"/>
+        </w:rPr>
         <w:t>Después de la limpieza preoperativa, se conservaron datos maestros y se limpió la capa transaccional de pruebas.</w:t>
       </w:r>
     </w:p>
@@ -14261,7 +14684,6 @@
     </w:p>
     <w:p>
       <w:pPr>
-        <w:pStyle w:val="ListNumber"/>
         <w:spacing w:after="40"/>
       </w:pPr>
       <w:r>
@@ -14271,12 +14693,11 @@
           <w:color w:val="334155"/>
           <w:sz w:val="18"/>
         </w:rPr>
-        <w:t>Solo usuarios registrados y activos pueden acceder.</w:t>
-      </w:r>
-    </w:p>
-    <w:p>
-      <w:pPr>
-        <w:pStyle w:val="ListNumber"/>
+        <w:t>1. Solo usuarios registrados y activos pueden acceder.</w:t>
+      </w:r>
+    </w:p>
+    <w:p>
+      <w:pPr>
         <w:spacing w:after="40"/>
       </w:pPr>
       <w:r>
@@ -14286,12 +14707,11 @@
           <w:color w:val="334155"/>
           <w:sz w:val="18"/>
         </w:rPr>
-        <w:t>El dominio permitido es @tecplayacar.edu.mx.</w:t>
-      </w:r>
-    </w:p>
-    <w:p>
-      <w:pPr>
-        <w:pStyle w:val="ListNumber"/>
+        <w:t>2. El dominio permitido es @tecplayacar.edu.mx.</w:t>
+      </w:r>
+    </w:p>
+    <w:p>
+      <w:pPr>
         <w:spacing w:after="40"/>
       </w:pPr>
       <w:r>
@@ -14301,12 +14721,11 @@
           <w:color w:val="334155"/>
           <w:sz w:val="18"/>
         </w:rPr>
-        <w:t>El administrador protegido no puede ser eliminado ni degradado.</w:t>
-      </w:r>
-    </w:p>
-    <w:p>
-      <w:pPr>
-        <w:pStyle w:val="ListNumber"/>
+        <w:t>3. El administrador protegido no puede ser eliminado ni degradado.</w:t>
+      </w:r>
+    </w:p>
+    <w:p>
+      <w:pPr>
         <w:spacing w:after="40"/>
       </w:pPr>
       <w:r>
@@ -14316,12 +14735,11 @@
           <w:color w:val="334155"/>
           <w:sz w:val="18"/>
         </w:rPr>
-        <w:t>Solo docentes ACTIVO participan en horarios y extras.</w:t>
-      </w:r>
-    </w:p>
-    <w:p>
-      <w:pPr>
-        <w:pStyle w:val="ListNumber"/>
+        <w:t>4. Solo docentes ACTIVO participan en horarios y extras.</w:t>
+      </w:r>
+    </w:p>
+    <w:p>
+      <w:pPr>
         <w:spacing w:after="40"/>
       </w:pPr>
       <w:r>
@@ -14331,12 +14749,11 @@
           <w:color w:val="334155"/>
           <w:sz w:val="18"/>
         </w:rPr>
-        <w:t>Los horarios pertenecen a un ciclo.</w:t>
-      </w:r>
-    </w:p>
-    <w:p>
-      <w:pPr>
-        <w:pStyle w:val="ListNumber"/>
+        <w:t>5. Los horarios pertenecen a un ciclo.</w:t>
+      </w:r>
+    </w:p>
+    <w:p>
+      <w:pPr>
         <w:spacing w:after="40"/>
       </w:pPr>
       <w:r>
@@ -14346,12 +14763,11 @@
           <w:color w:val="334155"/>
           <w:sz w:val="18"/>
         </w:rPr>
-        <w:t>Un ciclo cerrado no se edita operativamente.</w:t>
-      </w:r>
-    </w:p>
-    <w:p>
-      <w:pPr>
-        <w:pStyle w:val="ListNumber"/>
+        <w:t>6. Un ciclo cerrado no se edita operativamente.</w:t>
+      </w:r>
+    </w:p>
+    <w:p>
+      <w:pPr>
         <w:spacing w:after="40"/>
       </w:pPr>
       <w:r>
@@ -14361,12 +14777,11 @@
           <w:color w:val="334155"/>
           <w:sz w:val="18"/>
         </w:rPr>
-        <w:t>El ciclo en planeación permite preparar horarios limpios.</w:t>
-      </w:r>
-    </w:p>
-    <w:p>
-      <w:pPr>
-        <w:pStyle w:val="ListNumber"/>
+        <w:t>7. El ciclo en planeación permite preparar horarios limpios.</w:t>
+      </w:r>
+    </w:p>
+    <w:p>
+      <w:pPr>
         <w:spacing w:after="40"/>
       </w:pPr>
       <w:r>
@@ -14376,12 +14791,11 @@
           <w:color w:val="334155"/>
           <w:sz w:val="18"/>
         </w:rPr>
-        <w:t>Incidencias, extras y nómina solo operan sobre ciclo activo.</w:t>
-      </w:r>
-    </w:p>
-    <w:p>
-      <w:pPr>
-        <w:pStyle w:val="ListNumber"/>
+        <w:t>8. Incidencias, extras y nómina solo operan sobre ciclo activo.</w:t>
+      </w:r>
+    </w:p>
+    <w:p>
+      <w:pPr>
         <w:spacing w:after="40"/>
       </w:pPr>
       <w:r>
@@ -14391,12 +14805,11 @@
           <w:color w:val="334155"/>
           <w:sz w:val="18"/>
         </w:rPr>
-        <w:t>Incidencias se capturan por quincena.</w:t>
-      </w:r>
-    </w:p>
-    <w:p>
-      <w:pPr>
-        <w:pStyle w:val="ListNumber"/>
+        <w:t>9. Incidencias se capturan por quincena.</w:t>
+      </w:r>
+    </w:p>
+    <w:p>
+      <w:pPr>
         <w:spacing w:after="40"/>
       </w:pPr>
       <w:r>
@@ -14406,12 +14819,11 @@
           <w:color w:val="334155"/>
           <w:sz w:val="18"/>
         </w:rPr>
-        <w:t>Extras se capturan con fecha dentro de una quincena abierta.</w:t>
-      </w:r>
-    </w:p>
-    <w:p>
-      <w:pPr>
-        <w:pStyle w:val="ListNumber"/>
+        <w:t>10. Extras se capturan con fecha dentro de una quincena abierta.</w:t>
+      </w:r>
+    </w:p>
+    <w:p>
+      <w:pPr>
         <w:spacing w:after="40"/>
       </w:pPr>
       <w:r>
@@ -14421,12 +14833,11 @@
           <w:color w:val="334155"/>
           <w:sz w:val="18"/>
         </w:rPr>
-        <w:t>Guardar nómina cierra la captura operativa de esa quincena.</w:t>
-      </w:r>
-    </w:p>
-    <w:p>
-      <w:pPr>
-        <w:pStyle w:val="ListNumber"/>
+        <w:t>11. Guardar nómina cierra la captura operativa de esa quincena.</w:t>
+      </w:r>
+    </w:p>
+    <w:p>
+      <w:pPr>
         <w:spacing w:after="40"/>
       </w:pPr>
       <w:r>
@@ -14436,12 +14847,11 @@
           <w:color w:val="334155"/>
           <w:sz w:val="18"/>
         </w:rPr>
-        <w:t>Reportes financieros leen nóminas guardadas, no capturas vivas.</w:t>
-      </w:r>
-    </w:p>
-    <w:p>
-      <w:pPr>
-        <w:pStyle w:val="ListNumber"/>
+        <w:t>12. Reportes financieros leen nóminas guardadas, no capturas vivas.</w:t>
+      </w:r>
+    </w:p>
+    <w:p>
+      <w:pPr>
         <w:spacing w:after="40"/>
       </w:pPr>
       <w:r>
@@ -14451,12 +14861,11 @@
           <w:color w:val="334155"/>
           <w:sz w:val="18"/>
         </w:rPr>
-        <w:t>Cancelar nómina restaura datos para corrección y deja histórico.</w:t>
-      </w:r>
-    </w:p>
-    <w:p>
-      <w:pPr>
-        <w:pStyle w:val="ListNumber"/>
+        <w:t>13. Cancelar nómina restaura datos para corrección y deja histórico.</w:t>
+      </w:r>
+    </w:p>
+    <w:p>
+      <w:pPr>
         <w:spacing w:after="40"/>
       </w:pPr>
       <w:r>
@@ -14466,12 +14875,11 @@
           <w:color w:val="334155"/>
           <w:sz w:val="18"/>
         </w:rPr>
-        <w:t>La carga máxima depende de categoría docente.</w:t>
-      </w:r>
-    </w:p>
-    <w:p>
-      <w:pPr>
-        <w:pStyle w:val="ListNumber"/>
+        <w:t>14. La carga máxima depende de categoría docente.</w:t>
+      </w:r>
+    </w:p>
+    <w:p>
+      <w:pPr>
         <w:spacing w:after="40"/>
       </w:pPr>
       <w:r>
@@ -14481,28 +14889,11 @@
           <w:color w:val="334155"/>
           <w:sz w:val="18"/>
         </w:rPr>
-        <w:t>Admin puede ver/editar globalmente; coordinadores operan con restricciones por coordinación.</w:t>
-      </w:r>
-    </w:p>
-    <w:p>
-      <w:pPr>
-        <w:pStyle w:val="Heading1"/>
-      </w:pPr>
-      <w:r>
-        <w:t>11. Operación diaria recomendada</w:t>
-      </w:r>
-    </w:p>
-    <w:p>
-      <w:pPr>
-        <w:pStyle w:val="Heading2"/>
-      </w:pPr>
-      <w:r>
-        <w:t>11.1 Antes de iniciar una quincena</w:t>
-      </w:r>
-    </w:p>
-    <w:p>
-      <w:pPr>
-        <w:pStyle w:val="ListBullet"/>
+        <w:t>15. Admin puede ver/editar globalmente; coordinadores operan según autoría y alcance, y H20 amplía únicamente su preview de nómina en modo lectura.</w:t>
+      </w:r>
+    </w:p>
+    <w:p>
+      <w:pPr>
         <w:spacing w:after="40"/>
       </w:pPr>
       <w:r>
@@ -14512,12 +14903,27 @@
           <w:color w:val="334155"/>
           <w:sz w:val="18"/>
         </w:rPr>
-        <w:t>Verificar ciclo activo.</w:t>
-      </w:r>
-    </w:p>
-    <w:p>
-      <w:pPr>
-        <w:pStyle w:val="ListBullet"/>
+        <w:t>16. H05 controla migraciones; no se reaplica SQL histórico ni se ejecuta producción sin backup y aprobación.</w:t>
+      </w:r>
+    </w:p>
+    <w:p>
+      <w:pPr>
+        <w:pStyle w:val="Heading1"/>
+      </w:pPr>
+      <w:r>
+        <w:t>11. Operación diaria recomendada</w:t>
+      </w:r>
+    </w:p>
+    <w:p>
+      <w:pPr>
+        <w:pStyle w:val="Heading2"/>
+      </w:pPr>
+      <w:r>
+        <w:t>11.1 Antes de iniciar una quincena</w:t>
+      </w:r>
+    </w:p>
+    <w:p>
+      <w:pPr>
         <w:spacing w:after="40"/>
       </w:pPr>
       <w:r>
@@ -14527,12 +14933,11 @@
           <w:color w:val="334155"/>
           <w:sz w:val="18"/>
         </w:rPr>
-        <w:t>Verificar que la quincena exista en Calendario.</w:t>
-      </w:r>
-    </w:p>
-    <w:p>
-      <w:pPr>
-        <w:pStyle w:val="ListBullet"/>
+        <w:t>• Verificar ciclo activo.</w:t>
+      </w:r>
+    </w:p>
+    <w:p>
+      <w:pPr>
         <w:spacing w:after="40"/>
       </w:pPr>
       <w:r>
@@ -14542,12 +14947,11 @@
           <w:color w:val="334155"/>
           <w:sz w:val="18"/>
         </w:rPr>
-        <w:t>Capturar días inhábiles si aplican.</w:t>
-      </w:r>
-    </w:p>
-    <w:p>
-      <w:pPr>
-        <w:pStyle w:val="ListBullet"/>
+        <w:t>• Verificar que la quincena exista en Calendario.</w:t>
+      </w:r>
+    </w:p>
+    <w:p>
+      <w:pPr>
         <w:spacing w:after="40"/>
       </w:pPr>
       <w:r>
@@ -14557,12 +14961,11 @@
           <w:color w:val="334155"/>
           <w:sz w:val="18"/>
         </w:rPr>
-        <w:t>Confirmar fechas modulares.</w:t>
-      </w:r>
-    </w:p>
-    <w:p>
-      <w:pPr>
-        <w:pStyle w:val="ListBullet"/>
+        <w:t>• Capturar días inhábiles si aplican.</w:t>
+      </w:r>
+    </w:p>
+    <w:p>
+      <w:pPr>
         <w:spacing w:after="40"/>
       </w:pPr>
       <w:r>
@@ -14572,20 +14975,11 @@
           <w:color w:val="334155"/>
           <w:sz w:val="18"/>
         </w:rPr>
-        <w:t>Confirmar que docentes activos estén actualizados.</w:t>
-      </w:r>
-    </w:p>
-    <w:p>
-      <w:pPr>
-        <w:pStyle w:val="Heading2"/>
-      </w:pPr>
-      <w:r>
-        <w:t>11.2 Durante la quincena</w:t>
-      </w:r>
-    </w:p>
-    <w:p>
-      <w:pPr>
-        <w:pStyle w:val="ListBullet"/>
+        <w:t>• Confirmar fechas modulares.</w:t>
+      </w:r>
+    </w:p>
+    <w:p>
+      <w:pPr>
         <w:spacing w:after="40"/>
       </w:pPr>
       <w:r>
@@ -14595,12 +14989,19 @@
           <w:color w:val="334155"/>
           <w:sz w:val="18"/>
         </w:rPr>
-        <w:t>Coordinadores capturan incidencias.</w:t>
-      </w:r>
-    </w:p>
-    <w:p>
-      <w:pPr>
-        <w:pStyle w:val="ListBullet"/>
+        <w:t>• Confirmar que docentes activos estén actualizados.</w:t>
+      </w:r>
+    </w:p>
+    <w:p>
+      <w:pPr>
+        <w:pStyle w:val="Heading2"/>
+      </w:pPr>
+      <w:r>
+        <w:t>11.2 Durante la quincena</w:t>
+      </w:r>
+    </w:p>
+    <w:p>
+      <w:pPr>
         <w:spacing w:after="40"/>
       </w:pPr>
       <w:r>
@@ -14610,12 +15011,11 @@
           <w:color w:val="334155"/>
           <w:sz w:val="18"/>
         </w:rPr>
-        <w:t>Coordinadores/Admin capturan extras.</w:t>
-      </w:r>
-    </w:p>
-    <w:p>
-      <w:pPr>
-        <w:pStyle w:val="ListBullet"/>
+        <w:t>• Coordinadores capturan incidencias.</w:t>
+      </w:r>
+    </w:p>
+    <w:p>
+      <w:pPr>
         <w:spacing w:after="40"/>
       </w:pPr>
       <w:r>
@@ -14625,12 +15025,11 @@
           <w:color w:val="334155"/>
           <w:sz w:val="18"/>
         </w:rPr>
-        <w:t>Finanzas revisa pendientes fiscales.</w:t>
-      </w:r>
-    </w:p>
-    <w:p>
-      <w:pPr>
-        <w:pStyle w:val="ListBullet"/>
+        <w:t>• Coordinadores/Admin capturan extras.</w:t>
+      </w:r>
+    </w:p>
+    <w:p>
+      <w:pPr>
         <w:spacing w:after="40"/>
       </w:pPr>
       <w:r>
@@ -14640,20 +15039,11 @@
           <w:color w:val="334155"/>
           <w:sz w:val="18"/>
         </w:rPr>
-        <w:t>Sistemas/Admin atiende dudas de acceso.</w:t>
-      </w:r>
-    </w:p>
-    <w:p>
-      <w:pPr>
-        <w:pStyle w:val="Heading2"/>
-      </w:pPr>
-      <w:r>
-        <w:t>11.3 Cierre de quincena</w:t>
-      </w:r>
-    </w:p>
-    <w:p>
-      <w:pPr>
-        <w:pStyle w:val="ListBullet"/>
+        <w:t>• Finanzas revisa pendientes fiscales.</w:t>
+      </w:r>
+    </w:p>
+    <w:p>
+      <w:pPr>
         <w:spacing w:after="40"/>
       </w:pPr>
       <w:r>
@@ -14663,12 +15053,19 @@
           <w:color w:val="334155"/>
           <w:sz w:val="18"/>
         </w:rPr>
-        <w:t>Admin revisa vista previa de Nómina.</w:t>
-      </w:r>
-    </w:p>
-    <w:p>
-      <w:pPr>
-        <w:pStyle w:val="ListBullet"/>
+        <w:t>• Sistemas/Admin atiende dudas de acceso.</w:t>
+      </w:r>
+    </w:p>
+    <w:p>
+      <w:pPr>
+        <w:pStyle w:val="Heading2"/>
+      </w:pPr>
+      <w:r>
+        <w:t>11.3 Cierre de quincena</w:t>
+      </w:r>
+    </w:p>
+    <w:p>
+      <w:pPr>
         <w:spacing w:after="40"/>
       </w:pPr>
       <w:r>
@@ -14678,12 +15075,11 @@
           <w:color w:val="334155"/>
           <w:sz w:val="18"/>
         </w:rPr>
-        <w:t>Admin guarda nómina.</w:t>
-      </w:r>
-    </w:p>
-    <w:p>
-      <w:pPr>
-        <w:pStyle w:val="ListBullet"/>
+        <w:t>• Admin revisa vista previa de Nómina.</w:t>
+      </w:r>
+    </w:p>
+    <w:p>
+      <w:pPr>
         <w:spacing w:after="40"/>
       </w:pPr>
       <w:r>
@@ -14693,12 +15089,11 @@
           <w:color w:val="334155"/>
           <w:sz w:val="18"/>
         </w:rPr>
-        <w:t>Finanzas revisa reportes.</w:t>
-      </w:r>
-    </w:p>
-    <w:p>
-      <w:pPr>
-        <w:pStyle w:val="ListBullet"/>
+        <w:t>• Admin guarda nómina.</w:t>
+      </w:r>
+    </w:p>
+    <w:p>
+      <w:pPr>
         <w:spacing w:after="40"/>
       </w:pPr>
       <w:r>
@@ -14708,12 +15103,11 @@
           <w:color w:val="334155"/>
           <w:sz w:val="18"/>
         </w:rPr>
-        <w:t>Finanzas exporta CSV/PDF.</w:t>
-      </w:r>
-    </w:p>
-    <w:p>
-      <w:pPr>
-        <w:pStyle w:val="ListBullet"/>
+        <w:t>• Finanzas revisa reportes.</w:t>
+      </w:r>
+    </w:p>
+    <w:p>
+      <w:pPr>
         <w:spacing w:after="40"/>
       </w:pPr>
       <w:r>
@@ -14723,20 +15117,11 @@
           <w:color w:val="334155"/>
           <w:sz w:val="18"/>
         </w:rPr>
-        <w:t>Finanzas marca estados de revisión, aprobación y pago.</w:t>
-      </w:r>
-    </w:p>
-    <w:p>
-      <w:pPr>
-        <w:pStyle w:val="Heading2"/>
-      </w:pPr>
-      <w:r>
-        <w:t>11.4 Si hay errores</w:t>
-      </w:r>
-    </w:p>
-    <w:p>
-      <w:pPr>
-        <w:pStyle w:val="ListBullet"/>
+        <w:t>• Finanzas exporta CSV/PDF.</w:t>
+      </w:r>
+    </w:p>
+    <w:p>
+      <w:pPr>
         <w:spacing w:after="40"/>
       </w:pPr>
       <w:r>
@@ -14746,12 +15131,19 @@
           <w:color w:val="334155"/>
           <w:sz w:val="18"/>
         </w:rPr>
-        <w:t>No editar directamente la base.</w:t>
-      </w:r>
-    </w:p>
-    <w:p>
-      <w:pPr>
-        <w:pStyle w:val="ListBullet"/>
+        <w:t>• Finanzas marca estados de revisión, aprobación y pago.</w:t>
+      </w:r>
+    </w:p>
+    <w:p>
+      <w:pPr>
+        <w:pStyle w:val="Heading2"/>
+      </w:pPr>
+      <w:r>
+        <w:t>11.4 Si hay errores</w:t>
+      </w:r>
+    </w:p>
+    <w:p>
+      <w:pPr>
         <w:spacing w:after="40"/>
       </w:pPr>
       <w:r>
@@ -14761,12 +15153,11 @@
           <w:color w:val="334155"/>
           <w:sz w:val="18"/>
         </w:rPr>
-        <w:t>Cancelar nómina para corrección desde Finanzas.</w:t>
-      </w:r>
-    </w:p>
-    <w:p>
-      <w:pPr>
-        <w:pStyle w:val="ListBullet"/>
+        <w:t>• No editar directamente la base.</w:t>
+      </w:r>
+    </w:p>
+    <w:p>
+      <w:pPr>
         <w:spacing w:after="40"/>
       </w:pPr>
       <w:r>
@@ -14776,12 +15167,11 @@
           <w:color w:val="334155"/>
           <w:sz w:val="18"/>
         </w:rPr>
-        <w:t>Corregir incidencias/extras.</w:t>
-      </w:r>
-    </w:p>
-    <w:p>
-      <w:pPr>
-        <w:pStyle w:val="ListBullet"/>
+        <w:t>• Cancelar nómina para corrección desde Finanzas.</w:t>
+      </w:r>
+    </w:p>
+    <w:p>
+      <w:pPr>
         <w:spacing w:after="40"/>
       </w:pPr>
       <w:r>
@@ -14791,12 +15181,11 @@
           <w:color w:val="334155"/>
           <w:sz w:val="18"/>
         </w:rPr>
-        <w:t>Recalcular.</w:t>
-      </w:r>
-    </w:p>
-    <w:p>
-      <w:pPr>
-        <w:pStyle w:val="ListBullet"/>
+        <w:t>• Corregir incidencias/extras.</w:t>
+      </w:r>
+    </w:p>
+    <w:p>
+      <w:pPr>
         <w:spacing w:after="40"/>
       </w:pPr>
       <w:r>
@@ -14806,7 +15195,21 @@
           <w:color w:val="334155"/>
           <w:sz w:val="18"/>
         </w:rPr>
-        <w:t>Guardar nueva nómina.</w:t>
+        <w:t>• Recalcular.</w:t>
+      </w:r>
+    </w:p>
+    <w:p>
+      <w:pPr>
+        <w:spacing w:after="40"/>
+      </w:pPr>
+      <w:r>
+        <w:rPr>
+          <w:rFonts w:ascii="Aptos" w:hAnsi="Aptos"/>
+          <w:b w:val="0"/>
+          <w:color w:val="334155"/>
+          <w:sz w:val="18"/>
+        </w:rPr>
+        <w:t>• Guardar nueva nómina.</w:t>
       </w:r>
     </w:p>
     <w:p>
@@ -14936,7 +15339,7 @@
           <w:color w:val="334155"/>
           <w:sz w:val="15"/>
         </w:rPr>
-        <w:t>$gcloud = 'C:\Users\Admin\AppData\Local\Google\Cloud SDK\google-cloud-sdk\bin\gcloud.cmd'</w:t>
+        <w:t>$gcloud = (Get-Command gcloud.cmd).Source</w:t>
       </w:r>
     </w:p>
     <w:p>
@@ -15116,7 +15519,133 @@
           <w:color w:val="334155"/>
           <w:sz w:val="15"/>
         </w:rPr>
+        <w:t xml:space="preserve">  --service-account nomina-api-sa@nomina-docente-prod.iam.gserviceaccount.com `</w:t>
+      </w:r>
+    </w:p>
+    <w:p>
+      <w:pPr>
+        <w:spacing w:after="0"/>
+        <w:ind w:left="317"/>
+      </w:pPr>
+      <w:r>
+        <w:rPr>
+          <w:rFonts w:ascii="Consolas" w:hAnsi="Consolas"/>
+          <w:color w:val="334155"/>
+          <w:sz w:val="15"/>
+        </w:rPr>
+        <w:t xml:space="preserve">  --set-cloudsql-instances nomina-docente-prod:us-central1:nomina-docente-web `</w:t>
+      </w:r>
+    </w:p>
+    <w:p>
+      <w:pPr>
+        <w:spacing w:after="0"/>
+        <w:ind w:left="317"/>
+      </w:pPr>
+      <w:r>
+        <w:rPr>
+          <w:rFonts w:ascii="Consolas" w:hAnsi="Consolas"/>
+          <w:color w:val="334155"/>
+          <w:sz w:val="15"/>
+        </w:rPr>
+        <w:t xml:space="preserve">  --min-instances 0 `</w:t>
+      </w:r>
+    </w:p>
+    <w:p>
+      <w:pPr>
+        <w:spacing w:after="0"/>
+        <w:ind w:left="317"/>
+      </w:pPr>
+      <w:r>
+        <w:rPr>
+          <w:rFonts w:ascii="Consolas" w:hAnsi="Consolas"/>
+          <w:color w:val="334155"/>
+          <w:sz w:val="15"/>
+        </w:rPr>
+        <w:t xml:space="preserve">  --max-instances 3 `</w:t>
+      </w:r>
+    </w:p>
+    <w:p>
+      <w:pPr>
+        <w:spacing w:after="0"/>
+        <w:ind w:left="317"/>
+      </w:pPr>
+      <w:r>
+        <w:rPr>
+          <w:rFonts w:ascii="Consolas" w:hAnsi="Consolas"/>
+          <w:color w:val="334155"/>
+          <w:sz w:val="15"/>
+        </w:rPr>
+        <w:t xml:space="preserve">  --cpu 1 `</w:t>
+      </w:r>
+    </w:p>
+    <w:p>
+      <w:pPr>
+        <w:spacing w:after="0"/>
+        <w:ind w:left="317"/>
+      </w:pPr>
+      <w:r>
+        <w:rPr>
+          <w:rFonts w:ascii="Consolas" w:hAnsi="Consolas"/>
+          <w:color w:val="334155"/>
+          <w:sz w:val="15"/>
+        </w:rPr>
+        <w:t xml:space="preserve">  --memory 512Mi `</w:t>
+      </w:r>
+    </w:p>
+    <w:p>
+      <w:pPr>
+        <w:spacing w:after="0"/>
+        <w:ind w:left="317"/>
+      </w:pPr>
+      <w:r>
+        <w:rPr>
+          <w:rFonts w:ascii="Consolas" w:hAnsi="Consolas"/>
+          <w:color w:val="334155"/>
+          <w:sz w:val="15"/>
+        </w:rPr>
+        <w:t xml:space="preserve">  --concurrency 80 `</w:t>
+      </w:r>
+    </w:p>
+    <w:p>
+      <w:pPr>
+        <w:spacing w:after="0"/>
+        <w:ind w:left="317"/>
+      </w:pPr>
+      <w:r>
+        <w:rPr>
+          <w:rFonts w:ascii="Consolas" w:hAnsi="Consolas"/>
+          <w:color w:val="334155"/>
+          <w:sz w:val="15"/>
+        </w:rPr>
+        <w:t xml:space="preserve">  --timeout 300s `</w:t>
+      </w:r>
+    </w:p>
+    <w:p>
+      <w:pPr>
+        <w:spacing w:after="0"/>
+        <w:ind w:left="317"/>
+      </w:pPr>
+      <w:r>
+        <w:rPr>
+          <w:rFonts w:ascii="Consolas" w:hAnsi="Consolas"/>
+          <w:color w:val="334155"/>
+          <w:sz w:val="15"/>
+        </w:rPr>
         <w:t xml:space="preserve">  --quiet</w:t>
+      </w:r>
+    </w:p>
+    <w:p>
+      <w:pPr>
+        <w:spacing w:after="100"/>
+      </w:pPr>
+      <w:r>
+        <w:rPr>
+          <w:rFonts w:ascii="Aptos" w:hAnsi="Aptos"/>
+          <w:b w:val="0"/>
+          <w:color w:val="334155"/>
+          <w:sz w:val="18"/>
+        </w:rPr>
+        <w:t>Antes de ejecutar, revisar variables, secretos y CORS con H13. El ejemplo no sustituye el procedimiento de release ni autoriza cambios productivos.</w:t>
       </w:r>
     </w:p>
     <w:p>
@@ -15280,7 +15809,7 @@
           <w:color w:val="334155"/>
           <w:sz w:val="15"/>
         </w:rPr>
-        <w:t>$gcloud = 'C:\Users\Admin\AppData\Local\Google\Cloud SDK\google-cloud-sdk\bin\gcloud.cmd'</w:t>
+        <w:t>$gcloud = (Get-Command gcloud.cmd).Source</w:t>
       </w:r>
     </w:p>
     <w:p>
@@ -15390,7 +15919,6 @@
     </w:p>
     <w:p>
       <w:pPr>
-        <w:pStyle w:val="ListBullet"/>
         <w:spacing w:after="40"/>
       </w:pPr>
       <w:r>
@@ -15400,12 +15928,11 @@
           <w:color w:val="334155"/>
           <w:sz w:val="18"/>
         </w:rPr>
-        <w:t>Mantener backups automáticos de Cloud SQL.</w:t>
-      </w:r>
-    </w:p>
-    <w:p>
-      <w:pPr>
-        <w:pStyle w:val="ListBullet"/>
+        <w:t>• Mantener backups automáticos de Cloud SQL.</w:t>
+      </w:r>
+    </w:p>
+    <w:p>
+      <w:pPr>
         <w:spacing w:after="40"/>
       </w:pPr>
       <w:r>
@@ -15415,12 +15942,11 @@
           <w:color w:val="334155"/>
           <w:sz w:val="18"/>
         </w:rPr>
-        <w:t>Hacer respaldo manual antes de cierres importantes, importaciones masivas o limpiezas.</w:t>
-      </w:r>
-    </w:p>
-    <w:p>
-      <w:pPr>
-        <w:pStyle w:val="ListBullet"/>
+        <w:t>• Hacer respaldo manual antes de cierres importantes, importaciones masivas o limpiezas.</w:t>
+      </w:r>
+    </w:p>
+    <w:p>
+      <w:pPr>
         <w:spacing w:after="40"/>
       </w:pPr>
       <w:r>
@@ -15430,12 +15956,11 @@
           <w:color w:val="334155"/>
           <w:sz w:val="18"/>
         </w:rPr>
-        <w:t>No almacenar contraseñas en archivos del repo.</w:t>
-      </w:r>
-    </w:p>
-    <w:p>
-      <w:pPr>
-        <w:pStyle w:val="ListBullet"/>
+        <w:t>• No almacenar contraseñas en archivos del repo.</w:t>
+      </w:r>
+    </w:p>
+    <w:p>
+      <w:pPr>
         <w:spacing w:after="40"/>
       </w:pPr>
       <w:r>
@@ -15445,7 +15970,35 @@
           <w:color w:val="334155"/>
           <w:sz w:val="18"/>
         </w:rPr>
-        <w:t>Usar Secret Manager para credenciales.</w:t>
+        <w:t>• Usar Secret Manager para credenciales.</w:t>
+      </w:r>
+    </w:p>
+    <w:p>
+      <w:pPr>
+        <w:spacing w:after="40"/>
+      </w:pPr>
+      <w:r>
+        <w:rPr>
+          <w:rFonts w:ascii="Aptos" w:hAnsi="Aptos"/>
+          <w:b w:val="0"/>
+          <w:color w:val="334155"/>
+          <w:sz w:val="18"/>
+        </w:rPr>
+        <w:t>• Para migraciones, ejecutar primero db:migrate:inspect, revisar H05 y crear backup; nunca usar apply sin aprobación explícita.</w:t>
+      </w:r>
+    </w:p>
+    <w:p>
+      <w:pPr>
+        <w:spacing w:after="40"/>
+      </w:pPr>
+      <w:r>
+        <w:rPr>
+          <w:rFonts w:ascii="Aptos" w:hAnsi="Aptos"/>
+          <w:b w:val="0"/>
+          <w:color w:val="334155"/>
+          <w:sz w:val="18"/>
+        </w:rPr>
+        <w:t>• Rollback API: devolver tráfico a la revisión anterior documentada. Rollback Hosting: restaurar el release anterior. H20 no tiene migración de BD que revertir.</w:t>
       </w:r>
     </w:p>
     <w:p>
@@ -15556,7 +16109,6 @@
     </w:p>
     <w:p>
       <w:pPr>
-        <w:pStyle w:val="ListNumber"/>
         <w:spacing w:after="40"/>
       </w:pPr>
       <w:r>
@@ -15566,12 +16118,11 @@
           <w:color w:val="334155"/>
           <w:sz w:val="18"/>
         </w:rPr>
-        <w:t>Crear rama por cambio.</w:t>
-      </w:r>
-    </w:p>
-    <w:p>
-      <w:pPr>
-        <w:pStyle w:val="ListNumber"/>
+        <w:t>1. Crear rama por cambio.</w:t>
+      </w:r>
+    </w:p>
+    <w:p>
+      <w:pPr>
         <w:spacing w:after="40"/>
       </w:pPr>
       <w:r>
@@ -15581,12 +16132,11 @@
           <w:color w:val="334155"/>
           <w:sz w:val="18"/>
         </w:rPr>
-        <w:t>Probar build local.</w:t>
-      </w:r>
-    </w:p>
-    <w:p>
-      <w:pPr>
-        <w:pStyle w:val="ListNumber"/>
+        <w:t>2. Probar build local.</w:t>
+      </w:r>
+    </w:p>
+    <w:p>
+      <w:pPr>
         <w:spacing w:after="40"/>
       </w:pPr>
       <w:r>
@@ -15596,12 +16146,11 @@
           <w:color w:val="334155"/>
           <w:sz w:val="18"/>
         </w:rPr>
-        <w:t>Revisar cambios.</w:t>
-      </w:r>
-    </w:p>
-    <w:p>
-      <w:pPr>
-        <w:pStyle w:val="ListNumber"/>
+        <w:t>3. Revisar cambios.</w:t>
+      </w:r>
+    </w:p>
+    <w:p>
+      <w:pPr>
         <w:spacing w:after="40"/>
       </w:pPr>
       <w:r>
@@ -15611,12 +16160,11 @@
           <w:color w:val="334155"/>
           <w:sz w:val="18"/>
         </w:rPr>
-        <w:t>Hacer commit descriptivo.</w:t>
-      </w:r>
-    </w:p>
-    <w:p>
-      <w:pPr>
-        <w:pStyle w:val="ListNumber"/>
+        <w:t>4. Hacer commit descriptivo.</w:t>
+      </w:r>
+    </w:p>
+    <w:p>
+      <w:pPr>
         <w:spacing w:after="40"/>
       </w:pPr>
       <w:r>
@@ -15626,12 +16174,11 @@
           <w:color w:val="334155"/>
           <w:sz w:val="18"/>
         </w:rPr>
-        <w:t>Subir a GitHub.</w:t>
-      </w:r>
-    </w:p>
-    <w:p>
-      <w:pPr>
-        <w:pStyle w:val="ListNumber"/>
+        <w:t>5. Subir a GitHub.</w:t>
+      </w:r>
+    </w:p>
+    <w:p>
+      <w:pPr>
         <w:spacing w:after="40"/>
       </w:pPr>
       <w:r>
@@ -15641,7 +16188,7 @@
           <w:color w:val="334155"/>
           <w:sz w:val="18"/>
         </w:rPr>
-        <w:t>Desplegar backend/frontend según corresponda.</w:t>
+        <w:t>6. Desplegar backend/frontend según corresponda.</w:t>
       </w:r>
     </w:p>
     <w:p>
@@ -15668,7 +16215,6 @@
     </w:p>
     <w:p>
       <w:pPr>
-        <w:pStyle w:val="ListBullet"/>
         <w:spacing w:after="40"/>
       </w:pPr>
       <w:r>
@@ -15678,12 +16224,11 @@
           <w:color w:val="334155"/>
           <w:sz w:val="18"/>
         </w:rPr>
-        <w:t>Login con usuario Admin.</w:t>
-      </w:r>
-    </w:p>
-    <w:p>
-      <w:pPr>
-        <w:pStyle w:val="ListBullet"/>
+        <w:t>• Login con usuario Admin.</w:t>
+      </w:r>
+    </w:p>
+    <w:p>
+      <w:pPr>
         <w:spacing w:after="40"/>
       </w:pPr>
       <w:r>
@@ -15693,12 +16238,11 @@
           <w:color w:val="334155"/>
           <w:sz w:val="18"/>
         </w:rPr>
-        <w:t>Login con usuario Coordinador.</w:t>
-      </w:r>
-    </w:p>
-    <w:p>
-      <w:pPr>
-        <w:pStyle w:val="ListBullet"/>
+        <w:t>• Login con usuario Coordinador.</w:t>
+      </w:r>
+    </w:p>
+    <w:p>
+      <w:pPr>
         <w:spacing w:after="40"/>
       </w:pPr>
       <w:r>
@@ -15708,12 +16252,11 @@
           <w:color w:val="334155"/>
           <w:sz w:val="18"/>
         </w:rPr>
-        <w:t>Acceso restringido por rol.</w:t>
-      </w:r>
-    </w:p>
-    <w:p>
-      <w:pPr>
-        <w:pStyle w:val="ListBullet"/>
+        <w:t>• Acceso restringido por rol.</w:t>
+      </w:r>
+    </w:p>
+    <w:p>
+      <w:pPr>
         <w:spacing w:after="40"/>
       </w:pPr>
       <w:r>
@@ -15723,12 +16266,11 @@
           <w:color w:val="334155"/>
           <w:sz w:val="18"/>
         </w:rPr>
-        <w:t>Directorio docente.</w:t>
-      </w:r>
-    </w:p>
-    <w:p>
-      <w:pPr>
-        <w:pStyle w:val="ListBullet"/>
+        <w:t>• Directorio docente.</w:t>
+      </w:r>
+    </w:p>
+    <w:p>
+      <w:pPr>
         <w:spacing w:after="40"/>
       </w:pPr>
       <w:r>
@@ -15738,12 +16280,11 @@
           <w:color w:val="334155"/>
           <w:sz w:val="18"/>
         </w:rPr>
-        <w:t>Carga/descarga de constancia fiscal.</w:t>
-      </w:r>
-    </w:p>
-    <w:p>
-      <w:pPr>
-        <w:pStyle w:val="ListBullet"/>
+        <w:t>• Carga/descarga de constancia fiscal.</w:t>
+      </w:r>
+    </w:p>
+    <w:p>
+      <w:pPr>
         <w:spacing w:after="40"/>
       </w:pPr>
       <w:r>
@@ -15753,12 +16294,11 @@
           <w:color w:val="334155"/>
           <w:sz w:val="18"/>
         </w:rPr>
-        <w:t>Creación de ciclo en planeación.</w:t>
-      </w:r>
-    </w:p>
-    <w:p>
-      <w:pPr>
-        <w:pStyle w:val="ListBullet"/>
+        <w:t>• Creación de ciclo en planeación.</w:t>
+      </w:r>
+    </w:p>
+    <w:p>
+      <w:pPr>
         <w:spacing w:after="40"/>
       </w:pPr>
       <w:r>
@@ -15768,12 +16308,11 @@
           <w:color w:val="334155"/>
           <w:sz w:val="18"/>
         </w:rPr>
-        <w:t>Captura de horarios en ciclo de planeación.</w:t>
-      </w:r>
-    </w:p>
-    <w:p>
-      <w:pPr>
-        <w:pStyle w:val="ListBullet"/>
+        <w:t>• Captura de horarios en ciclo de planeación.</w:t>
+      </w:r>
+    </w:p>
+    <w:p>
+      <w:pPr>
         <w:spacing w:after="40"/>
       </w:pPr>
       <w:r>
@@ -15783,12 +16322,11 @@
           <w:color w:val="334155"/>
           <w:sz w:val="18"/>
         </w:rPr>
-        <w:t>Creación de quincena.</w:t>
-      </w:r>
-    </w:p>
-    <w:p>
-      <w:pPr>
-        <w:pStyle w:val="ListBullet"/>
+        <w:t>• Creación de quincena.</w:t>
+      </w:r>
+    </w:p>
+    <w:p>
+      <w:pPr>
         <w:spacing w:after="40"/>
       </w:pPr>
       <w:r>
@@ -15798,12 +16336,11 @@
           <w:color w:val="334155"/>
           <w:sz w:val="18"/>
         </w:rPr>
-        <w:t>Captura de incidencias.</w:t>
-      </w:r>
-    </w:p>
-    <w:p>
-      <w:pPr>
-        <w:pStyle w:val="ListBullet"/>
+        <w:t>• Captura de incidencias.</w:t>
+      </w:r>
+    </w:p>
+    <w:p>
+      <w:pPr>
         <w:spacing w:after="40"/>
       </w:pPr>
       <w:r>
@@ -15813,12 +16350,11 @@
           <w:color w:val="334155"/>
           <w:sz w:val="18"/>
         </w:rPr>
-        <w:t>Captura de extras.</w:t>
-      </w:r>
-    </w:p>
-    <w:p>
-      <w:pPr>
-        <w:pStyle w:val="ListBullet"/>
+        <w:t>• Captura de extras.</w:t>
+      </w:r>
+    </w:p>
+    <w:p>
+      <w:pPr>
         <w:spacing w:after="40"/>
       </w:pPr>
       <w:r>
@@ -15828,12 +16364,11 @@
           <w:color w:val="334155"/>
           <w:sz w:val="18"/>
         </w:rPr>
-        <w:t>Cálculo de nómina.</w:t>
-      </w:r>
-    </w:p>
-    <w:p>
-      <w:pPr>
-        <w:pStyle w:val="ListBullet"/>
+        <w:t>• Cálculo de nómina.</w:t>
+      </w:r>
+    </w:p>
+    <w:p>
+      <w:pPr>
         <w:spacing w:after="40"/>
       </w:pPr>
       <w:r>
@@ -15843,12 +16378,11 @@
           <w:color w:val="334155"/>
           <w:sz w:val="18"/>
         </w:rPr>
-        <w:t>Guardado de nómina.</w:t>
-      </w:r>
-    </w:p>
-    <w:p>
-      <w:pPr>
-        <w:pStyle w:val="ListBullet"/>
+        <w:t>• Guardado de nómina.</w:t>
+      </w:r>
+    </w:p>
+    <w:p>
+      <w:pPr>
         <w:spacing w:after="40"/>
       </w:pPr>
       <w:r>
@@ -15858,12 +16392,11 @@
           <w:color w:val="334155"/>
           <w:sz w:val="18"/>
         </w:rPr>
-        <w:t>Reportes de Finanzas.</w:t>
-      </w:r>
-    </w:p>
-    <w:p>
-      <w:pPr>
-        <w:pStyle w:val="ListBullet"/>
+        <w:t>• Reportes de Finanzas.</w:t>
+      </w:r>
+    </w:p>
+    <w:p>
+      <w:pPr>
         <w:spacing w:after="40"/>
       </w:pPr>
       <w:r>
@@ -15873,12 +16406,11 @@
           <w:color w:val="334155"/>
           <w:sz w:val="18"/>
         </w:rPr>
-        <w:t>Exportación CSV.</w:t>
-      </w:r>
-    </w:p>
-    <w:p>
-      <w:pPr>
-        <w:pStyle w:val="ListBullet"/>
+        <w:t>• Exportación CSV.</w:t>
+      </w:r>
+    </w:p>
+    <w:p>
+      <w:pPr>
         <w:spacing w:after="40"/>
       </w:pPr>
       <w:r>
@@ -15888,12 +16420,11 @@
           <w:color w:val="334155"/>
           <w:sz w:val="18"/>
         </w:rPr>
-        <w:t>Generación PDF.</w:t>
-      </w:r>
-    </w:p>
-    <w:p>
-      <w:pPr>
-        <w:pStyle w:val="ListBullet"/>
+        <w:t>• Generación PDF.</w:t>
+      </w:r>
+    </w:p>
+    <w:p>
+      <w:pPr>
         <w:spacing w:after="40"/>
       </w:pPr>
       <w:r>
@@ -15903,12 +16434,11 @@
           <w:color w:val="334155"/>
           <w:sz w:val="18"/>
         </w:rPr>
-        <w:t>Comprobantes en efectivo.</w:t>
-      </w:r>
-    </w:p>
-    <w:p>
-      <w:pPr>
-        <w:pStyle w:val="ListBullet"/>
+        <w:t>• Comprobantes en efectivo.</w:t>
+      </w:r>
+    </w:p>
+    <w:p>
+      <w:pPr>
         <w:spacing w:after="40"/>
       </w:pPr>
       <w:r>
@@ -15918,12 +16448,11 @@
           <w:color w:val="334155"/>
           <w:sz w:val="18"/>
         </w:rPr>
-        <w:t>Auditoría.</w:t>
-      </w:r>
-    </w:p>
-    <w:p>
-      <w:pPr>
-        <w:pStyle w:val="ListBullet"/>
+        <w:t>• Auditoría.</w:t>
+      </w:r>
+    </w:p>
+    <w:p>
+      <w:pPr>
         <w:spacing w:after="40"/>
       </w:pPr>
       <w:r>
@@ -15933,7 +16462,7 @@
           <w:color w:val="334155"/>
           <w:sz w:val="18"/>
         </w:rPr>
-        <w:t>Corrección por cancelación de nómina.</w:t>
+        <w:t>• Corrección por cancelación de nómina.</w:t>
       </w:r>
     </w:p>
     <w:p>
@@ -15946,7 +16475,6 @@
     </w:p>
     <w:p>
       <w:pPr>
-        <w:pStyle w:val="ListNumber"/>
         <w:spacing w:after="40"/>
       </w:pPr>
       <w:r>
@@ -15956,12 +16484,11 @@
           <w:color w:val="334155"/>
           <w:sz w:val="18"/>
         </w:rPr>
-        <w:t>Operar la primera quincena con acompañamiento de Sistemas.</w:t>
-      </w:r>
-    </w:p>
-    <w:p>
-      <w:pPr>
-        <w:pStyle w:val="ListNumber"/>
+        <w:t>1. Operar la primera quincena con acompañamiento de Sistemas.</w:t>
+      </w:r>
+    </w:p>
+    <w:p>
+      <w:pPr>
         <w:spacing w:after="40"/>
       </w:pPr>
       <w:r>
@@ -15971,12 +16498,11 @@
           <w:color w:val="334155"/>
           <w:sz w:val="18"/>
         </w:rPr>
-        <w:t>Validar importes contra una muestra manual.</w:t>
-      </w:r>
-    </w:p>
-    <w:p>
-      <w:pPr>
-        <w:pStyle w:val="ListNumber"/>
+        <w:t>2. Validar importes contra una muestra manual.</w:t>
+      </w:r>
+    </w:p>
+    <w:p>
+      <w:pPr>
         <w:spacing w:after="40"/>
       </w:pPr>
       <w:r>
@@ -15986,12 +16512,11 @@
           <w:color w:val="334155"/>
           <w:sz w:val="18"/>
         </w:rPr>
-        <w:t>Definir responsable de Calendario Operativo.</w:t>
-      </w:r>
-    </w:p>
-    <w:p>
-      <w:pPr>
-        <w:pStyle w:val="ListNumber"/>
+        <w:t>3. Definir responsable de Calendario Operativo.</w:t>
+      </w:r>
+    </w:p>
+    <w:p>
+      <w:pPr>
         <w:spacing w:after="40"/>
       </w:pPr>
       <w:r>
@@ -16001,12 +16526,11 @@
           <w:color w:val="334155"/>
           <w:sz w:val="18"/>
         </w:rPr>
-        <w:t>Definir responsable de alta/baja de usuarios.</w:t>
-      </w:r>
-    </w:p>
-    <w:p>
-      <w:pPr>
-        <w:pStyle w:val="ListNumber"/>
+        <w:t>4. Definir responsable de alta/baja de usuarios.</w:t>
+      </w:r>
+    </w:p>
+    <w:p>
+      <w:pPr>
         <w:spacing w:after="40"/>
       </w:pPr>
       <w:r>
@@ -16016,12 +16540,11 @@
           <w:color w:val="334155"/>
           <w:sz w:val="18"/>
         </w:rPr>
-        <w:t>Capacitar a coordinaciones en captura de incidencias y extras.</w:t>
-      </w:r>
-    </w:p>
-    <w:p>
-      <w:pPr>
-        <w:pStyle w:val="ListNumber"/>
+        <w:t>5. Capacitar a coordinaciones en captura de incidencias y extras.</w:t>
+      </w:r>
+    </w:p>
+    <w:p>
+      <w:pPr>
         <w:spacing w:after="40"/>
       </w:pPr>
       <w:r>
@@ -16031,12 +16554,11 @@
           <w:color w:val="334155"/>
           <w:sz w:val="18"/>
         </w:rPr>
-        <w:t>Capacitar a Finanzas en reportes, pendientes fiscales y comprobantes.</w:t>
-      </w:r>
-    </w:p>
-    <w:p>
-      <w:pPr>
-        <w:pStyle w:val="ListNumber"/>
+        <w:t>6. Capacitar a Finanzas en reportes, pendientes fiscales y comprobantes.</w:t>
+      </w:r>
+    </w:p>
+    <w:p>
+      <w:pPr>
         <w:spacing w:after="40"/>
       </w:pPr>
       <w:r>
@@ -16046,12 +16568,11 @@
           <w:color w:val="334155"/>
           <w:sz w:val="18"/>
         </w:rPr>
-        <w:t>Definir calendario de respaldos manuales antes de cada cierre.</w:t>
-      </w:r>
-    </w:p>
-    <w:p>
-      <w:pPr>
-        <w:pStyle w:val="ListNumber"/>
+        <w:t>7. Definir calendario de respaldos manuales antes de cada cierre.</w:t>
+      </w:r>
+    </w:p>
+    <w:p>
+      <w:pPr>
         <w:spacing w:after="40"/>
       </w:pPr>
       <w:r>
@@ -16061,7 +16582,7 @@
           <w:color w:val="334155"/>
           <w:sz w:val="18"/>
         </w:rPr>
-        <w:t>Documentar cualquier excepción operativa real que aparezca en producción.</w:t>
+        <w:t>8. Documentar cualquier excepción operativa real que aparezca en producción.</w:t>
       </w:r>
     </w:p>
     <w:p>

--- a/docs/Manual_Entrega_Nomina_Docente.docx
+++ b/docs/Manual_Entrega_Nomina_Docente.docx
@@ -104,7 +104,7 @@
                 <w:color w:val="334155"/>
                 <w:sz w:val="19"/>
               </w:rPr>
-              <w:t>1.1 post-H20</w:t>
+              <w:t>1.0 productiva</w:t>
             </w:r>
           </w:p>
         </w:tc>
@@ -171,7 +171,7 @@
                 <w:color w:val="334155"/>
                 <w:sz w:val="19"/>
               </w:rPr>
-              <w:t>18 de julio de 2026</w:t>
+              <w:t>8 de mayo de 2026</w:t>
             </w:r>
           </w:p>
         </w:tc>
@@ -7063,6 +7063,616 @@
         <w:pStyle w:val="Heading2"/>
       </w:pPr>
       <w:r>
+        <w:t>6.3.2 Importación CSV de docentes (H22)</w:t>
+      </w:r>
+    </w:p>
+    <w:p>
+      <w:pPr>
+        <w:spacing w:after="100"/>
+      </w:pPr>
+      <w:r>
+        <w:rPr>
+          <w:rFonts w:ascii="Aptos" w:hAnsi="Aptos"/>
+          <w:b w:val="0"/>
+          <w:color w:val="334155"/>
+          <w:sz w:val="18"/>
+        </w:rPr>
+        <w:t>Estado predeploy: preparada para el siguiente despliegue productivo H22.</w:t>
+      </w:r>
+    </w:p>
+    <w:p>
+      <w:pPr>
+        <w:spacing w:after="100"/>
+      </w:pPr>
+      <w:r>
+        <w:rPr>
+          <w:rFonts w:ascii="Aptos" w:hAnsi="Aptos"/>
+          <w:b w:val="0"/>
+          <w:color w:val="334155"/>
+          <w:sz w:val="18"/>
+        </w:rPr>
+        <w:t>La migración 014, API/Hosting y el smoke productivo permanecen pendientes.</w:t>
+      </w:r>
+    </w:p>
+    <w:p>
+      <w:pPr>
+        <w:spacing w:after="100"/>
+      </w:pPr>
+      <w:r>
+        <w:rPr>
+          <w:rFonts w:ascii="Aptos" w:hAnsi="Aptos"/>
+          <w:b w:val="0"/>
+          <w:color w:val="334155"/>
+          <w:sz w:val="18"/>
+        </w:rPr>
+        <w:t>H22 agrega la pestaña Admin</w:t>
+      </w:r>
+    </w:p>
+    <w:p>
+      <w:pPr>
+        <w:spacing w:after="100"/>
+      </w:pPr>
+      <w:r>
+        <w:rPr>
+          <w:rFonts w:ascii="Aptos" w:hAnsi="Aptos"/>
+          <w:b w:val="0"/>
+          <w:color w:val="334155"/>
+          <w:sz w:val="18"/>
+        </w:rPr>
+        <w:t>apps/web/src/components/catalogs/TeacherImportPanel.vue y tres endpoints:</w:t>
+      </w:r>
+    </w:p>
+    <w:p>
+      <w:pPr>
+        <w:keepNext/>
+      </w:pPr>
+      <w:r>
+        <w:rPr>
+          <w:rFonts w:ascii="Aptos" w:hAnsi="Aptos"/>
+          <w:b/>
+          <w:color w:val="0F766E"/>
+          <w:sz w:val="17"/>
+        </w:rPr>
+        <w:t>Bloque técnico</w:t>
+      </w:r>
+    </w:p>
+    <w:p>
+      <w:pPr>
+        <w:spacing w:after="0"/>
+        <w:ind w:left="317"/>
+      </w:pPr>
+      <w:r>
+        <w:rPr>
+          <w:rFonts w:ascii="Consolas" w:hAnsi="Consolas"/>
+          <w:color w:val="334155"/>
+          <w:sz w:val="15"/>
+        </w:rPr>
+        <w:t>GET  /api/teachers/import/template</w:t>
+      </w:r>
+    </w:p>
+    <w:p>
+      <w:pPr>
+        <w:spacing w:after="0"/>
+        <w:ind w:left="317"/>
+      </w:pPr>
+      <w:r>
+        <w:rPr>
+          <w:rFonts w:ascii="Consolas" w:hAnsi="Consolas"/>
+          <w:color w:val="334155"/>
+          <w:sz w:val="15"/>
+        </w:rPr>
+        <w:t>POST /api/teachers/import/preview</w:t>
+      </w:r>
+    </w:p>
+    <w:p>
+      <w:pPr>
+        <w:spacing w:after="0"/>
+        <w:ind w:left="317"/>
+      </w:pPr>
+      <w:r>
+        <w:rPr>
+          <w:rFonts w:ascii="Consolas" w:hAnsi="Consolas"/>
+          <w:color w:val="334155"/>
+          <w:sz w:val="15"/>
+        </w:rPr>
+        <w:t>POST /api/teachers/import/apply</w:t>
+      </w:r>
+    </w:p>
+    <w:p>
+      <w:pPr>
+        <w:spacing w:after="100"/>
+      </w:pPr>
+      <w:r>
+        <w:rPr>
+          <w:rFonts w:ascii="Aptos" w:hAnsi="Aptos"/>
+          <w:b w:val="0"/>
+          <w:color w:val="334155"/>
+          <w:sz w:val="18"/>
+        </w:rPr>
+        <w:t>Los tres usan guarda explícita Admin-only. La UI oculta la pestaña a</w:t>
+      </w:r>
+    </w:p>
+    <w:p>
+      <w:pPr>
+        <w:spacing w:after="100"/>
+      </w:pPr>
+      <w:r>
+        <w:rPr>
+          <w:rFonts w:ascii="Aptos" w:hAnsi="Aptos"/>
+          <w:b w:val="0"/>
+          <w:color w:val="334155"/>
+          <w:sz w:val="18"/>
+        </w:rPr>
+        <w:t>Coordinador, Dirección y RH, pero el backend mantiene 403 como autoridad.</w:t>
+      </w:r>
+    </w:p>
+    <w:p>
+      <w:pPr>
+        <w:spacing w:after="100"/>
+      </w:pPr>
+      <w:r>
+        <w:rPr>
+          <w:rFonts w:ascii="Aptos" w:hAnsi="Aptos"/>
+          <w:b w:val="0"/>
+          <w:color w:val="334155"/>
+          <w:sz w:val="18"/>
+        </w:rPr>
+        <w:t>Contrato técnico:</w:t>
+      </w:r>
+    </w:p>
+    <w:p>
+      <w:pPr>
+        <w:spacing w:after="40"/>
+      </w:pPr>
+      <w:r>
+        <w:rPr>
+          <w:rFonts w:ascii="Aptos" w:hAnsi="Aptos"/>
+          <w:b w:val="0"/>
+          <w:color w:val="334155"/>
+          <w:sz w:val="18"/>
+        </w:rPr>
+        <w:t>• template blank, active o all, con diez columnas operativas exactas;</w:t>
+      </w:r>
+    </w:p>
+    <w:p>
+      <w:pPr>
+        <w:spacing w:after="40"/>
+      </w:pPr>
+      <w:r>
+        <w:rPr>
+          <w:rFonts w:ascii="Aptos" w:hAnsi="Aptos"/>
+          <w:b w:val="0"/>
+          <w:color w:val="334155"/>
+          <w:sz w:val="18"/>
+        </w:rPr>
+        <w:t>• Preview parsea de nuevo, valida UUID/identificador/nombre, responsables,</w:t>
+      </w:r>
+    </w:p>
+    <w:p>
+      <w:pPr>
+        <w:spacing w:after="100"/>
+      </w:pPr>
+      <w:r>
+        <w:rPr>
+          <w:rFonts w:ascii="Aptos" w:hAnsi="Aptos"/>
+          <w:b w:val="0"/>
+          <w:color w:val="334155"/>
+          <w:sz w:val="18"/>
+        </w:rPr>
+        <w:t xml:space="preserve">  dependencias, acciones y riesgos, sin escribir ni auditar;</w:t>
+      </w:r>
+    </w:p>
+    <w:p>
+      <w:pPr>
+        <w:spacing w:after="40"/>
+      </w:pPr>
+      <w:r>
+        <w:rPr>
+          <w:rFonts w:ascii="Aptos" w:hAnsi="Aptos"/>
+          <w:b w:val="0"/>
+          <w:color w:val="334155"/>
+          <w:sz w:val="18"/>
+        </w:rPr>
+        <w:t>• Apply recibe archivo y fingerprints, pero no confía en acciones calculadas</w:t>
+      </w:r>
+    </w:p>
+    <w:p>
+      <w:pPr>
+        <w:spacing w:after="100"/>
+      </w:pPr>
+      <w:r>
+        <w:rPr>
+          <w:rFonts w:ascii="Aptos" w:hAnsi="Aptos"/>
+          <w:b w:val="0"/>
+          <w:color w:val="334155"/>
+          <w:sz w:val="18"/>
+        </w:rPr>
+        <w:t xml:space="preserve">  por el cliente;</w:t>
+      </w:r>
+    </w:p>
+    <w:p>
+      <w:pPr>
+        <w:spacing w:after="40"/>
+      </w:pPr>
+      <w:r>
+        <w:rPr>
+          <w:rFonts w:ascii="Aptos" w:hAnsi="Aptos"/>
+          <w:b w:val="0"/>
+          <w:color w:val="334155"/>
+          <w:sz w:val="18"/>
+        </w:rPr>
+        <w:t>• advisory lock serializa importaciones;</w:t>
+      </w:r>
+    </w:p>
+    <w:p>
+      <w:pPr>
+        <w:spacing w:after="40"/>
+      </w:pPr>
+      <w:r>
+        <w:rPr>
+          <w:rFonts w:ascii="Aptos" w:hAnsi="Aptos"/>
+          <w:b w:val="0"/>
+          <w:color w:val="334155"/>
+          <w:sz w:val="18"/>
+        </w:rPr>
+        <w:t>• SELECT ... FOR UPDATE y fingerprints detectan concurrencia;</w:t>
+      </w:r>
+    </w:p>
+    <w:p>
+      <w:pPr>
+        <w:spacing w:after="40"/>
+      </w:pPr>
+      <w:r>
+        <w:rPr>
+          <w:rFonts w:ascii="Aptos" w:hAnsi="Aptos"/>
+          <w:b w:val="0"/>
+          <w:color w:val="334155"/>
+          <w:sz w:val="18"/>
+        </w:rPr>
+        <w:t>• una sola transacción garantiza atomicidad;</w:t>
+      </w:r>
+    </w:p>
+    <w:p>
+      <w:pPr>
+        <w:spacing w:after="40"/>
+      </w:pPr>
+      <w:r>
+        <w:rPr>
+          <w:rFonts w:ascii="Aptos" w:hAnsi="Aptos"/>
+          <w:b w:val="0"/>
+          <w:color w:val="334155"/>
+          <w:sz w:val="18"/>
+        </w:rPr>
+        <w:t>• PostgreSQL conserva autoridad final y 23505 se traduce a conflicto seguro;</w:t>
+      </w:r>
+    </w:p>
+    <w:p>
+      <w:pPr>
+        <w:spacing w:after="40"/>
+      </w:pPr>
+      <w:r>
+        <w:rPr>
+          <w:rFonts w:ascii="Aptos" w:hAnsi="Aptos"/>
+          <w:b w:val="0"/>
+          <w:color w:val="334155"/>
+          <w:sz w:val="18"/>
+        </w:rPr>
+        <w:t>• auditoría registra resumen y cambios operativos, nunca CSV/Base64 ni fiscales.</w:t>
+      </w:r>
+    </w:p>
+    <w:p>
+      <w:pPr>
+        <w:spacing w:after="100"/>
+      </w:pPr>
+      <w:r>
+        <w:rPr>
+          <w:rFonts w:ascii="Aptos" w:hAnsi="Aptos"/>
+          <w:b w:val="0"/>
+          <w:color w:val="334155"/>
+          <w:sz w:val="18"/>
+        </w:rPr>
+        <w:t>La migración:</w:t>
+      </w:r>
+    </w:p>
+    <w:p>
+      <w:pPr>
+        <w:keepNext/>
+      </w:pPr>
+      <w:r>
+        <w:rPr>
+          <w:rFonts w:ascii="Aptos" w:hAnsi="Aptos"/>
+          <w:b/>
+          <w:color w:val="0F766E"/>
+          <w:sz w:val="17"/>
+        </w:rPr>
+        <w:t>Bloque técnico</w:t>
+      </w:r>
+    </w:p>
+    <w:p>
+      <w:pPr>
+        <w:spacing w:after="0"/>
+        <w:ind w:left="317"/>
+      </w:pPr>
+      <w:r>
+        <w:rPr>
+          <w:rFonts w:ascii="Consolas" w:hAnsi="Consolas"/>
+          <w:color w:val="334155"/>
+          <w:sz w:val="15"/>
+        </w:rPr>
+        <w:t>014_h22_teacher_external_identifier_unique.sql</w:t>
+      </w:r>
+    </w:p>
+    <w:p>
+      <w:pPr>
+        <w:spacing w:after="100"/>
+      </w:pPr>
+      <w:r>
+        <w:rPr>
+          <w:rFonts w:ascii="Aptos" w:hAnsi="Aptos"/>
+          <w:b w:val="0"/>
+          <w:color w:val="334155"/>
+          <w:sz w:val="18"/>
+        </w:rPr>
+        <w:t>crea el índice único parcial</w:t>
+      </w:r>
+    </w:p>
+    <w:p>
+      <w:pPr>
+        <w:spacing w:after="100"/>
+      </w:pPr>
+      <w:r>
+        <w:rPr>
+          <w:rFonts w:ascii="Aptos" w:hAnsi="Aptos"/>
+          <w:b w:val="0"/>
+          <w:color w:val="334155"/>
+          <w:sz w:val="18"/>
+        </w:rPr>
+        <w:t>teachers_external_identifier_unique_idx sobre</w:t>
+      </w:r>
+    </w:p>
+    <w:p>
+      <w:pPr>
+        <w:spacing w:after="100"/>
+      </w:pPr>
+      <w:r>
+        <w:rPr>
+          <w:rFonts w:ascii="Aptos" w:hAnsi="Aptos"/>
+          <w:b w:val="0"/>
+          <w:color w:val="334155"/>
+          <w:sz w:val="18"/>
+        </w:rPr>
+        <w:t>upper(btrim(external_identifier)), excluyendo vacíos. No contiene DML ni</w:t>
+      </w:r>
+    </w:p>
+    <w:p>
+      <w:pPr>
+        <w:spacing w:after="100"/>
+      </w:pPr>
+      <w:r>
+        <w:rPr>
+          <w:rFonts w:ascii="Aptos" w:hAnsi="Aptos"/>
+          <w:b w:val="0"/>
+          <w:color w:val="334155"/>
+          <w:sz w:val="18"/>
+        </w:rPr>
+        <w:t>modifica filas.</w:t>
+      </w:r>
+    </w:p>
+    <w:p>
+      <w:pPr>
+        <w:spacing w:after="100"/>
+      </w:pPr>
+      <w:r>
+        <w:rPr>
+          <w:rFonts w:ascii="Aptos" w:hAnsi="Aptos"/>
+          <w:b w:val="0"/>
+          <w:color w:val="334155"/>
+          <w:sz w:val="18"/>
+        </w:rPr>
+        <w:t>Nombres legacy:</w:t>
+      </w:r>
+    </w:p>
+    <w:p>
+      <w:pPr>
+        <w:spacing w:after="40"/>
+      </w:pPr>
+      <w:r>
+        <w:rPr>
+          <w:rFonts w:ascii="Aptos" w:hAnsi="Aptos"/>
+          <w:b w:val="0"/>
+          <w:color w:val="334155"/>
+          <w:sz w:val="18"/>
+        </w:rPr>
+        <w:t>• si no hay cambio nominal, se conservan full_name y normalized_name;</w:t>
+      </w:r>
+    </w:p>
+    <w:p>
+      <w:pPr>
+        <w:spacing w:after="40"/>
+      </w:pPr>
+      <w:r>
+        <w:rPr>
+          <w:rFonts w:ascii="Aptos" w:hAnsi="Aptos"/>
+          <w:b w:val="0"/>
+          <w:color w:val="334155"/>
+          <w:sz w:val="18"/>
+        </w:rPr>
+        <w:t>• un cambio operativo no reconstruye nombres con componentes vacíos;</w:t>
+      </w:r>
+    </w:p>
+    <w:p>
+      <w:pPr>
+        <w:spacing w:after="40"/>
+      </w:pPr>
+      <w:r>
+        <w:rPr>
+          <w:rFonts w:ascii="Aptos" w:hAnsi="Aptos"/>
+          <w:b w:val="0"/>
+          <w:color w:val="334155"/>
+          <w:sz w:val="18"/>
+        </w:rPr>
+        <w:t>• un cambio nominal explícito usa los componentes efectivos y vuelve a validar</w:t>
+      </w:r>
+    </w:p>
+    <w:p>
+      <w:pPr>
+        <w:spacing w:after="100"/>
+      </w:pPr>
+      <w:r>
+        <w:rPr>
+          <w:rFonts w:ascii="Aptos" w:hAnsi="Aptos"/>
+          <w:b w:val="0"/>
+          <w:color w:val="334155"/>
+          <w:sz w:val="18"/>
+        </w:rPr>
+        <w:t xml:space="preserve">  unicidad;</w:t>
+      </w:r>
+    </w:p>
+    <w:p>
+      <w:pPr>
+        <w:spacing w:after="40"/>
+      </w:pPr>
+      <w:r>
+        <w:rPr>
+          <w:rFonts w:ascii="Aptos" w:hAnsi="Aptos"/>
+          <w:b w:val="0"/>
+          <w:color w:val="334155"/>
+          <w:sz w:val="18"/>
+        </w:rPr>
+        <w:t>• una fila SIN_CAMBIOS no ejecuta UPDATE ni genera auditoría por docente.</w:t>
+      </w:r>
+    </w:p>
+    <w:p>
+      <w:pPr>
+        <w:spacing w:after="100"/>
+      </w:pPr>
+      <w:r>
+        <w:rPr>
+          <w:rFonts w:ascii="Aptos" w:hAnsi="Aptos"/>
+          <w:b w:val="0"/>
+          <w:color w:val="334155"/>
+          <w:sz w:val="18"/>
+        </w:rPr>
+        <w:t>Datos excluidos:</w:t>
+      </w:r>
+    </w:p>
+    <w:p>
+      <w:pPr>
+        <w:spacing w:after="40"/>
+      </w:pPr>
+      <w:r>
+        <w:rPr>
+          <w:rFonts w:ascii="Aptos" w:hAnsi="Aptos"/>
+          <w:b w:val="0"/>
+          <w:color w:val="334155"/>
+          <w:sz w:val="18"/>
+        </w:rPr>
+        <w:t>• RFC;</w:t>
+      </w:r>
+    </w:p>
+    <w:p>
+      <w:pPr>
+        <w:spacing w:after="40"/>
+      </w:pPr>
+      <w:r>
+        <w:rPr>
+          <w:rFonts w:ascii="Aptos" w:hAnsi="Aptos"/>
+          <w:b w:val="0"/>
+          <w:color w:val="334155"/>
+          <w:sz w:val="18"/>
+        </w:rPr>
+        <w:t>• banco, cuenta y CLABE;</w:t>
+      </w:r>
+    </w:p>
+    <w:p>
+      <w:pPr>
+        <w:spacing w:after="40"/>
+      </w:pPr>
+      <w:r>
+        <w:rPr>
+          <w:rFonts w:ascii="Aptos" w:hAnsi="Aptos"/>
+          <w:b w:val="0"/>
+          <w:color w:val="334155"/>
+          <w:sz w:val="18"/>
+        </w:rPr>
+        <w:t>• correo o expediente fiscal;</w:t>
+      </w:r>
+    </w:p>
+    <w:p>
+      <w:pPr>
+        <w:spacing w:after="40"/>
+      </w:pPr>
+      <w:r>
+        <w:rPr>
+          <w:rFonts w:ascii="Aptos" w:hAnsi="Aptos"/>
+          <w:b w:val="0"/>
+          <w:color w:val="334155"/>
+          <w:sz w:val="18"/>
+        </w:rPr>
+        <w:t>• tipo de pago;</w:t>
+      </w:r>
+    </w:p>
+    <w:p>
+      <w:pPr>
+        <w:spacing w:after="40"/>
+      </w:pPr>
+      <w:r>
+        <w:rPr>
+          <w:rFonts w:ascii="Aptos" w:hAnsi="Aptos"/>
+          <w:b w:val="0"/>
+          <w:color w:val="334155"/>
+          <w:sz w:val="18"/>
+        </w:rPr>
+        <w:t>• constancias;</w:t>
+      </w:r>
+    </w:p>
+    <w:p>
+      <w:pPr>
+        <w:spacing w:after="40"/>
+      </w:pPr>
+      <w:r>
+        <w:rPr>
+          <w:rFonts w:ascii="Aptos" w:hAnsi="Aptos"/>
+          <w:b w:val="0"/>
+          <w:color w:val="334155"/>
+          <w:sz w:val="18"/>
+        </w:rPr>
+        <w:t>• nómina, corridas y snapshots.</w:t>
+      </w:r>
+    </w:p>
+    <w:p>
+      <w:pPr>
+        <w:spacing w:after="100"/>
+      </w:pPr>
+      <w:r>
+        <w:rPr>
+          <w:rFonts w:ascii="Aptos" w:hAnsi="Aptos"/>
+          <w:b w:val="0"/>
+          <w:color w:val="334155"/>
+          <w:sz w:val="18"/>
+        </w:rPr>
+        <w:t>Pruebas predeploy posteriores a los fixes: API 27/27, web 79/79, integración</w:t>
+      </w:r>
+    </w:p>
+    <w:p>
+      <w:pPr>
+        <w:spacing w:after="100"/>
+      </w:pPr>
+      <w:r>
+        <w:rPr>
+          <w:rFonts w:ascii="Aptos" w:hAnsi="Aptos"/>
+          <w:b w:val="0"/>
+          <w:color w:val="334155"/>
+          <w:sz w:val="18"/>
+        </w:rPr>
+        <w:t>PostgreSQL 105/105, prueba focal del panel 11/11, typecheck y build OK.</w:t>
+      </w:r>
+    </w:p>
+    <w:p>
+      <w:pPr>
+        <w:pStyle w:val="Heading2"/>
+      </w:pPr>
+      <w:r>
         <w:t>6.4 Directorio Docente</w:t>
       </w:r>
     </w:p>
@@ -15770,6 +16380,280 @@
     </w:p>
     <w:p>
       <w:pPr>
+        <w:pStyle w:val="Heading2"/>
+      </w:pPr>
+      <w:r>
+        <w:t>12.5 Plan de despliegue H22</w:t>
+      </w:r>
+    </w:p>
+    <w:p>
+      <w:pPr>
+        <w:spacing w:after="100"/>
+      </w:pPr>
+      <w:r>
+        <w:rPr>
+          <w:rFonts w:ascii="Aptos" w:hAnsi="Aptos"/>
+          <w:b w:val="0"/>
+          <w:color w:val="334155"/>
+          <w:sz w:val="18"/>
+        </w:rPr>
+        <w:t>H22-F5 debe ejecutarse como ventana controlada:</w:t>
+      </w:r>
+    </w:p>
+    <w:p>
+      <w:pPr>
+        <w:spacing w:after="40"/>
+      </w:pPr>
+      <w:r>
+        <w:rPr>
+          <w:rFonts w:ascii="Aptos" w:hAnsi="Aptos"/>
+          <w:b w:val="0"/>
+          <w:color w:val="334155"/>
+          <w:sz w:val="18"/>
+        </w:rPr>
+        <w:t>1. Confirmar rama/SHA, árbol limpio, smoke humano F4 y suites verdes.</w:t>
+      </w:r>
+    </w:p>
+    <w:p>
+      <w:pPr>
+        <w:spacing w:after="40"/>
+      </w:pPr>
+      <w:r>
+        <w:rPr>
+          <w:rFonts w:ascii="Aptos" w:hAnsi="Aptos"/>
+          <w:b w:val="0"/>
+          <w:color w:val="334155"/>
+          <w:sz w:val="18"/>
+        </w:rPr>
+        <w:t>2. Confirmar npm audit con cero vulnerabilidades críticas.</w:t>
+      </w:r>
+    </w:p>
+    <w:p>
+      <w:pPr>
+        <w:spacing w:after="40"/>
+      </w:pPr>
+      <w:r>
+        <w:rPr>
+          <w:rFonts w:ascii="Aptos" w:hAnsi="Aptos"/>
+          <w:b w:val="0"/>
+          <w:color w:val="334155"/>
+          <w:sz w:val="18"/>
+        </w:rPr>
+        <w:t>3. Ejecutar H05 productivo read-only y validar pendiente exacta 014.</w:t>
+      </w:r>
+    </w:p>
+    <w:p>
+      <w:pPr>
+        <w:spacing w:after="40"/>
+      </w:pPr>
+      <w:r>
+        <w:rPr>
+          <w:rFonts w:ascii="Aptos" w:hAnsi="Aptos"/>
+          <w:b w:val="0"/>
+          <w:color w:val="334155"/>
+          <w:sz w:val="18"/>
+        </w:rPr>
+        <w:t>4. Crear backup on-demand y esperar SUCCESSFUL.</w:t>
+      </w:r>
+    </w:p>
+    <w:p>
+      <w:pPr>
+        <w:spacing w:after="40"/>
+      </w:pPr>
+      <w:r>
+        <w:rPr>
+          <w:rFonts w:ascii="Aptos" w:hAnsi="Aptos"/>
+          <w:b w:val="0"/>
+          <w:color w:val="334155"/>
+          <w:sz w:val="18"/>
+        </w:rPr>
+        <w:t>5. Registrar conteos y fingerprints previos.</w:t>
+      </w:r>
+    </w:p>
+    <w:p>
+      <w:pPr>
+        <w:spacing w:after="40"/>
+      </w:pPr>
+      <w:r>
+        <w:rPr>
+          <w:rFonts w:ascii="Aptos" w:hAnsi="Aptos"/>
+          <w:b w:val="0"/>
+          <w:color w:val="334155"/>
+          <w:sz w:val="18"/>
+        </w:rPr>
+        <w:t>6. Aplicar 014 únicamente mediante H05.</w:t>
+      </w:r>
+    </w:p>
+    <w:p>
+      <w:pPr>
+        <w:spacing w:after="40"/>
+      </w:pPr>
+      <w:r>
+        <w:rPr>
+          <w:rFonts w:ascii="Aptos" w:hAnsi="Aptos"/>
+          <w:b w:val="0"/>
+          <w:color w:val="334155"/>
+          <w:sz w:val="18"/>
+        </w:rPr>
+        <w:t>7. Confirmar pending=0 y checksum mismatch=0.</w:t>
+      </w:r>
+    </w:p>
+    <w:p>
+      <w:pPr>
+        <w:spacing w:after="40"/>
+      </w:pPr>
+      <w:r>
+        <w:rPr>
+          <w:rFonts w:ascii="Aptos" w:hAnsi="Aptos"/>
+          <w:b w:val="0"/>
+          <w:color w:val="334155"/>
+          <w:sz w:val="18"/>
+        </w:rPr>
+        <w:t>8. Desplegar API y Firebase Hosting sin cambiar variables, secretos, CORS,</w:t>
+      </w:r>
+    </w:p>
+    <w:p>
+      <w:pPr>
+        <w:spacing w:after="100"/>
+      </w:pPr>
+      <w:r>
+        <w:rPr>
+          <w:rFonts w:ascii="Aptos" w:hAnsi="Aptos"/>
+          <w:b w:val="0"/>
+          <w:color w:val="334155"/>
+          <w:sz w:val="18"/>
+        </w:rPr>
+        <w:t xml:space="preserve">   service account o permisos.</w:t>
+      </w:r>
+    </w:p>
+    <w:p>
+      <w:pPr>
+        <w:spacing w:after="40"/>
+      </w:pPr>
+      <w:r>
+        <w:rPr>
+          <w:rFonts w:ascii="Aptos" w:hAnsi="Aptos"/>
+          <w:b w:val="0"/>
+          <w:color w:val="334155"/>
+          <w:sz w:val="18"/>
+        </w:rPr>
+        <w:t>9. Ejecutar healthchecks, revisar logs y realizar smoke Admin/no Admin.</w:t>
+      </w:r>
+    </w:p>
+    <w:p>
+      <w:pPr>
+        <w:spacing w:after="40"/>
+      </w:pPr>
+      <w:r>
+        <w:rPr>
+          <w:rFonts w:ascii="Aptos" w:hAnsi="Aptos"/>
+          <w:b w:val="0"/>
+          <w:color w:val="334155"/>
+          <w:sz w:val="18"/>
+        </w:rPr>
+        <w:t>10. Descargar plantillas y ejecutar Preview; no ejecutar Apply institucional.</w:t>
+      </w:r>
+    </w:p>
+    <w:p>
+      <w:pPr>
+        <w:spacing w:after="40"/>
+      </w:pPr>
+      <w:r>
+        <w:rPr>
+          <w:rFonts w:ascii="Aptos" w:hAnsi="Aptos"/>
+          <w:b w:val="0"/>
+          <w:color w:val="334155"/>
+          <w:sz w:val="18"/>
+        </w:rPr>
+        <w:t>11. Cambiar los manuales de “preparada” a “disponible en producción”.</w:t>
+      </w:r>
+    </w:p>
+    <w:p>
+      <w:pPr>
+        <w:spacing w:after="100"/>
+      </w:pPr>
+      <w:r>
+        <w:rPr>
+          <w:rFonts w:ascii="Aptos" w:hAnsi="Aptos"/>
+          <w:b w:val="0"/>
+          <w:color w:val="334155"/>
+          <w:sz w:val="18"/>
+        </w:rPr>
+        <w:t>Rollback:</w:t>
+      </w:r>
+    </w:p>
+    <w:p>
+      <w:pPr>
+        <w:spacing w:after="40"/>
+      </w:pPr>
+      <w:r>
+        <w:rPr>
+          <w:rFonts w:ascii="Aptos" w:hAnsi="Aptos"/>
+          <w:b w:val="0"/>
+          <w:color w:val="334155"/>
+          <w:sz w:val="18"/>
+        </w:rPr>
+        <w:t>• API: regresar tráfico a la revisión anterior.</w:t>
+      </w:r>
+    </w:p>
+    <w:p>
+      <w:pPr>
+        <w:spacing w:after="40"/>
+      </w:pPr>
+      <w:r>
+        <w:rPr>
+          <w:rFonts w:ascii="Aptos" w:hAnsi="Aptos"/>
+          <w:b w:val="0"/>
+          <w:color w:val="334155"/>
+          <w:sz w:val="18"/>
+        </w:rPr>
+        <w:t>• Hosting: restaurar el release anterior.</w:t>
+      </w:r>
+    </w:p>
+    <w:p>
+      <w:pPr>
+        <w:spacing w:after="40"/>
+      </w:pPr>
+      <w:r>
+        <w:rPr>
+          <w:rFonts w:ascii="Aptos" w:hAnsi="Aptos"/>
+          <w:b w:val="0"/>
+          <w:color w:val="334155"/>
+          <w:sz w:val="18"/>
+        </w:rPr>
+        <w:t>• Si solo falla UI/API, conservar el índice 014.</w:t>
+      </w:r>
+    </w:p>
+    <w:p>
+      <w:pPr>
+        <w:spacing w:after="40"/>
+      </w:pPr>
+      <w:r>
+        <w:rPr>
+          <w:rFonts w:ascii="Aptos" w:hAnsi="Aptos"/>
+          <w:b w:val="0"/>
+          <w:color w:val="334155"/>
+          <w:sz w:val="18"/>
+        </w:rPr>
+        <w:t>• No eliminar el índice improvisadamente.</w:t>
+      </w:r>
+    </w:p>
+    <w:p>
+      <w:pPr>
+        <w:spacing w:after="40"/>
+      </w:pPr>
+      <w:r>
+        <w:rPr>
+          <w:rFonts w:ascii="Aptos" w:hAnsi="Aptos"/>
+          <w:b w:val="0"/>
+          <w:color w:val="334155"/>
+          <w:sz w:val="18"/>
+        </w:rPr>
+        <w:t>• Restaurar backup solo mediante procedimiento DBA aprobado.</w:t>
+      </w:r>
+    </w:p>
+    <w:p>
+      <w:pPr>
         <w:pStyle w:val="Heading1"/>
       </w:pPr>
       <w:r>
@@ -15999,6 +16883,48 @@
           <w:sz w:val="18"/>
         </w:rPr>
         <w:t>• Rollback API: devolver tráfico a la revisión anterior documentada. Rollback Hosting: restaurar el release anterior. H20 no tiene migración de BD que revertir.</w:t>
+      </w:r>
+    </w:p>
+    <w:p>
+      <w:pPr>
+        <w:spacing w:after="40"/>
+      </w:pPr>
+      <w:r>
+        <w:rPr>
+          <w:rFonts w:ascii="Aptos" w:hAnsi="Aptos"/>
+          <w:b w:val="0"/>
+          <w:color w:val="334155"/>
+          <w:sz w:val="18"/>
+        </w:rPr>
+        <w:t>• Para H22, no ejecutar Apply institucional durante el smoke de deploy; la</w:t>
+      </w:r>
+    </w:p>
+    <w:p>
+      <w:pPr>
+        <w:spacing w:after="100"/>
+      </w:pPr>
+      <w:r>
+        <w:rPr>
+          <w:rFonts w:ascii="Aptos" w:hAnsi="Aptos"/>
+          <w:b w:val="0"/>
+          <w:color w:val="334155"/>
+          <w:sz w:val="18"/>
+        </w:rPr>
+        <w:t xml:space="preserve">  migración 014 debe aplicarse por H05 y conservarse si el incidente es solo</w:t>
+      </w:r>
+    </w:p>
+    <w:p>
+      <w:pPr>
+        <w:spacing w:after="100"/>
+      </w:pPr>
+      <w:r>
+        <w:rPr>
+          <w:rFonts w:ascii="Aptos" w:hAnsi="Aptos"/>
+          <w:b w:val="0"/>
+          <w:color w:val="334155"/>
+          <w:sz w:val="18"/>
+        </w:rPr>
+        <w:t xml:space="preserve">  de API/UI.</w:t>
       </w:r>
     </w:p>
     <w:p>

--- a/docs/Manual_Entrega_Nomina_Docente.docx
+++ b/docs/Manual_Entrega_Nomina_Docente.docx
@@ -2257,7 +2257,63 @@
           <w:color w:val="334155"/>
           <w:sz w:val="18"/>
         </w:rPr>
-        <w:t>Estado productivo verificado el 2026-07-18: revisión Cloud Run nomina-api-00051-9s5, imagen h20-prod-56553f4, Firebase Hosting release 1784228039752000 y version 41bf160c7c3595b6.</w:t>
+        <w:t>Estado productivo verificado el 2026-07-31: revisión Cloud Run</w:t>
+      </w:r>
+    </w:p>
+    <w:p>
+      <w:pPr>
+        <w:spacing w:after="100"/>
+      </w:pPr>
+      <w:r>
+        <w:rPr>
+          <w:rFonts w:ascii="Aptos" w:hAnsi="Aptos"/>
+          <w:b w:val="0"/>
+          <w:color w:val="334155"/>
+          <w:sz w:val="18"/>
+        </w:rPr>
+        <w:t>nomina-api-00053-cjg, imagen h22-prod-030ae69, digest</w:t>
+      </w:r>
+    </w:p>
+    <w:p>
+      <w:pPr>
+        <w:spacing w:after="100"/>
+      </w:pPr>
+      <w:r>
+        <w:rPr>
+          <w:rFonts w:ascii="Aptos" w:hAnsi="Aptos"/>
+          <w:b w:val="0"/>
+          <w:color w:val="334155"/>
+          <w:sz w:val="18"/>
+        </w:rPr>
+        <w:t>sha256:8e184919579d73fcfc1ecc3b1884edd5da40bc83891d5407d4cc7be95d215028,</w:t>
+      </w:r>
+    </w:p>
+    <w:p>
+      <w:pPr>
+        <w:spacing w:after="100"/>
+      </w:pPr>
+      <w:r>
+        <w:rPr>
+          <w:rFonts w:ascii="Aptos" w:hAnsi="Aptos"/>
+          <w:b w:val="0"/>
+          <w:color w:val="334155"/>
+          <w:sz w:val="18"/>
+        </w:rPr>
+        <w:t>Firebase Hosting release 1785457082597000 y version</w:t>
+      </w:r>
+    </w:p>
+    <w:p>
+      <w:pPr>
+        <w:spacing w:after="100"/>
+      </w:pPr>
+      <w:r>
+        <w:rPr>
+          <w:rFonts w:ascii="Aptos" w:hAnsi="Aptos"/>
+          <w:b w:val="0"/>
+          <w:color w:val="334155"/>
+          <w:sz w:val="18"/>
+        </w:rPr>
+        <w:t>466c8eb59d99c2dd.</w:t>
       </w:r>
     </w:p>
     <w:p>
@@ -7077,7 +7133,7 @@
           <w:color w:val="334155"/>
           <w:sz w:val="18"/>
         </w:rPr>
-        <w:t>Estado predeploy: preparada para el siguiente despliegue productivo H22.</w:t>
+        <w:t>Estado productivo: H22 cerrado operativo. La migración 014, API/Hosting</w:t>
       </w:r>
     </w:p>
     <w:p>
@@ -7091,7 +7147,21 @@
           <w:color w:val="334155"/>
           <w:sz w:val="18"/>
         </w:rPr>
-        <w:t>La migración 014, API/Hosting y el smoke productivo permanecen pendientes.</w:t>
+        <w:t>y el smoke autenticado fueron aprobados. No se ejecutó Apply ni se aplicó un</w:t>
+      </w:r>
+    </w:p>
+    <w:p>
+      <w:pPr>
+        <w:spacing w:after="100"/>
+      </w:pPr>
+      <w:r>
+        <w:rPr>
+          <w:rFonts w:ascii="Aptos" w:hAnsi="Aptos"/>
+          <w:b w:val="0"/>
+          <w:color w:val="334155"/>
+          <w:sz w:val="18"/>
+        </w:rPr>
+        <w:t>CSV institucional durante el deploy.</w:t>
       </w:r>
     </w:p>
     <w:p>
@@ -16383,7 +16453,7 @@
         <w:pStyle w:val="Heading2"/>
       </w:pPr>
       <w:r>
-        <w:t>12.5 Plan de despliegue H22</w:t>
+        <w:t>12.5 Resultado del despliegue H22</w:t>
       </w:r>
     </w:p>
     <w:p>
@@ -16397,7 +16467,7 @@
           <w:color w:val="334155"/>
           <w:sz w:val="18"/>
         </w:rPr>
-        <w:t>H22-F5 debe ejecutarse como ventana controlada:</w:t>
+        <w:t>H22-F5 se ejecutó como ventana controlada:</w:t>
       </w:r>
     </w:p>
     <w:p>
@@ -16411,7 +16481,7 @@
           <w:color w:val="334155"/>
           <w:sz w:val="18"/>
         </w:rPr>
-        <w:t>1. Confirmar rama/SHA, árbol limpio, smoke humano F4 y suites verdes.</w:t>
+        <w:t>1. Backup 1785456525085, estado SUCCESSFUL.</w:t>
       </w:r>
     </w:p>
     <w:p>
@@ -16425,7 +16495,7 @@
           <w:color w:val="334155"/>
           <w:sz w:val="18"/>
         </w:rPr>
-        <w:t>2. Confirmar npm audit con cero vulnerabilidades críticas.</w:t>
+        <w:t>2. 014 aplicada exclusivamente mediante H05.</w:t>
       </w:r>
     </w:p>
     <w:p>
@@ -16439,7 +16509,21 @@
           <w:color w:val="334155"/>
           <w:sz w:val="18"/>
         </w:rPr>
-        <w:t>3. Ejecutar H05 productivo read-only y validar pendiente exacta 014.</w:t>
+        <w:t>3. H05 final: 17 registradas, 15 baseline, 013/014 aplicadas,</w:t>
+      </w:r>
+    </w:p>
+    <w:p>
+      <w:pPr>
+        <w:spacing w:after="100"/>
+      </w:pPr>
+      <w:r>
+        <w:rPr>
+          <w:rFonts w:ascii="Aptos" w:hAnsi="Aptos"/>
+          <w:b w:val="0"/>
+          <w:color w:val="334155"/>
+          <w:sz w:val="18"/>
+        </w:rPr>
+        <w:t xml:space="preserve">   pending=0 y checksum mismatch=0.</w:t>
       </w:r>
     </w:p>
     <w:p>
@@ -16453,7 +16537,7 @@
           <w:color w:val="334155"/>
           <w:sz w:val="18"/>
         </w:rPr>
-        <w:t>4. Crear backup on-demand y esperar SUCCESSFUL.</w:t>
+        <w:t>4. API desplegada en nomina-api-00053-cjg, 100% del tráfico.</w:t>
       </w:r>
     </w:p>
     <w:p>
@@ -16467,7 +16551,21 @@
           <w:color w:val="334155"/>
           <w:sz w:val="18"/>
         </w:rPr>
-        <w:t>5. Registrar conteos y fingerprints previos.</w:t>
+        <w:t>5. Hosting live release 1785457082597000, version</w:t>
+      </w:r>
+    </w:p>
+    <w:p>
+      <w:pPr>
+        <w:spacing w:after="100"/>
+      </w:pPr>
+      <w:r>
+        <w:rPr>
+          <w:rFonts w:ascii="Aptos" w:hAnsi="Aptos"/>
+          <w:b w:val="0"/>
+          <w:color w:val="334155"/>
+          <w:sz w:val="18"/>
+        </w:rPr>
+        <w:t xml:space="preserve">   466c8eb59d99c2dd.</w:t>
       </w:r>
     </w:p>
     <w:p>
@@ -16481,7 +16579,7 @@
           <w:color w:val="334155"/>
           <w:sz w:val="18"/>
         </w:rPr>
-        <w:t>6. Aplicar 014 únicamente mediante H05.</w:t>
+        <w:t>6. Healthchecks HTTP 200 y rutas protegidas sin sesión HTTP 401 esperado.</w:t>
       </w:r>
     </w:p>
     <w:p>
@@ -16495,7 +16593,7 @@
           <w:color w:val="334155"/>
           <w:sz w:val="18"/>
         </w:rPr>
-        <w:t>7. Confirmar pending=0 y checksum mismatch=0.</w:t>
+        <w:t>7. Smoke Admin/no Admin y responsive aprobado por el usuario.</w:t>
       </w:r>
     </w:p>
     <w:p>
@@ -16509,63 +16607,7 @@
           <w:color w:val="334155"/>
           <w:sz w:val="18"/>
         </w:rPr>
-        <w:t>8. Desplegar API y Firebase Hosting sin cambiar variables, secretos, CORS,</w:t>
-      </w:r>
-    </w:p>
-    <w:p>
-      <w:pPr>
-        <w:spacing w:after="100"/>
-      </w:pPr>
-      <w:r>
-        <w:rPr>
-          <w:rFonts w:ascii="Aptos" w:hAnsi="Aptos"/>
-          <w:b w:val="0"/>
-          <w:color w:val="334155"/>
-          <w:sz w:val="18"/>
-        </w:rPr>
-        <w:t xml:space="preserve">   service account o permisos.</w:t>
-      </w:r>
-    </w:p>
-    <w:p>
-      <w:pPr>
-        <w:spacing w:after="40"/>
-      </w:pPr>
-      <w:r>
-        <w:rPr>
-          <w:rFonts w:ascii="Aptos" w:hAnsi="Aptos"/>
-          <w:b w:val="0"/>
-          <w:color w:val="334155"/>
-          <w:sz w:val="18"/>
-        </w:rPr>
-        <w:t>9. Ejecutar healthchecks, revisar logs y realizar smoke Admin/no Admin.</w:t>
-      </w:r>
-    </w:p>
-    <w:p>
-      <w:pPr>
-        <w:spacing w:after="40"/>
-      </w:pPr>
-      <w:r>
-        <w:rPr>
-          <w:rFonts w:ascii="Aptos" w:hAnsi="Aptos"/>
-          <w:b w:val="0"/>
-          <w:color w:val="334155"/>
-          <w:sz w:val="18"/>
-        </w:rPr>
-        <w:t>10. Descargar plantillas y ejecutar Preview; no ejecutar Apply institucional.</w:t>
-      </w:r>
-    </w:p>
-    <w:p>
-      <w:pPr>
-        <w:spacing w:after="40"/>
-      </w:pPr>
-      <w:r>
-        <w:rPr>
-          <w:rFonts w:ascii="Aptos" w:hAnsi="Aptos"/>
-          <w:b w:val="0"/>
-          <w:color w:val="334155"/>
-          <w:sz w:val="18"/>
-        </w:rPr>
-        <w:t>11. Cambiar los manuales de “preparada” a “disponible en producción”.</w:t>
+        <w:t>8. Plantillas y Preview validados; no se ejecutó Apply institucional.</w:t>
       </w:r>
     </w:p>
     <w:p>
@@ -16896,7 +16938,7 @@
           <w:color w:val="334155"/>
           <w:sz w:val="18"/>
         </w:rPr>
-        <w:t>• Para H22, no ejecutar Apply institucional durante el smoke de deploy; la</w:t>
+        <w:t>• Para H22, cualquier Apply institucional futuro requiere CSV aprobado,</w:t>
       </w:r>
     </w:p>
     <w:p>
@@ -16910,7 +16952,7 @@
           <w:color w:val="334155"/>
           <w:sz w:val="18"/>
         </w:rPr>
-        <w:t xml:space="preserve">  migración 014 debe aplicarse por H05 y conservarse si el incidente es solo</w:t>
+        <w:t xml:space="preserve">  Preview sin bloqueantes, backup y autorización humana independiente. La</w:t>
       </w:r>
     </w:p>
     <w:p>
@@ -16924,7 +16966,21 @@
           <w:color w:val="334155"/>
           <w:sz w:val="18"/>
         </w:rPr>
-        <w:t xml:space="preserve">  de API/UI.</w:t>
+        <w:t xml:space="preserve">  migración 014 ya fue aplicada por H05 y debe conservarse si un incidente es</w:t>
+      </w:r>
+    </w:p>
+    <w:p>
+      <w:pPr>
+        <w:spacing w:after="100"/>
+      </w:pPr>
+      <w:r>
+        <w:rPr>
+          <w:rFonts w:ascii="Aptos" w:hAnsi="Aptos"/>
+          <w:b w:val="0"/>
+          <w:color w:val="334155"/>
+          <w:sz w:val="18"/>
+        </w:rPr>
+        <w:t xml:space="preserve">  solo de API/UI.</w:t>
       </w:r>
     </w:p>
     <w:p>

--- a/docs/Manual_Entrega_Nomina_Docente.docx
+++ b/docs/Manual_Entrega_Nomina_Docente.docx
@@ -2257,7 +2257,7 @@
           <w:color w:val="334155"/>
           <w:sz w:val="18"/>
         </w:rPr>
-        <w:t>Estado productivo verificado el 2026-07-31: revisión Cloud Run</w:t>
+        <w:t>Estado productivo verificado el 2026-08-20: revisión Cloud Run</w:t>
       </w:r>
     </w:p>
     <w:p>
@@ -2271,7 +2271,7 @@
           <w:color w:val="334155"/>
           <w:sz w:val="18"/>
         </w:rPr>
-        <w:t>nomina-api-00053-cjg, imagen h22-prod-030ae69, digest</w:t>
+        <w:t>nomina-api-00054-2ld, imagen h22-hf1-081532d, digest</w:t>
       </w:r>
     </w:p>
     <w:p>
@@ -2285,7 +2285,7 @@
           <w:color w:val="334155"/>
           <w:sz w:val="18"/>
         </w:rPr>
-        <w:t>sha256:8e184919579d73fcfc1ecc3b1884edd5da40bc83891d5407d4cc7be95d215028,</w:t>
+        <w:t>sha256:24ea3e66d89ed6f581bbb0ad464decc8531a6738ed9cfaf0094007633b6e471b,</w:t>
       </w:r>
     </w:p>
     <w:p>
@@ -2299,7 +2299,7 @@
           <w:color w:val="334155"/>
           <w:sz w:val="18"/>
         </w:rPr>
-        <w:t>Firebase Hosting release 1785457082597000 y version</w:t>
+        <w:t>Firebase Hosting release 1785536172540000 y version</w:t>
       </w:r>
     </w:p>
     <w:p>
@@ -2313,7 +2313,7 @@
           <w:color w:val="334155"/>
           <w:sz w:val="18"/>
         </w:rPr>
-        <w:t>466c8eb59d99c2dd.</w:t>
+        <w:t>91ba12f3159468b8.</w:t>
       </w:r>
     </w:p>
     <w:p>
@@ -7161,7 +7161,35 @@
           <w:color w:val="334155"/>
           <w:sz w:val="18"/>
         </w:rPr>
-        <w:t>CSV institucional durante el deploy.</w:t>
+        <w:t>CSV institucional durante el deploy original. Una ejecución autorizada</w:t>
+      </w:r>
+    </w:p>
+    <w:p>
+      <w:pPr>
+        <w:spacing w:after="100"/>
+      </w:pPr>
+      <w:r>
+        <w:rPr>
+          <w:rFonts w:ascii="Aptos" w:hAnsi="Aptos"/>
+          <w:b w:val="0"/>
+          <w:color w:val="334155"/>
+          <w:sz w:val="18"/>
+        </w:rPr>
+        <w:t>posterior creó 14 docentes; H22-HF1B corrigió solo su proyección de lectura y</w:t>
+      </w:r>
+    </w:p>
+    <w:p>
+      <w:pPr>
+        <w:spacing w:after="100"/>
+      </w:pPr>
+      <w:r>
+        <w:rPr>
+          <w:rFonts w:ascii="Aptos" w:hAnsi="Aptos"/>
+          <w:b w:val="0"/>
+          <w:color w:val="334155"/>
+          <w:sz w:val="18"/>
+        </w:rPr>
+        <w:t>no repitió Apply.</w:t>
       </w:r>
     </w:p>
     <w:p>
@@ -7526,6 +7554,76 @@
           <w:sz w:val="18"/>
         </w:rPr>
         <w:t>modifica filas.</w:t>
+      </w:r>
+    </w:p>
+    <w:p>
+      <w:pPr>
+        <w:spacing w:after="100"/>
+      </w:pPr>
+      <w:r>
+        <w:rPr>
+          <w:rFonts w:ascii="Aptos" w:hAnsi="Aptos"/>
+          <w:b w:val="0"/>
+          <w:color w:val="334155"/>
+          <w:sz w:val="18"/>
+        </w:rPr>
+        <w:t>El hotfix H22-HF1B corrigió exclusivamente la proyección de lectura de</w:t>
+      </w:r>
+    </w:p>
+    <w:p>
+      <w:pPr>
+        <w:spacing w:after="100"/>
+      </w:pPr>
+      <w:r>
+        <w:rPr>
+          <w:rFonts w:ascii="Aptos" w:hAnsi="Aptos"/>
+          <w:b w:val="0"/>
+          <w:color w:val="334155"/>
+          <w:sz w:val="18"/>
+        </w:rPr>
+        <w:t>Directorio: Responsable operativo muestra nombre/correo del usuario asociado</w:t>
+      </w:r>
+    </w:p>
+    <w:p>
+      <w:pPr>
+        <w:spacing w:after="100"/>
+      </w:pPr>
+      <w:r>
+        <w:rPr>
+          <w:rFonts w:ascii="Aptos" w:hAnsi="Aptos"/>
+          <w:b w:val="0"/>
+          <w:color w:val="334155"/>
+          <w:sz w:val="18"/>
+        </w:rPr>
+        <w:t>a teachers.created_by. No usa coordinationName como sustituto, no muestra</w:t>
+      </w:r>
+    </w:p>
+    <w:p>
+      <w:pPr>
+        <w:spacing w:after="100"/>
+      </w:pPr>
+      <w:r>
+        <w:rPr>
+          <w:rFonts w:ascii="Aptos" w:hAnsi="Aptos"/>
+          <w:b w:val="0"/>
+          <w:color w:val="334155"/>
+          <w:sz w:val="18"/>
+        </w:rPr>
+        <w:t>UUID técnicos y conserva Sin responsable para legacy con created_by IS</w:t>
+      </w:r>
+    </w:p>
+    <w:p>
+      <w:pPr>
+        <w:spacing w:after="100"/>
+      </w:pPr>
+      <w:r>
+        <w:rPr>
+          <w:rFonts w:ascii="Aptos" w:hAnsi="Aptos"/>
+          <w:b w:val="0"/>
+          <w:color w:val="334155"/>
+          <w:sz w:val="18"/>
+        </w:rPr>
+        <w:t>NULL. No requirió corrección de BD, Apply ni migración.</w:t>
       </w:r>
     </w:p>
     <w:p>
@@ -16621,6 +16719,48 @@
           <w:color w:val="334155"/>
           <w:sz w:val="18"/>
         </w:rPr>
+        <w:t>H22-HF1B se desplegó posteriormente en nomina-api-00054-2ld, Hosting release</w:t>
+      </w:r>
+    </w:p>
+    <w:p>
+      <w:pPr>
+        <w:spacing w:after="100"/>
+      </w:pPr>
+      <w:r>
+        <w:rPr>
+          <w:rFonts w:ascii="Aptos" w:hAnsi="Aptos"/>
+          <w:b w:val="0"/>
+          <w:color w:val="334155"/>
+          <w:sz w:val="18"/>
+        </w:rPr>
+        <w:t>1785536172540000. El smoke autenticado confirmó los 14 responsables reales,</w:t>
+      </w:r>
+    </w:p>
+    <w:p>
+      <w:pPr>
+        <w:spacing w:after="100"/>
+      </w:pPr>
+      <w:r>
+        <w:rPr>
+          <w:rFonts w:ascii="Aptos" w:hAnsi="Aptos"/>
+          <w:b w:val="0"/>
+          <w:color w:val="334155"/>
+          <w:sz w:val="18"/>
+        </w:rPr>
+        <w:t>sin ampliar permisos de edición ni exponer datos fiscales.</w:t>
+      </w:r>
+    </w:p>
+    <w:p>
+      <w:pPr>
+        <w:spacing w:after="100"/>
+      </w:pPr>
+      <w:r>
+        <w:rPr>
+          <w:rFonts w:ascii="Aptos" w:hAnsi="Aptos"/>
+          <w:b w:val="0"/>
+          <w:color w:val="334155"/>
+          <w:sz w:val="18"/>
+        </w:rPr>
         <w:t>Rollback:</w:t>
       </w:r>
     </w:p>

--- a/docs/Manual_Entrega_Nomina_Docente.docx
+++ b/docs/Manual_Entrega_Nomina_Docente.docx
@@ -2257,7 +2257,7 @@
           <w:color w:val="334155"/>
           <w:sz w:val="18"/>
         </w:rPr>
-        <w:t>Estado productivo verificado el 2026-08-20: revisión Cloud Run</w:t>
+        <w:t>Estado productivo verificado el 2026-09-01: revisión Cloud Run</w:t>
       </w:r>
     </w:p>
     <w:p>
@@ -2271,7 +2271,7 @@
           <w:color w:val="334155"/>
           <w:sz w:val="18"/>
         </w:rPr>
-        <w:t>nomina-api-00054-2ld, imagen h22-hf1-081532d, digest</w:t>
+        <w:t>nomina-api-00055-8wn, imagen h23-prod-9268d42, digest</w:t>
       </w:r>
     </w:p>
     <w:p>
@@ -2285,7 +2285,7 @@
           <w:color w:val="334155"/>
           <w:sz w:val="18"/>
         </w:rPr>
-        <w:t>sha256:24ea3e66d89ed6f581bbb0ad464decc8531a6738ed9cfaf0094007633b6e471b,</w:t>
+        <w:t>sha256:2e6dcf48aa54669c12a3efbf738737297434a528ba9e8040d9b7fa8638130e92,</w:t>
       </w:r>
     </w:p>
     <w:p>
@@ -2299,7 +2299,7 @@
           <w:color w:val="334155"/>
           <w:sz w:val="18"/>
         </w:rPr>
-        <w:t>Firebase Hosting release 1785536172540000 y version</w:t>
+        <w:t>Firebase Hosting release 1787419305880000 y version</w:t>
       </w:r>
     </w:p>
     <w:p>
@@ -2313,7 +2313,7 @@
           <w:color w:val="334155"/>
           <w:sz w:val="18"/>
         </w:rPr>
-        <w:t>91ba12f3159468b8.</w:t>
+        <w:t>07924eeeb7713f30.</w:t>
       </w:r>
     </w:p>
     <w:p>
@@ -8291,6 +8291,20 @@
           <w:color w:val="334155"/>
           <w:sz w:val="18"/>
         </w:rPr>
+        <w:t>• Vigencia pagable inclusiva de horas base por ciclo.</w:t>
+      </w:r>
+    </w:p>
+    <w:p>
+      <w:pPr>
+        <w:spacing w:after="40"/>
+      </w:pPr>
+      <w:r>
+        <w:rPr>
+          <w:rFonts w:ascii="Aptos" w:hAnsi="Aptos"/>
+          <w:b w:val="0"/>
+          <w:color w:val="334155"/>
+          <w:sz w:val="18"/>
+        </w:rPr>
         <w:t>• Fechas modulares por ciclo.</w:t>
       </w:r>
     </w:p>
@@ -8375,6 +8389,34 @@
           <w:color w:val="334155"/>
           <w:sz w:val="18"/>
         </w:rPr>
+        <w:t>• La vigencia base define el intervalo inclusivo en que Horarios regulares generan L-V/S1/S2 pagables.</w:t>
+      </w:r>
+    </w:p>
+    <w:p>
+      <w:pPr>
+        <w:spacing w:after="40"/>
+      </w:pPr>
+      <w:r>
+        <w:rPr>
+          <w:rFonts w:ascii="Aptos" w:hAnsi="Aptos"/>
+          <w:b w:val="0"/>
+          <w:color w:val="334155"/>
+          <w:sz w:val="18"/>
+        </w:rPr>
+        <w:t>• Módulo 1 y Módulo 2 deben quedar completamente contenidos dentro de la vigencia base.</w:t>
+      </w:r>
+    </w:p>
+    <w:p>
+      <w:pPr>
+        <w:spacing w:after="40"/>
+      </w:pPr>
+      <w:r>
+        <w:rPr>
+          <w:rFonts w:ascii="Aptos" w:hAnsi="Aptos"/>
+          <w:b w:val="0"/>
+          <w:color w:val="334155"/>
+          <w:sz w:val="18"/>
+        </w:rPr>
         <w:t>• Las fechas modulares pertenecen al ciclo, no a cada quincena.</w:t>
       </w:r>
     </w:p>
@@ -8418,6 +8460,20 @@
           <w:sz w:val="18"/>
         </w:rPr>
         <w:t>• La apertura de incidencias y extras debe caer dentro del rango de la quincena.</w:t>
+      </w:r>
+    </w:p>
+    <w:p>
+      <w:pPr>
+        <w:spacing w:after="40"/>
+      </w:pPr>
+      <w:r>
+        <w:rPr>
+          <w:rFonts w:ascii="Aptos" w:hAnsi="Aptos"/>
+          <w:b w:val="0"/>
+          <w:color w:val="334155"/>
+          <w:sz w:val="18"/>
+        </w:rPr>
+        <w:t>• La vigencia base no abre ventanas ni limita Extras independientes; sus ventanas siguen bajo control manual de Admin.</w:t>
       </w:r>
     </w:p>
     <w:p>
@@ -10802,6 +10858,20 @@
           <w:color w:val="334155"/>
           <w:sz w:val="18"/>
         </w:rPr>
+        <w:t>• Vigencia pagable inclusiva de horas base del ciclo.</w:t>
+      </w:r>
+    </w:p>
+    <w:p>
+      <w:pPr>
+        <w:spacing w:after="40"/>
+      </w:pPr>
+      <w:r>
+        <w:rPr>
+          <w:rFonts w:ascii="Aptos" w:hAnsi="Aptos"/>
+          <w:b w:val="0"/>
+          <w:color w:val="334155"/>
+          <w:sz w:val="18"/>
+        </w:rPr>
         <w:t>• Días hábiles L-V dentro del rango.</w:t>
       </w:r>
     </w:p>
@@ -10928,7 +10998,7 @@
           <w:color w:val="334155"/>
           <w:sz w:val="18"/>
         </w:rPr>
-        <w:t>• L-V se multiplica por las veces que cada día aparece en la quincena.</w:t>
+        <w:t>• La quincena se intersecta primero con la vigencia pagable del ciclo.</w:t>
       </w:r>
     </w:p>
     <w:p>
@@ -10942,7 +11012,7 @@
           <w:color w:val="334155"/>
           <w:sz w:val="18"/>
         </w:rPr>
-        <w:t>• Módulo 1 y módulo 2 cuentan sábados recurrentes dentro del rango modular y dentro de la quincena.</w:t>
+        <w:t>• L-V se multiplica por las veces que cada día aparece en esa interseccion.</w:t>
       </w:r>
     </w:p>
     <w:p>
@@ -10956,6 +11026,20 @@
           <w:color w:val="334155"/>
           <w:sz w:val="18"/>
         </w:rPr>
+        <w:t>• Módulo 1 y módulo 2 cuentan sábados recurrentes dentro del rango modular, la vigencia base y la quincena.</w:t>
+      </w:r>
+    </w:p>
+    <w:p>
+      <w:pPr>
+        <w:spacing w:after="40"/>
+      </w:pPr>
+      <w:r>
+        <w:rPr>
+          <w:rFonts w:ascii="Aptos" w:hAnsi="Aptos"/>
+          <w:b w:val="0"/>
+          <w:color w:val="334155"/>
+          <w:sz w:val="18"/>
+        </w:rPr>
         <w:t>• Puede haber quincenas con traslape operativo entre L-V, M1 y M2.</w:t>
       </w:r>
     </w:p>
@@ -11013,6 +11097,34 @@
           <w:sz w:val="18"/>
         </w:rPr>
         <w:t>• Extras externos suman al tabulador asignado al extra.</w:t>
+      </w:r>
+    </w:p>
+    <w:p>
+      <w:pPr>
+        <w:spacing w:after="40"/>
+      </w:pPr>
+      <w:r>
+        <w:rPr>
+          <w:rFonts w:ascii="Aptos" w:hAnsi="Aptos"/>
+          <w:b w:val="0"/>
+          <w:color w:val="334155"/>
+          <w:sz w:val="18"/>
+        </w:rPr>
+        <w:t>• Sin ocurrencias base elegibles, faltas, retardos y extras de incidencia aportan cero.</w:t>
+      </w:r>
+    </w:p>
+    <w:p>
+      <w:pPr>
+        <w:spacing w:after="40"/>
+      </w:pPr>
+      <w:r>
+        <w:rPr>
+          <w:rFonts w:ascii="Aptos" w:hAnsi="Aptos"/>
+          <w:b w:val="0"/>
+          <w:color w:val="334155"/>
+          <w:sz w:val="18"/>
+        </w:rPr>
+        <w:t>• Extras independientes conservan su elegibilidad por fecha, quincena y ventana administrativa.</w:t>
       </w:r>
     </w:p>
     <w:p>
@@ -16836,6 +16948,238 @@
     </w:p>
     <w:p>
       <w:pPr>
+        <w:pStyle w:val="Heading2"/>
+      </w:pPr>
+      <w:r>
+        <w:t>12.6 Resultado del despliegue H23</w:t>
+      </w:r>
+    </w:p>
+    <w:p>
+      <w:pPr>
+        <w:spacing w:after="100"/>
+      </w:pPr>
+      <w:r>
+        <w:rPr>
+          <w:rFonts w:ascii="Aptos" w:hAnsi="Aptos"/>
+          <w:b w:val="0"/>
+          <w:color w:val="334155"/>
+          <w:sz w:val="18"/>
+        </w:rPr>
+        <w:t>H23-F4 se ejecuto como ventana controlada:</w:t>
+      </w:r>
+    </w:p>
+    <w:p>
+      <w:pPr>
+        <w:spacing w:after="40"/>
+      </w:pPr>
+      <w:r>
+        <w:rPr>
+          <w:rFonts w:ascii="Aptos" w:hAnsi="Aptos"/>
+          <w:b w:val="0"/>
+          <w:color w:val="334155"/>
+          <w:sz w:val="18"/>
+        </w:rPr>
+        <w:t>1. Backup 1787418742938, estado SUCCESSFUL.</w:t>
+      </w:r>
+    </w:p>
+    <w:p>
+      <w:pPr>
+        <w:spacing w:after="40"/>
+      </w:pPr>
+      <w:r>
+        <w:rPr>
+          <w:rFonts w:ascii="Aptos" w:hAnsi="Aptos"/>
+          <w:b w:val="0"/>
+          <w:color w:val="334155"/>
+          <w:sz w:val="18"/>
+        </w:rPr>
+        <w:t>2. Migracion 015_h23_cycle_base_hours_dates.sql aplicada exclusivamente mediante H05.</w:t>
+      </w:r>
+    </w:p>
+    <w:p>
+      <w:pPr>
+        <w:spacing w:after="40"/>
+      </w:pPr>
+      <w:r>
+        <w:rPr>
+          <w:rFonts w:ascii="Aptos" w:hAnsi="Aptos"/>
+          <w:b w:val="0"/>
+          <w:color w:val="334155"/>
+          <w:sz w:val="18"/>
+        </w:rPr>
+        <w:t>3. H05 final: 18 registradas, 15 baseline, 013/014/015 aplicadas, pending=0 y checksum mismatch=0.</w:t>
+      </w:r>
+    </w:p>
+    <w:p>
+      <w:pPr>
+        <w:spacing w:after="40"/>
+      </w:pPr>
+      <w:r>
+        <w:rPr>
+          <w:rFonts w:ascii="Aptos" w:hAnsi="Aptos"/>
+          <w:b w:val="0"/>
+          <w:color w:val="334155"/>
+          <w:sz w:val="18"/>
+        </w:rPr>
+        <w:t>4. Ciclo 27-1 configurado con vigencia pagable 2026-08-31 a 2026-12-12; M1/M2 permanecieron sin cambios y contenidos.</w:t>
+      </w:r>
+    </w:p>
+    <w:p>
+      <w:pPr>
+        <w:spacing w:after="40"/>
+      </w:pPr>
+      <w:r>
+        <w:rPr>
+          <w:rFonts w:ascii="Aptos" w:hAnsi="Aptos"/>
+          <w:b w:val="0"/>
+          <w:color w:val="334155"/>
+          <w:sz w:val="18"/>
+        </w:rPr>
+        <w:t>5. API desplegada en nomina-api-00055-8wn, 100% del trafico.</w:t>
+      </w:r>
+    </w:p>
+    <w:p>
+      <w:pPr>
+        <w:spacing w:after="40"/>
+      </w:pPr>
+      <w:r>
+        <w:rPr>
+          <w:rFonts w:ascii="Aptos" w:hAnsi="Aptos"/>
+          <w:b w:val="0"/>
+          <w:color w:val="334155"/>
+          <w:sz w:val="18"/>
+        </w:rPr>
+        <w:t>6. Hosting live release 1787419305880000, version 07924eeeb7713f30.</w:t>
+      </w:r>
+    </w:p>
+    <w:p>
+      <w:pPr>
+        <w:spacing w:after="40"/>
+      </w:pPr>
+      <w:r>
+        <w:rPr>
+          <w:rFonts w:ascii="Aptos" w:hAnsi="Aptos"/>
+          <w:b w:val="0"/>
+          <w:color w:val="334155"/>
+          <w:sz w:val="18"/>
+        </w:rPr>
+        <w:t>7. Healthchecks HTTP 200, rutas protegidas sin sesion HTTP 401 y cero logs severos atribuibles a H23.</w:t>
+      </w:r>
+    </w:p>
+    <w:p>
+      <w:pPr>
+        <w:spacing w:after="40"/>
+      </w:pPr>
+      <w:r>
+        <w:rPr>
+          <w:rFonts w:ascii="Aptos" w:hAnsi="Aptos"/>
+          <w:b w:val="0"/>
+          <w:color w:val="334155"/>
+          <w:sz w:val="18"/>
+        </w:rPr>
+        <w:t>8. Smoke de Calendario, Preview, Incidencias, Reporte vivo, H20 y responsive aprobado.</w:t>
+      </w:r>
+    </w:p>
+    <w:p>
+      <w:pPr>
+        <w:spacing w:after="40"/>
+      </w:pPr>
+      <w:r>
+        <w:rPr>
+          <w:rFonts w:ascii="Aptos" w:hAnsi="Aptos"/>
+          <w:b w:val="0"/>
+          <w:color w:val="334155"/>
+          <w:sz w:val="18"/>
+        </w:rPr>
+        <w:t>9. La quincena 2026-08-10 a 2026-08-22 produce L-V, M1, M2, base e incidencias en cero.</w:t>
+      </w:r>
+    </w:p>
+    <w:p>
+      <w:pPr>
+        <w:spacing w:after="40"/>
+      </w:pPr>
+      <w:r>
+        <w:rPr>
+          <w:rFonts w:ascii="Aptos" w:hAnsi="Aptos"/>
+          <w:b w:val="0"/>
+          <w:color w:val="334155"/>
+          <w:sz w:val="18"/>
+        </w:rPr>
+        <w:t>10. No se guardo ni cancelo Nomina, no se abrio la ventana de Extras y no se capturaron propedeuticos.</w:t>
+      </w:r>
+    </w:p>
+    <w:p>
+      <w:pPr>
+        <w:spacing w:after="100"/>
+      </w:pPr>
+      <w:r>
+        <w:rPr>
+          <w:rFonts w:ascii="Aptos" w:hAnsi="Aptos"/>
+          <w:b w:val="0"/>
+          <w:color w:val="334155"/>
+          <w:sz w:val="18"/>
+        </w:rPr>
+        <w:t>Rollback H23:</w:t>
+      </w:r>
+    </w:p>
+    <w:p>
+      <w:pPr>
+        <w:spacing w:after="40"/>
+      </w:pPr>
+      <w:r>
+        <w:rPr>
+          <w:rFonts w:ascii="Aptos" w:hAnsi="Aptos"/>
+          <w:b w:val="0"/>
+          <w:color w:val="334155"/>
+          <w:sz w:val="18"/>
+        </w:rPr>
+        <w:t>• API: regresar trafico a nomina-api-00054-2ld.</w:t>
+      </w:r>
+    </w:p>
+    <w:p>
+      <w:pPr>
+        <w:spacing w:after="40"/>
+      </w:pPr>
+      <w:r>
+        <w:rPr>
+          <w:rFonts w:ascii="Aptos" w:hAnsi="Aptos"/>
+          <w:b w:val="0"/>
+          <w:color w:val="334155"/>
+          <w:sz w:val="18"/>
+        </w:rPr>
+        <w:t>• Hosting: restaurar release 1785536172540000, version 91ba12f3159468b8.</w:t>
+      </w:r>
+    </w:p>
+    <w:p>
+      <w:pPr>
+        <w:spacing w:after="40"/>
+      </w:pPr>
+      <w:r>
+        <w:rPr>
+          <w:rFonts w:ascii="Aptos" w:hAnsi="Aptos"/>
+          <w:b w:val="0"/>
+          <w:color w:val="334155"/>
+          <w:sz w:val="18"/>
+        </w:rPr>
+        <w:t>• Las columnas y fechas H23 pueden permanecer porque el codigo anterior las ignora.</w:t>
+      </w:r>
+    </w:p>
+    <w:p>
+      <w:pPr>
+        <w:spacing w:after="40"/>
+      </w:pPr>
+      <w:r>
+        <w:rPr>
+          <w:rFonts w:ascii="Aptos" w:hAnsi="Aptos"/>
+          <w:b w:val="0"/>
+          <w:color w:val="334155"/>
+          <w:sz w:val="18"/>
+        </w:rPr>
+        <w:t>• No eliminar constraints ni ejecutar SQL inverso improvisado.</w:t>
+      </w:r>
+    </w:p>
+    <w:p>
+      <w:pPr>
         <w:pStyle w:val="Heading1"/>
       </w:pPr>
       <w:r>
